--- a/output/Bergmann-CV-Complete.docx
+++ b/output/Bergmann-CV-Complete.docx
@@ -34,7 +34,7 @@
           <w:iCs/>
           <w:i/>
         </w:rPr>
-        <w:t xml:space="preserve">Generated 2026-07-21 from cv.yaml — do not edit outputs directly.</w:t>
+        <w:t xml:space="preserve">Generated 2026-07-22 from cv.yaml — do not edit outputs directly.</w:t>
       </w:r>
     </w:p>
     <w:bookmarkStart w:id="20" w:name="employment"/>
@@ -773,7 +773,7 @@
         <w:t xml:space="preserve"> </w:t>
       </w:r>
       <w:r>
-        <w:t xml:space="preserve">Chapter in [collection — TODO], [publisher — TODO], [pages — TODO]. [TODO — submitted / accepted / in press]</w:t>
+        <w:t xml:space="preserve">Chapter in Robots and Other Artificial Agents on Stage: Theoretical Concepts and Artistic Practices, edited by Erica Magris and Izabella Pluta, transcript Verlag (Theatre Studies series). [pages TODO] [in press — confirm with editors]</w:t>
       </w:r>
     </w:p>
     <w:p>
@@ -3511,7 +3511,7 @@
         <w:t xml:space="preserve"> </w:t>
       </w:r>
       <w:r>
-        <w:t xml:space="preserve">— Coordinator, Global Campus Studio, TMU</w:t>
+        <w:t xml:space="preserve">— Coordinator, Global Campus Studio course, TMU</w:t>
       </w:r>
     </w:p>
     <w:p>

--- a/output/Bergmann-CV-Complete.docx
+++ b/output/Bergmann-CV-Complete.docx
@@ -2,7 +2,7 @@
 <file path=word/document.xml><?xml version="1.0" encoding="utf-8"?>
 <w:document xmlns:w="http://schemas.openxmlformats.org/wordprocessingml/2006/main" xmlns:m="http://schemas.openxmlformats.org/officeDocument/2006/math" xmlns:r="http://schemas.openxmlformats.org/officeDocument/2006/relationships" xmlns:o="urn:schemas-microsoft-com:office:office" xmlns:v="urn:schemas-microsoft-com:vml" xmlns:w10="urn:schemas-microsoft-com:office:word" xmlns:a="http://schemas.openxmlformats.org/drawingml/2006/main" xmlns:pic="http://schemas.openxmlformats.org/drawingml/2006/picture" xmlns:wp="http://schemas.openxmlformats.org/drawingml/2006/wordprocessingDrawing">
   <w:body>
-    <w:bookmarkStart w:id="28" w:name="curriculum-vitae-michael-f-bergmann"/>
+    <w:bookmarkStart w:id="39" w:name="curriculum-vitae-michael-f-bergmann"/>
     <w:p>
       <w:pPr>
         <w:pStyle w:val="Heading1"/>
@@ -31,13 +31,13 @@
       </w:pPr>
       <w:r>
         <w:rPr>
+          <w:iCs/>
           <w:i/>
-          <w:iCs/>
         </w:rPr>
-        <w:t xml:space="preserve">Generated 2026-07-21 from cv.yaml — do not edit outputs directly.</w:t>
+        <w:t xml:space="preserve">Generated 2026-07-22 from cv.yaml — do not edit outputs directly.</w:t>
       </w:r>
     </w:p>
-    <w:bookmarkStart w:id="9" w:name="employment"/>
+    <w:bookmarkStart w:id="20" w:name="employment"/>
     <w:p>
       <w:pPr>
         <w:pStyle w:val="Heading2"/>
@@ -50,8 +50,8 @@
       <w:tblPr>
         <w:tblStyle w:val="Table"/>
         <w:tblW w:type="pct" w:w="5000"/>
-        <w:tblLayout w:type="fixed"/>
         <w:tblLook w:firstRow="0" w:lastRow="0" w:firstColumn="0" w:lastColumn="0" w:noHBand="0" w:noVBand="0" w:val="0000"/>
+        <w:jc w:val="start"/>
       </w:tblPr>
       <w:tblGrid>
         <w:gridCol w:w="1941"/>
@@ -67,8 +67,8 @@
             </w:pPr>
             <w:r>
               <w:rPr>
-                <w:b/>
-                <w:bCs/>
+                <w:bCs/>
+                <w:b/>
               </w:rPr>
               <w:t xml:space="preserve">2024-01 – present</w:t>
             </w:r>
@@ -97,8 +97,8 @@
             </w:pPr>
             <w:r>
               <w:rPr>
-                <w:b/>
-                <w:bCs/>
+                <w:bCs/>
+                <w:b/>
               </w:rPr>
               <w:t xml:space="preserve">2024-01 – TODO-END-DATE</w:t>
             </w:r>
@@ -127,8 +127,8 @@
             </w:pPr>
             <w:r>
               <w:rPr>
-                <w:b/>
-                <w:bCs/>
+                <w:bCs/>
+                <w:b/>
               </w:rPr>
               <w:t xml:space="preserve">2022-07 – 2023-07</w:t>
             </w:r>
@@ -157,8 +157,8 @@
             </w:pPr>
             <w:r>
               <w:rPr>
-                <w:b/>
-                <w:bCs/>
+                <w:bCs/>
+                <w:b/>
               </w:rPr>
               <w:t xml:space="preserve">2019-08 – 2024-01</w:t>
             </w:r>
@@ -187,8 +187,8 @@
             </w:pPr>
             <w:r>
               <w:rPr>
-                <w:b/>
-                <w:bCs/>
+                <w:bCs/>
+                <w:b/>
               </w:rPr>
               <w:t xml:space="preserve">2017 – present</w:t>
             </w:r>
@@ -217,8 +217,8 @@
             </w:pPr>
             <w:r>
               <w:rPr>
-                <w:b/>
-                <w:bCs/>
+                <w:bCs/>
+                <w:b/>
               </w:rPr>
               <w:t xml:space="preserve">2016-08 – 2019-08</w:t>
             </w:r>
@@ -247,8 +247,8 @@
             </w:pPr>
             <w:r>
               <w:rPr>
-                <w:b/>
-                <w:bCs/>
+                <w:bCs/>
+                <w:b/>
               </w:rPr>
               <w:t xml:space="preserve">2014 – 2016</w:t>
             </w:r>
@@ -277,8 +277,8 @@
             </w:pPr>
             <w:r>
               <w:rPr>
-                <w:b/>
-                <w:bCs/>
+                <w:bCs/>
+                <w:b/>
               </w:rPr>
               <w:t xml:space="preserve">2007 – 2010</w:t>
             </w:r>
@@ -298,8 +298,8 @@
         </w:tc>
       </w:tr>
     </w:tbl>
-    <w:bookmarkEnd w:id="9"/>
-    <w:bookmarkStart w:id="10" w:name="education"/>
+    <w:bookmarkEnd w:id="20"/>
+    <w:bookmarkStart w:id="21" w:name="education"/>
     <w:p>
       <w:pPr>
         <w:pStyle w:val="Heading2"/>
@@ -312,8 +312,8 @@
       <w:tblPr>
         <w:tblStyle w:val="Table"/>
         <w:tblW w:type="pct" w:w="5000"/>
-        <w:tblLayout w:type="fixed"/>
         <w:tblLook w:firstRow="0" w:lastRow="0" w:firstColumn="0" w:lastColumn="0" w:noHBand="0" w:noVBand="0" w:val="0000"/>
+        <w:jc w:val="start"/>
       </w:tblPr>
       <w:tblGrid>
         <w:gridCol w:w="1941"/>
@@ -329,8 +329,8 @@
             </w:pPr>
             <w:r>
               <w:rPr>
-                <w:b/>
-                <w:bCs/>
+                <w:bCs/>
+                <w:b/>
               </w:rPr>
               <w:t xml:space="preserve">2022-09 – present</w:t>
             </w:r>
@@ -359,8 +359,8 @@
             </w:pPr>
             <w:r>
               <w:rPr>
-                <w:b/>
-                <w:bCs/>
+                <w:bCs/>
+                <w:b/>
               </w:rPr>
               <w:t xml:space="preserve">2011 – 2014</w:t>
             </w:r>
@@ -389,8 +389,8 @@
             </w:pPr>
             <w:r>
               <w:rPr>
-                <w:b/>
-                <w:bCs/>
+                <w:bCs/>
+                <w:b/>
               </w:rPr>
               <w:t xml:space="preserve">2006 – 2011</w:t>
             </w:r>
@@ -410,8 +410,8 @@
         </w:tc>
       </w:tr>
     </w:tbl>
-    <w:bookmarkEnd w:id="10"/>
-    <w:bookmarkStart w:id="11" w:name="teaching-training-and-certifications"/>
+    <w:bookmarkEnd w:id="21"/>
+    <w:bookmarkStart w:id="22" w:name="teaching-training-and-certifications"/>
     <w:p>
       <w:pPr>
         <w:pStyle w:val="Heading2"/>
@@ -424,8 +424,8 @@
       <w:tblPr>
         <w:tblStyle w:val="Table"/>
         <w:tblW w:type="pct" w:w="5000"/>
-        <w:tblLayout w:type="fixed"/>
         <w:tblLook w:firstRow="0" w:lastRow="0" w:firstColumn="0" w:lastColumn="0" w:noHBand="0" w:noVBand="0" w:val="0000"/>
+        <w:jc w:val="start"/>
       </w:tblPr>
       <w:tblGrid>
         <w:gridCol w:w="1941"/>
@@ -441,8 +441,8 @@
             </w:pPr>
             <w:r>
               <w:rPr>
-                <w:b/>
-                <w:bCs/>
+                <w:bCs/>
+                <w:b/>
               </w:rPr>
               <w:t xml:space="preserve">2020</w:t>
             </w:r>
@@ -471,8 +471,8 @@
             </w:pPr>
             <w:r>
               <w:rPr>
-                <w:b/>
-                <w:bCs/>
+                <w:bCs/>
+                <w:b/>
               </w:rPr>
               <w:t xml:space="preserve">2019</w:t>
             </w:r>
@@ -501,8 +501,8 @@
             </w:pPr>
             <w:r>
               <w:rPr>
-                <w:b/>
-                <w:bCs/>
+                <w:bCs/>
+                <w:b/>
               </w:rPr>
               <w:t xml:space="preserve">2019</w:t>
             </w:r>
@@ -531,8 +531,8 @@
             </w:pPr>
             <w:r>
               <w:rPr>
-                <w:b/>
-                <w:bCs/>
+                <w:bCs/>
+                <w:b/>
               </w:rPr>
               <w:t xml:space="preserve">2018</w:t>
             </w:r>
@@ -561,8 +561,8 @@
             </w:pPr>
             <w:r>
               <w:rPr>
-                <w:b/>
-                <w:bCs/>
+                <w:bCs/>
+                <w:b/>
               </w:rPr>
               <w:t xml:space="preserve">2015</w:t>
             </w:r>
@@ -582,8 +582,8 @@
         </w:tc>
       </w:tr>
     </w:tbl>
-    <w:bookmarkEnd w:id="11"/>
-    <w:bookmarkStart w:id="12" w:name="awards-and-distinctions"/>
+    <w:bookmarkEnd w:id="22"/>
+    <w:bookmarkStart w:id="23" w:name="awards-and-distinctions"/>
     <w:p>
       <w:pPr>
         <w:pStyle w:val="Heading2"/>
@@ -596,8 +596,8 @@
       <w:tblPr>
         <w:tblStyle w:val="Table"/>
         <w:tblW w:type="pct" w:w="5000"/>
-        <w:tblLayout w:type="fixed"/>
         <w:tblLook w:firstRow="0" w:lastRow="0" w:firstColumn="0" w:lastColumn="0" w:noHBand="0" w:noVBand="0" w:val="0000"/>
+        <w:jc w:val="start"/>
       </w:tblPr>
       <w:tblGrid>
         <w:gridCol w:w="1941"/>
@@ -613,8 +613,8 @@
             </w:pPr>
             <w:r>
               <w:rPr>
-                <w:b/>
-                <w:bCs/>
+                <w:bCs/>
+                <w:b/>
               </w:rPr>
               <w:t xml:space="preserve">2022</w:t>
             </w:r>
@@ -643,8 +643,8 @@
             </w:pPr>
             <w:r>
               <w:rPr>
-                <w:b/>
-                <w:bCs/>
+                <w:bCs/>
+                <w:b/>
               </w:rPr>
               <w:t xml:space="preserve">2014</w:t>
             </w:r>
@@ -673,8 +673,8 @@
             </w:pPr>
             <w:r>
               <w:rPr>
-                <w:b/>
-                <w:bCs/>
+                <w:bCs/>
+                <w:b/>
               </w:rPr>
               <w:t xml:space="preserve">2012 – 2014</w:t>
             </w:r>
@@ -703,8 +703,8 @@
             </w:pPr>
             <w:r>
               <w:rPr>
-                <w:b/>
-                <w:bCs/>
+                <w:bCs/>
+                <w:b/>
               </w:rPr>
               <w:t xml:space="preserve">2009</w:t>
             </w:r>
@@ -724,8 +724,8 @@
         </w:tc>
       </w:tr>
     </w:tbl>
-    <w:bookmarkEnd w:id="12"/>
-    <w:bookmarkStart w:id="13" w:name="residencies-and-invited-positions"/>
+    <w:bookmarkEnd w:id="23"/>
+    <w:bookmarkStart w:id="24" w:name="residencies-and-invited-positions"/>
     <w:p>
       <w:pPr>
         <w:pStyle w:val="Heading2"/>
@@ -738,8 +738,8 @@
       <w:tblPr>
         <w:tblStyle w:val="Table"/>
         <w:tblW w:type="pct" w:w="5000"/>
-        <w:tblLayout w:type="fixed"/>
         <w:tblLook w:firstRow="0" w:lastRow="0" w:firstColumn="0" w:lastColumn="0" w:noHBand="0" w:noVBand="0" w:val="0000"/>
+        <w:jc w:val="start"/>
       </w:tblPr>
       <w:tblGrid>
         <w:gridCol w:w="1941"/>
@@ -755,8 +755,8 @@
             </w:pPr>
             <w:r>
               <w:rPr>
-                <w:b/>
-                <w:bCs/>
+                <w:bCs/>
+                <w:b/>
               </w:rPr>
               <w:t xml:space="preserve">2025-12 – 2026-02</w:t>
             </w:r>
@@ -785,8 +785,8 @@
             </w:pPr>
             <w:r>
               <w:rPr>
-                <w:b/>
-                <w:bCs/>
+                <w:bCs/>
+                <w:b/>
               </w:rPr>
               <w:t xml:space="preserve">2024-06</w:t>
             </w:r>
@@ -815,8 +815,8 @@
             </w:pPr>
             <w:r>
               <w:rPr>
-                <w:b/>
-                <w:bCs/>
+                <w:bCs/>
+                <w:b/>
               </w:rPr>
               <w:t xml:space="preserve">2022-04</w:t>
             </w:r>
@@ -845,8 +845,8 @@
             </w:pPr>
             <w:r>
               <w:rPr>
-                <w:b/>
-                <w:bCs/>
+                <w:bCs/>
+                <w:b/>
               </w:rPr>
               <w:t xml:space="preserve">2021-09 – 2022</w:t>
             </w:r>
@@ -866,8 +866,8 @@
         </w:tc>
       </w:tr>
     </w:tbl>
-    <w:bookmarkEnd w:id="13"/>
-    <w:bookmarkStart w:id="14" w:name="publications"/>
+    <w:bookmarkEnd w:id="24"/>
+    <w:bookmarkStart w:id="25" w:name="publications"/>
     <w:p>
       <w:pPr>
         <w:pStyle w:val="Heading2"/>
@@ -880,8 +880,8 @@
       <w:tblPr>
         <w:tblStyle w:val="Table"/>
         <w:tblW w:type="pct" w:w="5000"/>
-        <w:tblLayout w:type="fixed"/>
         <w:tblLook w:firstRow="0" w:lastRow="0" w:firstColumn="0" w:lastColumn="0" w:noHBand="0" w:noVBand="0" w:val="0000"/>
+        <w:jc w:val="start"/>
       </w:tblPr>
       <w:tblGrid>
         <w:gridCol w:w="1941"/>
@@ -897,8 +897,8 @@
             </w:pPr>
             <w:r>
               <w:rPr>
-                <w:b/>
-                <w:bCs/>
+                <w:bCs/>
+                <w:b/>
               </w:rPr>
               <w:t xml:space="preserve">2022-07</w:t>
             </w:r>
@@ -918,7 +918,13 @@
               <w:t xml:space="preserve"> </w:t>
             </w:r>
             <w:r>
-              <w:t xml:space="preserve">“Augmented Symphony: An augmented reality application for immersive music listening.”</w:t>
+              <w:t xml:space="preserve">“</w:t>
+            </w:r>
+            <w:r>
+              <w:t xml:space="preserve">Augmented Symphony: An augmented reality application for immersive music listening.</w:t>
+            </w:r>
+            <w:r>
+              <w:t xml:space="preserve">”</w:t>
             </w:r>
             <w:r>
               <w:t xml:space="preserve"> </w:t>
@@ -939,8 +945,8 @@
             </w:pPr>
             <w:r>
               <w:rPr>
-                <w:b/>
-                <w:bCs/>
+                <w:bCs/>
+                <w:b/>
               </w:rPr>
               <w:t xml:space="preserve">2022-05</w:t>
             </w:r>
@@ -969,8 +975,8 @@
             </w:pPr>
             <w:r>
               <w:rPr>
-                <w:b/>
-                <w:bCs/>
+                <w:bCs/>
+                <w:b/>
               </w:rPr>
               <w:t xml:space="preserve">2021</w:t>
             </w:r>
@@ -990,7 +996,13 @@
               <w:t xml:space="preserve"> </w:t>
             </w:r>
             <w:r>
-              <w:t xml:space="preserve">“Uncanny Text.”</w:t>
+              <w:t xml:space="preserve">“</w:t>
+            </w:r>
+            <w:r>
+              <w:t xml:space="preserve">Uncanny Text.</w:t>
+            </w:r>
+            <w:r>
+              <w:t xml:space="preserve">”</w:t>
             </w:r>
             <w:r>
               <w:t xml:space="preserve"> </w:t>
@@ -1002,8 +1014,8 @@
         </w:tc>
       </w:tr>
     </w:tbl>
-    <w:bookmarkEnd w:id="14"/>
-    <w:bookmarkStart w:id="15" w:name="forthcoming"/>
+    <w:bookmarkEnd w:id="25"/>
+    <w:bookmarkStart w:id="26" w:name="forthcoming"/>
     <w:p>
       <w:pPr>
         <w:pStyle w:val="Heading2"/>
@@ -1016,8 +1028,8 @@
       <w:tblPr>
         <w:tblStyle w:val="Table"/>
         <w:tblW w:type="pct" w:w="5000"/>
-        <w:tblLayout w:type="fixed"/>
         <w:tblLook w:firstRow="0" w:lastRow="0" w:firstColumn="0" w:lastColumn="0" w:noHBand="0" w:noVBand="0" w:val="0000"/>
+        <w:jc w:val="start"/>
       </w:tblPr>
       <w:tblGrid>
         <w:gridCol w:w="1941"/>
@@ -1033,8 +1045,8 @@
             </w:pPr>
             <w:r>
               <w:rPr>
-                <w:b/>
-                <w:bCs/>
+                <w:bCs/>
+                <w:b/>
               </w:rPr>
               <w:t xml:space="preserve">2026</w:t>
             </w:r>
@@ -1054,7 +1066,13 @@
               <w:t xml:space="preserve"> </w:t>
             </w:r>
             <w:r>
-              <w:t xml:space="preserve">“Cultivating Empathy through Robotic Performance.”</w:t>
+              <w:t xml:space="preserve">“</w:t>
+            </w:r>
+            <w:r>
+              <w:t xml:space="preserve">Cultivating Empathy through Robotic Performance.</w:t>
+            </w:r>
+            <w:r>
+              <w:t xml:space="preserve">”</w:t>
             </w:r>
             <w:r>
               <w:t xml:space="preserve"> </w:t>
@@ -1075,8 +1093,8 @@
             </w:pPr>
             <w:r>
               <w:rPr>
-                <w:b/>
-                <w:bCs/>
+                <w:bCs/>
+                <w:b/>
               </w:rPr>
               <w:t xml:space="preserve">2026</w:t>
             </w:r>
@@ -1096,7 +1114,13 @@
               <w:t xml:space="preserve"> </w:t>
             </w:r>
             <w:r>
-              <w:t xml:space="preserve">“Improvising with Commercial AI: Questions of Care and Ethics.”</w:t>
+              <w:t xml:space="preserve">“</w:t>
+            </w:r>
+            <w:r>
+              <w:t xml:space="preserve">Improvising with Commercial AI: Questions of Care and Ethics.</w:t>
+            </w:r>
+            <w:r>
+              <w:t xml:space="preserve">”</w:t>
             </w:r>
             <w:r>
               <w:t xml:space="preserve"> </w:t>
@@ -1108,8 +1132,8 @@
         </w:tc>
       </w:tr>
     </w:tbl>
-    <w:bookmarkEnd w:id="15"/>
-    <w:bookmarkStart w:id="16" w:name="conference-presentations"/>
+    <w:bookmarkEnd w:id="26"/>
+    <w:bookmarkStart w:id="27" w:name="conference-presentations"/>
     <w:p>
       <w:pPr>
         <w:pStyle w:val="Heading2"/>
@@ -1122,8 +1146,8 @@
       <w:tblPr>
         <w:tblStyle w:val="Table"/>
         <w:tblW w:type="pct" w:w="5000"/>
-        <w:tblLayout w:type="fixed"/>
         <w:tblLook w:firstRow="0" w:lastRow="0" w:firstColumn="0" w:lastColumn="0" w:noHBand="0" w:noVBand="0" w:val="0000"/>
+        <w:jc w:val="start"/>
       </w:tblPr>
       <w:tblGrid>
         <w:gridCol w:w="1941"/>
@@ -1139,8 +1163,8 @@
             </w:pPr>
             <w:r>
               <w:rPr>
-                <w:b/>
-                <w:bCs/>
+                <w:bCs/>
+                <w:b/>
               </w:rPr>
               <w:t xml:space="preserve">2025-09</w:t>
             </w:r>
@@ -1160,7 +1184,13 @@
               <w:t xml:space="preserve"> </w:t>
             </w:r>
             <w:r>
-              <w:t xml:space="preserve">“Hallucinating Children: Improvisation After the Algorithmic Shipwreck.”</w:t>
+              <w:t xml:space="preserve">“</w:t>
+            </w:r>
+            <w:r>
+              <w:t xml:space="preserve">Hallucinating Children: Improvisation After the Algorithmic Shipwreck.</w:t>
+            </w:r>
+            <w:r>
+              <w:t xml:space="preserve">”</w:t>
             </w:r>
             <w:r>
               <w:t xml:space="preserve"> </w:t>
@@ -1181,8 +1211,8 @@
             </w:pPr>
             <w:r>
               <w:rPr>
-                <w:b/>
-                <w:bCs/>
+                <w:bCs/>
+                <w:b/>
               </w:rPr>
               <w:t xml:space="preserve">2024-10</w:t>
             </w:r>
@@ -1202,7 +1232,13 @@
               <w:t xml:space="preserve"> </w:t>
             </w:r>
             <w:r>
-              <w:t xml:space="preserve">“Beyond Tools: Reimaging Technology as Co-Participants in Performance Design.”</w:t>
+              <w:t xml:space="preserve">“</w:t>
+            </w:r>
+            <w:r>
+              <w:t xml:space="preserve">Beyond Tools: Reimaging Technology as Co-Participants in Performance Design.</w:t>
+            </w:r>
+            <w:r>
+              <w:t xml:space="preserve">”</w:t>
             </w:r>
             <w:r>
               <w:t xml:space="preserve"> </w:t>
@@ -1223,8 +1259,8 @@
             </w:pPr>
             <w:r>
               <w:rPr>
-                <w:b/>
-                <w:bCs/>
+                <w:bCs/>
+                <w:b/>
               </w:rPr>
               <w:t xml:space="preserve">2024-03</w:t>
             </w:r>
@@ -1244,7 +1280,13 @@
               <w:t xml:space="preserve"> </w:t>
             </w:r>
             <w:r>
-              <w:t xml:space="preserve">“Robotics, AI, and the Future of Theatre.”</w:t>
+              <w:t xml:space="preserve">“</w:t>
+            </w:r>
+            <w:r>
+              <w:t xml:space="preserve">Robotics, AI, and the Future of Theatre.</w:t>
+            </w:r>
+            <w:r>
+              <w:t xml:space="preserve">”</w:t>
             </w:r>
             <w:r>
               <w:t xml:space="preserve"> </w:t>
@@ -1265,8 +1307,8 @@
             </w:pPr>
             <w:r>
               <w:rPr>
-                <w:b/>
-                <w:bCs/>
+                <w:bCs/>
+                <w:b/>
               </w:rPr>
               <w:t xml:space="preserve">2023-06</w:t>
             </w:r>
@@ -1286,7 +1328,13 @@
               <w:t xml:space="preserve"> </w:t>
             </w:r>
             <w:r>
-              <w:t xml:space="preserve">“Envisioning theatre with non-human collaborators: A Paramanifesto.”</w:t>
+              <w:t xml:space="preserve">“</w:t>
+            </w:r>
+            <w:r>
+              <w:t xml:space="preserve">Envisioning theatre with non-human collaborators: A Paramanifesto.</w:t>
+            </w:r>
+            <w:r>
+              <w:t xml:space="preserve">”</w:t>
             </w:r>
             <w:r>
               <w:t xml:space="preserve"> </w:t>
@@ -1307,8 +1355,8 @@
             </w:pPr>
             <w:r>
               <w:rPr>
-                <w:b/>
-                <w:bCs/>
+                <w:bCs/>
+                <w:b/>
               </w:rPr>
               <w:t xml:space="preserve">2023-06</w:t>
             </w:r>
@@ -1328,7 +1376,13 @@
               <w:t xml:space="preserve"> </w:t>
             </w:r>
             <w:r>
-              <w:t xml:space="preserve">“AI Sentience.”</w:t>
+              <w:t xml:space="preserve">“</w:t>
+            </w:r>
+            <w:r>
+              <w:t xml:space="preserve">AI Sentience.</w:t>
+            </w:r>
+            <w:r>
+              <w:t xml:space="preserve">”</w:t>
             </w:r>
             <w:r>
               <w:t xml:space="preserve"> </w:t>
@@ -1349,8 +1403,8 @@
             </w:pPr>
             <w:r>
               <w:rPr>
-                <w:b/>
-                <w:bCs/>
+                <w:bCs/>
+                <w:b/>
               </w:rPr>
               <w:t xml:space="preserve">2022-05</w:t>
             </w:r>
@@ -1370,7 +1424,13 @@
               <w:t xml:space="preserve"> </w:t>
             </w:r>
             <w:r>
-              <w:t xml:space="preserve">“Stepping Back In: Taking the best of virtual delivery to a new in-person experience.”</w:t>
+              <w:t xml:space="preserve">“</w:t>
+            </w:r>
+            <w:r>
+              <w:t xml:space="preserve">Stepping Back In: Taking the best of virtual delivery to a new in-person experience.</w:t>
+            </w:r>
+            <w:r>
+              <w:t xml:space="preserve">”</w:t>
             </w:r>
             <w:r>
               <w:t xml:space="preserve"> </w:t>
@@ -1391,8 +1451,8 @@
             </w:pPr>
             <w:r>
               <w:rPr>
-                <w:b/>
-                <w:bCs/>
+                <w:bCs/>
+                <w:b/>
               </w:rPr>
               <w:t xml:space="preserve">2022-05</w:t>
             </w:r>
@@ -1412,7 +1472,13 @@
               <w:t xml:space="preserve"> </w:t>
             </w:r>
             <w:r>
-              <w:t xml:space="preserve">“Student-driven curriculum development for creative practice.”</w:t>
+              <w:t xml:space="preserve">“</w:t>
+            </w:r>
+            <w:r>
+              <w:t xml:space="preserve">Student-driven curriculum development for creative practice.</w:t>
+            </w:r>
+            <w:r>
+              <w:t xml:space="preserve">”</w:t>
             </w:r>
             <w:r>
               <w:t xml:space="preserve"> </w:t>
@@ -1433,8 +1499,8 @@
             </w:pPr>
             <w:r>
               <w:rPr>
-                <w:b/>
-                <w:bCs/>
+                <w:bCs/>
+                <w:b/>
               </w:rPr>
               <w:t xml:space="preserve">2021-10</w:t>
             </w:r>
@@ -1454,7 +1520,13 @@
               <w:t xml:space="preserve"> </w:t>
             </w:r>
             <w:r>
-              <w:t xml:space="preserve">“Cultivating Empathy through Robotic Performance.”</w:t>
+              <w:t xml:space="preserve">“</w:t>
+            </w:r>
+            <w:r>
+              <w:t xml:space="preserve">Cultivating Empathy through Robotic Performance.</w:t>
+            </w:r>
+            <w:r>
+              <w:t xml:space="preserve">”</w:t>
             </w:r>
             <w:r>
               <w:t xml:space="preserve"> </w:t>
@@ -1475,8 +1547,8 @@
             </w:pPr>
             <w:r>
               <w:rPr>
-                <w:b/>
-                <w:bCs/>
+                <w:bCs/>
+                <w:b/>
               </w:rPr>
               <w:t xml:space="preserve">2021-06</w:t>
             </w:r>
@@ -1496,7 +1568,13 @@
               <w:t xml:space="preserve"> </w:t>
             </w:r>
             <w:r>
-              <w:t xml:space="preserve">“Unapologetically learning together: Adapting Production and Design curriculum to a virtual stage.”</w:t>
+              <w:t xml:space="preserve">“</w:t>
+            </w:r>
+            <w:r>
+              <w:t xml:space="preserve">Unapologetically learning together: Adapting Production and Design curriculum to a virtual stage.</w:t>
+            </w:r>
+            <w:r>
+              <w:t xml:space="preserve">”</w:t>
             </w:r>
             <w:r>
               <w:t xml:space="preserve"> </w:t>
@@ -1517,8 +1595,8 @@
             </w:pPr>
             <w:r>
               <w:rPr>
-                <w:b/>
-                <w:bCs/>
+                <w:bCs/>
+                <w:b/>
               </w:rPr>
               <w:t xml:space="preserve">2021-05</w:t>
             </w:r>
@@ -1538,7 +1616,13 @@
               <w:t xml:space="preserve"> </w:t>
             </w:r>
             <w:r>
-              <w:t xml:space="preserve">“Pandemic Performance: Adapting Production and Design curriculum to a virtual stage.”</w:t>
+              <w:t xml:space="preserve">“</w:t>
+            </w:r>
+            <w:r>
+              <w:t xml:space="preserve">Pandemic Performance: Adapting Production and Design curriculum to a virtual stage.</w:t>
+            </w:r>
+            <w:r>
+              <w:t xml:space="preserve">”</w:t>
             </w:r>
             <w:r>
               <w:t xml:space="preserve"> </w:t>
@@ -1559,8 +1643,8 @@
             </w:pPr>
             <w:r>
               <w:rPr>
-                <w:b/>
-                <w:bCs/>
+                <w:bCs/>
+                <w:b/>
               </w:rPr>
               <w:t xml:space="preserve">2019-05</w:t>
             </w:r>
@@ -1580,7 +1664,13 @@
               <w:t xml:space="preserve"> </w:t>
             </w:r>
             <w:r>
-              <w:t xml:space="preserve">“Putting Up the Show: The very large group project.”</w:t>
+              <w:t xml:space="preserve">“</w:t>
+            </w:r>
+            <w:r>
+              <w:t xml:space="preserve">Putting Up the Show: The very large group project.</w:t>
+            </w:r>
+            <w:r>
+              <w:t xml:space="preserve">”</w:t>
             </w:r>
             <w:r>
               <w:t xml:space="preserve"> </w:t>
@@ -1601,8 +1691,8 @@
             </w:pPr>
             <w:r>
               <w:rPr>
-                <w:b/>
-                <w:bCs/>
+                <w:bCs/>
+                <w:b/>
               </w:rPr>
               <w:t xml:space="preserve">2019-04</w:t>
             </w:r>
@@ -1622,7 +1712,13 @@
               <w:t xml:space="preserve"> </w:t>
             </w:r>
             <w:r>
-              <w:t xml:space="preserve">“Theatre in TheatAR: Explorations of augmented reality in theatrical performance.”</w:t>
+              <w:t xml:space="preserve">“</w:t>
+            </w:r>
+            <w:r>
+              <w:t xml:space="preserve">Theatre in TheatAR: Explorations of augmented reality in theatrical performance.</w:t>
+            </w:r>
+            <w:r>
+              <w:t xml:space="preserve">”</w:t>
             </w:r>
             <w:r>
               <w:t xml:space="preserve"> </w:t>
@@ -1643,8 +1739,8 @@
             </w:pPr>
             <w:r>
               <w:rPr>
-                <w:b/>
-                <w:bCs/>
+                <w:bCs/>
+                <w:b/>
               </w:rPr>
               <w:t xml:space="preserve">2018-03</w:t>
             </w:r>
@@ -1664,7 +1760,13 @@
               <w:t xml:space="preserve"> </w:t>
             </w:r>
             <w:r>
-              <w:t xml:space="preserve">“Technology as a tool: Creating a mindset of embracing technology within a theatrical framework.”</w:t>
+              <w:t xml:space="preserve">“</w:t>
+            </w:r>
+            <w:r>
+              <w:t xml:space="preserve">Technology as a tool: Creating a mindset of embracing technology within a theatrical framework.</w:t>
+            </w:r>
+            <w:r>
+              <w:t xml:space="preserve">”</w:t>
             </w:r>
             <w:r>
               <w:t xml:space="preserve"> </w:t>
@@ -1676,8 +1778,8 @@
         </w:tc>
       </w:tr>
     </w:tbl>
-    <w:bookmarkEnd w:id="16"/>
-    <w:bookmarkStart w:id="17" w:name="poster-presentations"/>
+    <w:bookmarkEnd w:id="27"/>
+    <w:bookmarkStart w:id="28" w:name="poster-presentations"/>
     <w:p>
       <w:pPr>
         <w:pStyle w:val="Heading2"/>
@@ -1690,8 +1792,8 @@
       <w:tblPr>
         <w:tblStyle w:val="Table"/>
         <w:tblW w:type="pct" w:w="5000"/>
-        <w:tblLayout w:type="fixed"/>
         <w:tblLook w:firstRow="0" w:lastRow="0" w:firstColumn="0" w:lastColumn="0" w:noHBand="0" w:noVBand="0" w:val="0000"/>
+        <w:jc w:val="start"/>
       </w:tblPr>
       <w:tblGrid>
         <w:gridCol w:w="1941"/>
@@ -1707,8 +1809,8 @@
             </w:pPr>
             <w:r>
               <w:rPr>
-                <w:b/>
-                <w:bCs/>
+                <w:bCs/>
+                <w:b/>
               </w:rPr>
               <w:t xml:space="preserve">2024-01</w:t>
             </w:r>
@@ -1728,7 +1830,13 @@
               <w:t xml:space="preserve"> </w:t>
             </w:r>
             <w:r>
-              <w:t xml:space="preserve">“Almost Alchemy.”</w:t>
+              <w:t xml:space="preserve">“</w:t>
+            </w:r>
+            <w:r>
+              <w:t xml:space="preserve">Almost Alchemy.</w:t>
+            </w:r>
+            <w:r>
+              <w:t xml:space="preserve">”</w:t>
             </w:r>
             <w:r>
               <w:t xml:space="preserve"> </w:t>
@@ -1749,8 +1857,8 @@
             </w:pPr>
             <w:r>
               <w:rPr>
-                <w:b/>
-                <w:bCs/>
+                <w:bCs/>
+                <w:b/>
               </w:rPr>
               <w:t xml:space="preserve">2020-11</w:t>
             </w:r>
@@ -1770,7 +1878,13 @@
               <w:t xml:space="preserve"> </w:t>
             </w:r>
             <w:r>
-              <w:t xml:space="preserve">“l’automate: Robotic Controlled Apparatuses for Circus Performance.”</w:t>
+              <w:t xml:space="preserve">“</w:t>
+            </w:r>
+            <w:r>
+              <w:t xml:space="preserve">l’automate: Robotic Controlled Apparatuses for Circus Performance.</w:t>
+            </w:r>
+            <w:r>
+              <w:t xml:space="preserve">”</w:t>
             </w:r>
             <w:r>
               <w:t xml:space="preserve"> </w:t>
@@ -1791,8 +1905,8 @@
             </w:pPr>
             <w:r>
               <w:rPr>
-                <w:b/>
-                <w:bCs/>
+                <w:bCs/>
+                <w:b/>
               </w:rPr>
               <w:t xml:space="preserve">2019-11</w:t>
             </w:r>
@@ -1812,7 +1926,13 @@
               <w:t xml:space="preserve"> </w:t>
             </w:r>
             <w:r>
-              <w:t xml:space="preserve">“Human-robot Interactions in Dance.”</w:t>
+              <w:t xml:space="preserve">“</w:t>
+            </w:r>
+            <w:r>
+              <w:t xml:space="preserve">Human-robot Interactions in Dance.</w:t>
+            </w:r>
+            <w:r>
+              <w:t xml:space="preserve">”</w:t>
             </w:r>
             <w:r>
               <w:t xml:space="preserve"> </w:t>
@@ -1833,8 +1953,8 @@
             </w:pPr>
             <w:r>
               <w:rPr>
-                <w:b/>
-                <w:bCs/>
+                <w:bCs/>
+                <w:b/>
               </w:rPr>
               <w:t xml:space="preserve">2018-11</w:t>
             </w:r>
@@ -1854,7 +1974,13 @@
               <w:t xml:space="preserve"> </w:t>
             </w:r>
             <w:r>
-              <w:t xml:space="preserve">“TheatAR: A previsualization system for theatrical design.”</w:t>
+              <w:t xml:space="preserve">“</w:t>
+            </w:r>
+            <w:r>
+              <w:t xml:space="preserve">TheatAR: A previsualization system for theatrical design.</w:t>
+            </w:r>
+            <w:r>
+              <w:t xml:space="preserve">”</w:t>
             </w:r>
             <w:r>
               <w:t xml:space="preserve"> </w:t>
@@ -1875,8 +2001,8 @@
             </w:pPr>
             <w:r>
               <w:rPr>
-                <w:b/>
-                <w:bCs/>
+                <w:bCs/>
+                <w:b/>
               </w:rPr>
               <w:t xml:space="preserve">2017-10</w:t>
             </w:r>
@@ -1896,7 +2022,13 @@
               <w:t xml:space="preserve"> </w:t>
             </w:r>
             <w:r>
-              <w:t xml:space="preserve">“Shadow-selves: Projection as a medium of exploring reflections of self in Belinda McGuire’s Slaughterhouse/Requiem.”</w:t>
+              <w:t xml:space="preserve">“</w:t>
+            </w:r>
+            <w:r>
+              <w:t xml:space="preserve">Shadow-selves: Projection as a medium of exploring reflections of self in Belinda McGuire’s Slaughterhouse/Requiem.</w:t>
+            </w:r>
+            <w:r>
+              <w:t xml:space="preserve">”</w:t>
             </w:r>
             <w:r>
               <w:t xml:space="preserve"> </w:t>
@@ -1917,8 +2049,8 @@
             </w:pPr>
             <w:r>
               <w:rPr>
-                <w:b/>
-                <w:bCs/>
+                <w:bCs/>
+                <w:b/>
               </w:rPr>
               <w:t xml:space="preserve">2017-10</w:t>
             </w:r>
@@ -1938,7 +2070,13 @@
               <w:t xml:space="preserve"> </w:t>
             </w:r>
             <w:r>
-              <w:t xml:space="preserve">“Projecting on film: the surreal effect of rear projected backgrounds in the film Nuptials.”</w:t>
+              <w:t xml:space="preserve">“</w:t>
+            </w:r>
+            <w:r>
+              <w:t xml:space="preserve">Projecting on film: the surreal effect of rear projected backgrounds in the film Nuptials.</w:t>
+            </w:r>
+            <w:r>
+              <w:t xml:space="preserve">”</w:t>
             </w:r>
             <w:r>
               <w:t xml:space="preserve"> </w:t>
@@ -1950,8 +2088,8 @@
         </w:tc>
       </w:tr>
     </w:tbl>
-    <w:bookmarkEnd w:id="17"/>
-    <w:bookmarkStart w:id="18" w:name="invited-talks-and-public-lectures"/>
+    <w:bookmarkEnd w:id="28"/>
+    <w:bookmarkStart w:id="29" w:name="invited-talks-and-public-lectures"/>
     <w:p>
       <w:pPr>
         <w:pStyle w:val="Heading2"/>
@@ -1964,8 +2102,8 @@
       <w:tblPr>
         <w:tblStyle w:val="Table"/>
         <w:tblW w:type="pct" w:w="5000"/>
-        <w:tblLayout w:type="fixed"/>
         <w:tblLook w:firstRow="0" w:lastRow="0" w:firstColumn="0" w:lastColumn="0" w:noHBand="0" w:noVBand="0" w:val="0000"/>
+        <w:jc w:val="start"/>
       </w:tblPr>
       <w:tblGrid>
         <w:gridCol w:w="1941"/>
@@ -1981,8 +2119,8 @@
             </w:pPr>
             <w:r>
               <w:rPr>
-                <w:b/>
-                <w:bCs/>
+                <w:bCs/>
+                <w:b/>
               </w:rPr>
               <w:t xml:space="preserve">2025-02</w:t>
             </w:r>
@@ -2011,8 +2149,8 @@
             </w:pPr>
             <w:r>
               <w:rPr>
-                <w:b/>
-                <w:bCs/>
+                <w:bCs/>
+                <w:b/>
               </w:rPr>
               <w:t xml:space="preserve">2024-12</w:t>
             </w:r>
@@ -2032,7 +2170,13 @@
               <w:t xml:space="preserve"> </w:t>
             </w:r>
             <w:r>
-              <w:t xml:space="preserve">“Beyond the Screen: Exploring AI Personhood and Their Representation in Media.”</w:t>
+              <w:t xml:space="preserve">“</w:t>
+            </w:r>
+            <w:r>
+              <w:t xml:space="preserve">Beyond the Screen: Exploring AI Personhood and Their Representation in Media.</w:t>
+            </w:r>
+            <w:r>
+              <w:t xml:space="preserve">”</w:t>
             </w:r>
             <w:r>
               <w:t xml:space="preserve"> </w:t>
@@ -2053,8 +2197,8 @@
             </w:pPr>
             <w:r>
               <w:rPr>
-                <w:b/>
-                <w:bCs/>
+                <w:bCs/>
+                <w:b/>
               </w:rPr>
               <w:t xml:space="preserve">2024-11</w:t>
             </w:r>
@@ -2074,7 +2218,13 @@
               <w:t xml:space="preserve"> </w:t>
             </w:r>
             <w:r>
-              <w:t xml:space="preserve">“Wellness for who? An examination of wellness through a research-creation student project.”</w:t>
+              <w:t xml:space="preserve">“</w:t>
+            </w:r>
+            <w:r>
+              <w:t xml:space="preserve">Wellness for who? An examination of wellness through a research-creation student project.</w:t>
+            </w:r>
+            <w:r>
+              <w:t xml:space="preserve">”</w:t>
             </w:r>
             <w:r>
               <w:t xml:space="preserve"> </w:t>
@@ -2095,8 +2245,8 @@
             </w:pPr>
             <w:r>
               <w:rPr>
-                <w:b/>
-                <w:bCs/>
+                <w:bCs/>
+                <w:b/>
               </w:rPr>
               <w:t xml:space="preserve">2024-11</w:t>
             </w:r>
@@ -2125,8 +2275,8 @@
             </w:pPr>
             <w:r>
               <w:rPr>
-                <w:b/>
-                <w:bCs/>
+                <w:bCs/>
+                <w:b/>
               </w:rPr>
               <w:t xml:space="preserve">2024-10</w:t>
             </w:r>
@@ -2146,7 +2296,13 @@
               <w:t xml:space="preserve"> </w:t>
             </w:r>
             <w:r>
-              <w:t xml:space="preserve">“Personhood // AI.”</w:t>
+              <w:t xml:space="preserve">“</w:t>
+            </w:r>
+            <w:r>
+              <w:t xml:space="preserve">Personhood // AI.</w:t>
+            </w:r>
+            <w:r>
+              <w:t xml:space="preserve">”</w:t>
             </w:r>
             <w:r>
               <w:t xml:space="preserve"> </w:t>
@@ -2167,8 +2323,8 @@
             </w:pPr>
             <w:r>
               <w:rPr>
-                <w:b/>
-                <w:bCs/>
+                <w:bCs/>
+                <w:b/>
               </w:rPr>
               <w:t xml:space="preserve">2024-07</w:t>
             </w:r>
@@ -2197,8 +2353,8 @@
             </w:pPr>
             <w:r>
               <w:rPr>
-                <w:b/>
-                <w:bCs/>
+                <w:bCs/>
+                <w:b/>
               </w:rPr>
               <w:t xml:space="preserve">2024-04</w:t>
             </w:r>
@@ -2212,7 +2368,13 @@
               <w:jc w:val="left"/>
             </w:pPr>
             <w:r>
-              <w:t xml:space="preserve">“Improvnetics: Post-anthropocentric performance and improvisational modes for human-AI play.”</w:t>
+              <w:t xml:space="preserve">“</w:t>
+            </w:r>
+            <w:r>
+              <w:t xml:space="preserve">Improvnetics: Post-anthropocentric performance and improvisational modes for human-AI play.</w:t>
+            </w:r>
+            <w:r>
+              <w:t xml:space="preserve">”</w:t>
             </w:r>
             <w:r>
               <w:t xml:space="preserve"> </w:t>
@@ -2233,8 +2395,8 @@
             </w:pPr>
             <w:r>
               <w:rPr>
-                <w:b/>
-                <w:bCs/>
+                <w:bCs/>
+                <w:b/>
               </w:rPr>
               <w:t xml:space="preserve">2024-04</w:t>
             </w:r>
@@ -2263,8 +2425,8 @@
             </w:pPr>
             <w:r>
               <w:rPr>
-                <w:b/>
-                <w:bCs/>
+                <w:bCs/>
+                <w:b/>
               </w:rPr>
               <w:t xml:space="preserve">2022-01</w:t>
             </w:r>
@@ -2284,7 +2446,13 @@
               <w:t xml:space="preserve"> </w:t>
             </w:r>
             <w:r>
-              <w:t xml:space="preserve">“What is the future of creativity and AI?”</w:t>
+              <w:t xml:space="preserve">“</w:t>
+            </w:r>
+            <w:r>
+              <w:t xml:space="preserve">What is the future of creativity and AI?</w:t>
+            </w:r>
+            <w:r>
+              <w:t xml:space="preserve">”</w:t>
             </w:r>
             <w:r>
               <w:t xml:space="preserve"> </w:t>
@@ -2305,8 +2473,8 @@
             </w:pPr>
             <w:r>
               <w:rPr>
-                <w:b/>
-                <w:bCs/>
+                <w:bCs/>
+                <w:b/>
               </w:rPr>
               <w:t xml:space="preserve">2019-11</w:t>
             </w:r>
@@ -2320,7 +2488,13 @@
               <w:jc w:val="left"/>
             </w:pPr>
             <w:r>
-              <w:t xml:space="preserve">“Research Creation with Michael Bergmann: The Uncanny Robots Project”</w:t>
+              <w:t xml:space="preserve">“</w:t>
+            </w:r>
+            <w:r>
+              <w:t xml:space="preserve">Research Creation with Michael Bergmann: The Uncanny Robots Project</w:t>
+            </w:r>
+            <w:r>
+              <w:t xml:space="preserve">”</w:t>
             </w:r>
             <w:r>
               <w:t xml:space="preserve"> </w:t>
@@ -2332,7 +2506,13 @@
               <w:t xml:space="preserve"> </w:t>
             </w:r>
             <w:r>
-              <w:t xml:space="preserve">“Connecting through live performance”</w:t>
+              <w:t xml:space="preserve">“</w:t>
+            </w:r>
+            <w:r>
+              <w:t xml:space="preserve">Connecting through live performance</w:t>
+            </w:r>
+            <w:r>
+              <w:t xml:space="preserve">”</w:t>
             </w:r>
             <w:r>
               <w:t xml:space="preserve"> </w:t>
@@ -2344,8 +2524,8 @@
         </w:tc>
       </w:tr>
     </w:tbl>
-    <w:bookmarkEnd w:id="18"/>
-    <w:bookmarkStart w:id="19" w:name="creative-research-output"/>
+    <w:bookmarkEnd w:id="29"/>
+    <w:bookmarkStart w:id="30" w:name="creative-research-output"/>
     <w:p>
       <w:pPr>
         <w:pStyle w:val="Heading2"/>
@@ -2358,8 +2538,8 @@
       <w:tblPr>
         <w:tblStyle w:val="Table"/>
         <w:tblW w:type="pct" w:w="5000"/>
-        <w:tblLayout w:type="fixed"/>
         <w:tblLook w:firstRow="0" w:lastRow="0" w:firstColumn="0" w:lastColumn="0" w:noHBand="0" w:noVBand="0" w:val="0000"/>
+        <w:jc w:val="start"/>
       </w:tblPr>
       <w:tblGrid>
         <w:gridCol w:w="1941"/>
@@ -2375,8 +2555,8 @@
             </w:pPr>
             <w:r>
               <w:rPr>
-                <w:b/>
-                <w:bCs/>
+                <w:bCs/>
+                <w:b/>
               </w:rPr>
               <w:t xml:space="preserve">2026-04 – 2026-05</w:t>
             </w:r>
@@ -2390,7 +2570,13 @@
               <w:jc w:val="left"/>
             </w:pPr>
             <w:r>
-              <w:t xml:space="preserve">“Before I Was This.”</w:t>
+              <w:t xml:space="preserve">“</w:t>
+            </w:r>
+            <w:r>
+              <w:t xml:space="preserve">Before I Was This.</w:t>
+            </w:r>
+            <w:r>
+              <w:t xml:space="preserve">”</w:t>
             </w:r>
             <w:r>
               <w:t xml:space="preserve"> </w:t>
@@ -2411,8 +2597,8 @@
             </w:pPr>
             <w:r>
               <w:rPr>
-                <w:b/>
-                <w:bCs/>
+                <w:bCs/>
+                <w:b/>
               </w:rPr>
               <w:t xml:space="preserve">2026-02</w:t>
             </w:r>
@@ -2441,8 +2627,8 @@
             </w:pPr>
             <w:r>
               <w:rPr>
-                <w:b/>
-                <w:bCs/>
+                <w:bCs/>
+                <w:b/>
               </w:rPr>
               <w:t xml:space="preserve">2025-11</w:t>
             </w:r>
@@ -2471,8 +2657,8 @@
             </w:pPr>
             <w:r>
               <w:rPr>
-                <w:b/>
-                <w:bCs/>
+                <w:bCs/>
+                <w:b/>
               </w:rPr>
               <w:t xml:space="preserve">2025-11</w:t>
             </w:r>
@@ -2501,8 +2687,8 @@
             </w:pPr>
             <w:r>
               <w:rPr>
-                <w:b/>
-                <w:bCs/>
+                <w:bCs/>
+                <w:b/>
               </w:rPr>
               <w:t xml:space="preserve">2025-04</w:t>
             </w:r>
@@ -2516,7 +2702,13 @@
               <w:jc w:val="left"/>
             </w:pPr>
             <w:r>
-              <w:t xml:space="preserve">“To my creators…”</w:t>
+              <w:t xml:space="preserve">“</w:t>
+            </w:r>
+            <w:r>
+              <w:t xml:space="preserve">To my creators…</w:t>
+            </w:r>
+            <w:r>
+              <w:t xml:space="preserve">”</w:t>
             </w:r>
             <w:r>
               <w:t xml:space="preserve"> </w:t>
@@ -2537,8 +2729,8 @@
             </w:pPr>
             <w:r>
               <w:rPr>
-                <w:b/>
-                <w:bCs/>
+                <w:bCs/>
+                <w:b/>
               </w:rPr>
               <w:t xml:space="preserve">2024-11</w:t>
             </w:r>
@@ -2567,8 +2759,8 @@
             </w:pPr>
             <w:r>
               <w:rPr>
-                <w:b/>
-                <w:bCs/>
+                <w:bCs/>
+                <w:b/>
               </w:rPr>
               <w:t xml:space="preserve">2024-06</w:t>
             </w:r>
@@ -2588,23 +2780,29 @@
               <w:t xml:space="preserve"> </w:t>
             </w:r>
             <w:r>
-              <w:t xml:space="preserve">“To my creators…”</w:t>
-            </w:r>
-          </w:p>
-        </w:tc>
-      </w:tr>
-      <w:tr>
-        <w:tc>
-          <w:tcPr/>
-          <w:p>
-            <w:pPr>
-              <w:pStyle w:val="Compact"/>
-              <w:jc w:val="left"/>
-            </w:pPr>
-            <w:r>
-              <w:rPr>
-                <w:b/>
-                <w:bCs/>
+              <w:t xml:space="preserve">“</w:t>
+            </w:r>
+            <w:r>
+              <w:t xml:space="preserve">To my creators…</w:t>
+            </w:r>
+            <w:r>
+              <w:t xml:space="preserve">”</w:t>
+            </w:r>
+          </w:p>
+        </w:tc>
+      </w:tr>
+      <w:tr>
+        <w:tc>
+          <w:tcPr/>
+          <w:p>
+            <w:pPr>
+              <w:pStyle w:val="Compact"/>
+              <w:jc w:val="left"/>
+            </w:pPr>
+            <w:r>
+              <w:rPr>
+                <w:bCs/>
+                <w:b/>
               </w:rPr>
               <w:t xml:space="preserve">2024-04</w:t>
             </w:r>
@@ -2633,8 +2831,8 @@
             </w:pPr>
             <w:r>
               <w:rPr>
-                <w:b/>
-                <w:bCs/>
+                <w:bCs/>
+                <w:b/>
               </w:rPr>
               <w:t xml:space="preserve">2024-01</w:t>
             </w:r>
@@ -2663,8 +2861,8 @@
             </w:pPr>
             <w:r>
               <w:rPr>
-                <w:b/>
-                <w:bCs/>
+                <w:bCs/>
+                <w:b/>
               </w:rPr>
               <w:t xml:space="preserve">2023-10</w:t>
             </w:r>
@@ -2678,7 +2876,13 @@
               <w:jc w:val="left"/>
             </w:pPr>
             <w:r>
-              <w:t xml:space="preserve">“rocketmanperson.”</w:t>
+              <w:t xml:space="preserve">“</w:t>
+            </w:r>
+            <w:r>
+              <w:t xml:space="preserve">rocketmanperson.</w:t>
+            </w:r>
+            <w:r>
+              <w:t xml:space="preserve">”</w:t>
             </w:r>
             <w:r>
               <w:t xml:space="preserve"> </w:t>
@@ -2699,8 +2903,8 @@
             </w:pPr>
             <w:r>
               <w:rPr>
-                <w:b/>
-                <w:bCs/>
+                <w:bCs/>
+                <w:b/>
               </w:rPr>
               <w:t xml:space="preserve">2023-04</w:t>
             </w:r>
@@ -2714,7 +2918,13 @@
               <w:jc w:val="left"/>
             </w:pPr>
             <w:r>
-              <w:t xml:space="preserve">“Who’s There?”</w:t>
+              <w:t xml:space="preserve">“</w:t>
+            </w:r>
+            <w:r>
+              <w:t xml:space="preserve">Who’s There?</w:t>
+            </w:r>
+            <w:r>
+              <w:t xml:space="preserve">”</w:t>
             </w:r>
             <w:r>
               <w:t xml:space="preserve"> </w:t>
@@ -2735,8 +2945,8 @@
             </w:pPr>
             <w:r>
               <w:rPr>
-                <w:b/>
-                <w:bCs/>
+                <w:bCs/>
+                <w:b/>
               </w:rPr>
               <w:t xml:space="preserve">2023</w:t>
             </w:r>
@@ -2765,8 +2975,8 @@
             </w:pPr>
             <w:r>
               <w:rPr>
-                <w:b/>
-                <w:bCs/>
+                <w:bCs/>
+                <w:b/>
               </w:rPr>
               <w:t xml:space="preserve">2019-10</w:t>
             </w:r>
@@ -2780,7 +2990,13 @@
               <w:jc w:val="left"/>
             </w:pPr>
             <w:r>
-              <w:t xml:space="preserve">“The Uncanny Robots Project: Phase 1.”</w:t>
+              <w:t xml:space="preserve">“</w:t>
+            </w:r>
+            <w:r>
+              <w:t xml:space="preserve">The Uncanny Robots Project: Phase 1.</w:t>
+            </w:r>
+            <w:r>
+              <w:t xml:space="preserve">”</w:t>
             </w:r>
             <w:r>
               <w:t xml:space="preserve"> </w:t>
@@ -2792,8 +3008,8 @@
         </w:tc>
       </w:tr>
     </w:tbl>
-    <w:bookmarkEnd w:id="19"/>
-    <w:bookmarkStart w:id="20" w:name="external-research-funding"/>
+    <w:bookmarkEnd w:id="30"/>
+    <w:bookmarkStart w:id="31" w:name="external-research-funding"/>
     <w:p>
       <w:pPr>
         <w:pStyle w:val="Heading2"/>
@@ -2806,8 +3022,8 @@
       <w:tblPr>
         <w:tblStyle w:val="Table"/>
         <w:tblW w:type="pct" w:w="5000"/>
-        <w:tblLayout w:type="fixed"/>
         <w:tblLook w:firstRow="0" w:lastRow="0" w:firstColumn="0" w:lastColumn="0" w:noHBand="0" w:noVBand="0" w:val="0000"/>
+        <w:jc w:val="start"/>
       </w:tblPr>
       <w:tblGrid>
         <w:gridCol w:w="1941"/>
@@ -2823,8 +3039,8 @@
             </w:pPr>
             <w:r>
               <w:rPr>
-                <w:b/>
-                <w:bCs/>
+                <w:bCs/>
+                <w:b/>
               </w:rPr>
               <w:t xml:space="preserve">2024-05</w:t>
             </w:r>
@@ -2853,8 +3069,8 @@
             </w:pPr>
             <w:r>
               <w:rPr>
-                <w:b/>
-                <w:bCs/>
+                <w:bCs/>
+                <w:b/>
               </w:rPr>
               <w:t xml:space="preserve">2021</w:t>
             </w:r>
@@ -2874,7 +3090,13 @@
               <w:t xml:space="preserve"> </w:t>
             </w:r>
             <w:r>
-              <w:t xml:space="preserve">“Visual Music: Enhancing the National Arts Centre Orchestra’s remote connection with their audience during COVID-19 social restrictions through innovative digital tools.”</w:t>
+              <w:t xml:space="preserve">“</w:t>
+            </w:r>
+            <w:r>
+              <w:t xml:space="preserve">Visual Music: Enhancing the National Arts Centre Orchestra’s remote connection with their audience during COVID-19 social restrictions through innovative digital tools.</w:t>
+            </w:r>
+            <w:r>
+              <w:t xml:space="preserve">”</w:t>
             </w:r>
             <w:r>
               <w:t xml:space="preserve"> </w:t>
@@ -2895,8 +3117,8 @@
             </w:pPr>
             <w:r>
               <w:rPr>
-                <w:b/>
-                <w:bCs/>
+                <w:bCs/>
+                <w:b/>
               </w:rPr>
               <w:t xml:space="preserve">2012 – 2014</w:t>
             </w:r>
@@ -2916,8 +3138,8 @@
         </w:tc>
       </w:tr>
     </w:tbl>
-    <w:bookmarkEnd w:id="20"/>
-    <w:bookmarkStart w:id="21" w:name="internal-research-funding"/>
+    <w:bookmarkEnd w:id="31"/>
+    <w:bookmarkStart w:id="32" w:name="internal-research-funding"/>
     <w:p>
       <w:pPr>
         <w:pStyle w:val="Heading2"/>
@@ -2930,8 +3152,8 @@
       <w:tblPr>
         <w:tblStyle w:val="Table"/>
         <w:tblW w:type="pct" w:w="5000"/>
-        <w:tblLayout w:type="fixed"/>
         <w:tblLook w:firstRow="0" w:lastRow="0" w:firstColumn="0" w:lastColumn="0" w:noHBand="0" w:noVBand="0" w:val="0000"/>
+        <w:jc w:val="start"/>
       </w:tblPr>
       <w:tblGrid>
         <w:gridCol w:w="1941"/>
@@ -2947,8 +3169,8 @@
             </w:pPr>
             <w:r>
               <w:rPr>
-                <w:b/>
-                <w:bCs/>
+                <w:bCs/>
+                <w:b/>
               </w:rPr>
               <w:t xml:space="preserve">2024</w:t>
             </w:r>
@@ -2977,8 +3199,8 @@
             </w:pPr>
             <w:r>
               <w:rPr>
-                <w:b/>
-                <w:bCs/>
+                <w:bCs/>
+                <w:b/>
               </w:rPr>
               <w:t xml:space="preserve">2022</w:t>
             </w:r>
@@ -2998,7 +3220,13 @@
               <w:t xml:space="preserve"> </w:t>
             </w:r>
             <w:r>
-              <w:t xml:space="preserve">“Mechanical Waves: Machine Learning gesture reactive human-robot installation.”</w:t>
+              <w:t xml:space="preserve">“</w:t>
+            </w:r>
+            <w:r>
+              <w:t xml:space="preserve">Mechanical Waves: Machine Learning gesture reactive human-robot installation.</w:t>
+            </w:r>
+            <w:r>
+              <w:t xml:space="preserve">”</w:t>
             </w:r>
             <w:r>
               <w:t xml:space="preserve"> </w:t>
@@ -3019,8 +3247,8 @@
             </w:pPr>
             <w:r>
               <w:rPr>
-                <w:b/>
-                <w:bCs/>
+                <w:bCs/>
+                <w:b/>
               </w:rPr>
               <w:t xml:space="preserve">2022</w:t>
             </w:r>
@@ -3049,8 +3277,8 @@
             </w:pPr>
             <w:r>
               <w:rPr>
-                <w:b/>
-                <w:bCs/>
+                <w:bCs/>
+                <w:b/>
               </w:rPr>
               <w:t xml:space="preserve">2019</w:t>
             </w:r>
@@ -3070,7 +3298,13 @@
               <w:t xml:space="preserve"> </w:t>
             </w:r>
             <w:r>
-              <w:t xml:space="preserve">“l’automate: Expanding the possibility of performance through robotics.”</w:t>
+              <w:t xml:space="preserve">“</w:t>
+            </w:r>
+            <w:r>
+              <w:t xml:space="preserve">l’automate: Expanding the possibility of performance through robotics.</w:t>
+            </w:r>
+            <w:r>
+              <w:t xml:space="preserve">”</w:t>
             </w:r>
             <w:r>
               <w:t xml:space="preserve"> </w:t>
@@ -3091,8 +3325,8 @@
             </w:pPr>
             <w:r>
               <w:rPr>
-                <w:b/>
-                <w:bCs/>
+                <w:bCs/>
+                <w:b/>
               </w:rPr>
               <w:t xml:space="preserve">2019</w:t>
             </w:r>
@@ -3121,8 +3355,8 @@
             </w:pPr>
             <w:r>
               <w:rPr>
-                <w:b/>
-                <w:bCs/>
+                <w:bCs/>
+                <w:b/>
               </w:rPr>
               <w:t xml:space="preserve">2019</w:t>
             </w:r>
@@ -3151,8 +3385,8 @@
             </w:pPr>
             <w:r>
               <w:rPr>
-                <w:b/>
-                <w:bCs/>
+                <w:bCs/>
+                <w:b/>
               </w:rPr>
               <w:t xml:space="preserve">2018</w:t>
             </w:r>
@@ -3172,7 +3406,13 @@
               <w:t xml:space="preserve"> </w:t>
             </w:r>
             <w:r>
-              <w:t xml:space="preserve">“Augmented-Reality based Pre-Visualization system for theatrical spaces.”</w:t>
+              <w:t xml:space="preserve">“</w:t>
+            </w:r>
+            <w:r>
+              <w:t xml:space="preserve">Augmented-Reality based Pre-Visualization system for theatrical spaces.</w:t>
+            </w:r>
+            <w:r>
+              <w:t xml:space="preserve">”</w:t>
             </w:r>
             <w:r>
               <w:t xml:space="preserve"> </w:t>
@@ -3193,8 +3433,8 @@
             </w:pPr>
             <w:r>
               <w:rPr>
-                <w:b/>
-                <w:bCs/>
+                <w:bCs/>
+                <w:b/>
               </w:rPr>
               <w:t xml:space="preserve">2018</w:t>
             </w:r>
@@ -3214,7 +3454,13 @@
               <w:t xml:space="preserve"> </w:t>
             </w:r>
             <w:r>
-              <w:t xml:space="preserve">“The Creative Laboratory Project.”</w:t>
+              <w:t xml:space="preserve">“</w:t>
+            </w:r>
+            <w:r>
+              <w:t xml:space="preserve">The Creative Laboratory Project.</w:t>
+            </w:r>
+            <w:r>
+              <w:t xml:space="preserve">”</w:t>
             </w:r>
             <w:r>
               <w:t xml:space="preserve"> </w:t>
@@ -3226,8 +3472,8 @@
         </w:tc>
       </w:tr>
     </w:tbl>
-    <w:bookmarkEnd w:id="21"/>
-    <w:bookmarkStart w:id="22" w:name="scholarships"/>
+    <w:bookmarkEnd w:id="32"/>
+    <w:bookmarkStart w:id="33" w:name="scholarships"/>
     <w:p>
       <w:pPr>
         <w:pStyle w:val="Heading2"/>
@@ -3240,8 +3486,8 @@
       <w:tblPr>
         <w:tblStyle w:val="Table"/>
         <w:tblW w:type="pct" w:w="5000"/>
-        <w:tblLayout w:type="fixed"/>
         <w:tblLook w:firstRow="0" w:lastRow="0" w:firstColumn="0" w:lastColumn="0" w:noHBand="0" w:noVBand="0" w:val="0000"/>
+        <w:jc w:val="start"/>
       </w:tblPr>
       <w:tblGrid>
         <w:gridCol w:w="1941"/>
@@ -3257,8 +3503,8 @@
             </w:pPr>
             <w:r>
               <w:rPr>
-                <w:b/>
-                <w:bCs/>
+                <w:bCs/>
+                <w:b/>
               </w:rPr>
               <w:t xml:space="preserve">2022 – 2026</w:t>
             </w:r>
@@ -3287,8 +3533,8 @@
             </w:pPr>
             <w:r>
               <w:rPr>
-                <w:b/>
-                <w:bCs/>
+                <w:bCs/>
+                <w:b/>
               </w:rPr>
               <w:t xml:space="preserve">2022 – 2026</w:t>
             </w:r>
@@ -3308,8 +3554,8 @@
         </w:tc>
       </w:tr>
     </w:tbl>
-    <w:bookmarkEnd w:id="22"/>
-    <w:bookmarkStart w:id="23" w:name="graduate-supervision"/>
+    <w:bookmarkEnd w:id="33"/>
+    <w:bookmarkStart w:id="34" w:name="graduate-supervision"/>
     <w:p>
       <w:pPr>
         <w:pStyle w:val="Heading2"/>
@@ -3330,8 +3576,8 @@
       <w:tblPr>
         <w:tblStyle w:val="Table"/>
         <w:tblW w:type="pct" w:w="5000"/>
-        <w:tblLayout w:type="fixed"/>
         <w:tblLook w:firstRow="0" w:lastRow="0" w:firstColumn="0" w:lastColumn="0" w:noHBand="0" w:noVBand="0" w:val="0000"/>
+        <w:jc w:val="start"/>
       </w:tblPr>
       <w:tblGrid>
         <w:gridCol w:w="1941"/>
@@ -3347,8 +3593,8 @@
             </w:pPr>
             <w:r>
               <w:rPr>
-                <w:b/>
-                <w:bCs/>
+                <w:bCs/>
+                <w:b/>
               </w:rPr>
               <w:t xml:space="preserve">2022</w:t>
             </w:r>
@@ -3368,7 +3614,13 @@
               <w:t xml:space="preserve"> </w:t>
             </w:r>
             <w:r>
-              <w:t xml:space="preserve">“Bridging Chasms: An Interactive Projection Mapping Installation for Cross-Cultural Exchange of Information.”</w:t>
+              <w:t xml:space="preserve">“</w:t>
+            </w:r>
+            <w:r>
+              <w:t xml:space="preserve">Bridging Chasms: An Interactive Projection Mapping Installation for Cross-Cultural Exchange of Information.</w:t>
+            </w:r>
+            <w:r>
+              <w:t xml:space="preserve">”</w:t>
             </w:r>
             <w:r>
               <w:t xml:space="preserve"> </w:t>
@@ -3389,8 +3641,8 @@
             </w:pPr>
             <w:r>
               <w:rPr>
-                <w:b/>
-                <w:bCs/>
+                <w:bCs/>
+                <w:b/>
               </w:rPr>
               <w:t xml:space="preserve">2021</w:t>
             </w:r>
@@ -3410,7 +3662,13 @@
               <w:t xml:space="preserve"> </w:t>
             </w:r>
             <w:r>
-              <w:t xml:space="preserve">“AR-based Theatrical Design Pre-Visualization using Unreal.”</w:t>
+              <w:t xml:space="preserve">“</w:t>
+            </w:r>
+            <w:r>
+              <w:t xml:space="preserve">AR-based Theatrical Design Pre-Visualization using Unreal.</w:t>
+            </w:r>
+            <w:r>
+              <w:t xml:space="preserve">”</w:t>
             </w:r>
             <w:r>
               <w:t xml:space="preserve"> </w:t>
@@ -3431,8 +3689,8 @@
             </w:pPr>
             <w:r>
               <w:rPr>
-                <w:b/>
-                <w:bCs/>
+                <w:bCs/>
+                <w:b/>
               </w:rPr>
               <w:t xml:space="preserve">2021</w:t>
             </w:r>
@@ -3452,7 +3710,13 @@
               <w:t xml:space="preserve"> </w:t>
             </w:r>
             <w:r>
-              <w:t xml:space="preserve">“Casting and Technology: Revamping the Audition Process.”</w:t>
+              <w:t xml:space="preserve">“</w:t>
+            </w:r>
+            <w:r>
+              <w:t xml:space="preserve">Casting and Technology: Revamping the Audition Process.</w:t>
+            </w:r>
+            <w:r>
+              <w:t xml:space="preserve">”</w:t>
             </w:r>
             <w:r>
               <w:t xml:space="preserve"> </w:t>
@@ -3473,8 +3737,8 @@
             </w:pPr>
             <w:r>
               <w:rPr>
-                <w:b/>
-                <w:bCs/>
+                <w:bCs/>
+                <w:b/>
               </w:rPr>
               <w:t xml:space="preserve">2021</w:t>
             </w:r>
@@ -3494,7 +3758,13 @@
               <w:t xml:space="preserve"> </w:t>
             </w:r>
             <w:r>
-              <w:t xml:space="preserve">“Collider: Using Virtual Reality for Immersive Theatre and the Performing Arts.”</w:t>
+              <w:t xml:space="preserve">“</w:t>
+            </w:r>
+            <w:r>
+              <w:t xml:space="preserve">Collider: Using Virtual Reality for Immersive Theatre and the Performing Arts.</w:t>
+            </w:r>
+            <w:r>
+              <w:t xml:space="preserve">”</w:t>
             </w:r>
             <w:r>
               <w:t xml:space="preserve"> </w:t>
@@ -3515,8 +3785,8 @@
             </w:pPr>
             <w:r>
               <w:rPr>
-                <w:b/>
-                <w:bCs/>
+                <w:bCs/>
+                <w:b/>
               </w:rPr>
               <w:t xml:space="preserve">2020</w:t>
             </w:r>
@@ -3536,7 +3806,13 @@
               <w:t xml:space="preserve"> </w:t>
             </w:r>
             <w:r>
-              <w:t xml:space="preserve">“Happiness In Your Hand: The power of compact Bright Light Therapy.”</w:t>
+              <w:t xml:space="preserve">“</w:t>
+            </w:r>
+            <w:r>
+              <w:t xml:space="preserve">Happiness In Your Hand: The power of compact Bright Light Therapy.</w:t>
+            </w:r>
+            <w:r>
+              <w:t xml:space="preserve">”</w:t>
             </w:r>
             <w:r>
               <w:t xml:space="preserve"> </w:t>
@@ -3557,8 +3833,8 @@
             </w:pPr>
             <w:r>
               <w:rPr>
-                <w:b/>
-                <w:bCs/>
+                <w:bCs/>
+                <w:b/>
               </w:rPr>
               <w:t xml:space="preserve">2020</w:t>
             </w:r>
@@ -3578,7 +3854,13 @@
               <w:t xml:space="preserve"> </w:t>
             </w:r>
             <w:r>
-              <w:t xml:space="preserve">“The Scoop: How to Protect Your Digital Privacy in the Age of Surveillance Capitalism.”</w:t>
+              <w:t xml:space="preserve">“</w:t>
+            </w:r>
+            <w:r>
+              <w:t xml:space="preserve">The Scoop: How to Protect Your Digital Privacy in the Age of Surveillance Capitalism.</w:t>
+            </w:r>
+            <w:r>
+              <w:t xml:space="preserve">”</w:t>
             </w:r>
             <w:r>
               <w:t xml:space="preserve"> </w:t>
@@ -3599,8 +3881,8 @@
             </w:pPr>
             <w:r>
               <w:rPr>
-                <w:b/>
-                <w:bCs/>
+                <w:bCs/>
+                <w:b/>
               </w:rPr>
               <w:t xml:space="preserve">2020</w:t>
             </w:r>
@@ -3620,7 +3902,13 @@
               <w:t xml:space="preserve"> </w:t>
             </w:r>
             <w:r>
-              <w:t xml:space="preserve">“Live Video in Theatrical Productions.”</w:t>
+              <w:t xml:space="preserve">“</w:t>
+            </w:r>
+            <w:r>
+              <w:t xml:space="preserve">Live Video in Theatrical Productions.</w:t>
+            </w:r>
+            <w:r>
+              <w:t xml:space="preserve">”</w:t>
             </w:r>
             <w:r>
               <w:t xml:space="preserve"> </w:t>
@@ -3641,8 +3929,8 @@
             </w:pPr>
             <w:r>
               <w:rPr>
-                <w:b/>
-                <w:bCs/>
+                <w:bCs/>
+                <w:b/>
               </w:rPr>
               <w:t xml:space="preserve">2018</w:t>
             </w:r>
@@ -3662,7 +3950,13 @@
               <w:t xml:space="preserve"> </w:t>
             </w:r>
             <w:r>
-              <w:t xml:space="preserve">“Extending the human umwelt: Reframing our understanding of an environment via mixed reality and digital soundscapes/visualizations.”</w:t>
+              <w:t xml:space="preserve">“</w:t>
+            </w:r>
+            <w:r>
+              <w:t xml:space="preserve">Extending the human umwelt: Reframing our understanding of an environment via mixed reality and digital soundscapes/visualizations.</w:t>
+            </w:r>
+            <w:r>
+              <w:t xml:space="preserve">”</w:t>
             </w:r>
             <w:r>
               <w:t xml:space="preserve"> </w:t>
@@ -3683,8 +3977,8 @@
             </w:pPr>
             <w:r>
               <w:rPr>
-                <w:b/>
-                <w:bCs/>
+                <w:bCs/>
+                <w:b/>
               </w:rPr>
               <w:t xml:space="preserve">2017</w:t>
             </w:r>
@@ -3704,7 +3998,13 @@
               <w:t xml:space="preserve"> </w:t>
             </w:r>
             <w:r>
-              <w:t xml:space="preserve">“The A.I. Storyteller: Perpetuating Orality Using Developments in Machine Learning.”</w:t>
+              <w:t xml:space="preserve">“</w:t>
+            </w:r>
+            <w:r>
+              <w:t xml:space="preserve">The A.I. Storyteller: Perpetuating Orality Using Developments in Machine Learning.</w:t>
+            </w:r>
+            <w:r>
+              <w:t xml:space="preserve">”</w:t>
             </w:r>
             <w:r>
               <w:t xml:space="preserve"> </w:t>
@@ -3716,8 +4016,8 @@
         </w:tc>
       </w:tr>
     </w:tbl>
-    <w:bookmarkEnd w:id="23"/>
-    <w:bookmarkStart w:id="24" w:name="courses-taught"/>
+    <w:bookmarkEnd w:id="34"/>
+    <w:bookmarkStart w:id="35" w:name="courses-taught"/>
     <w:p>
       <w:pPr>
         <w:pStyle w:val="Heading2"/>
@@ -3728,11 +4028,11 @@
     </w:p>
     <w:p>
       <w:pPr>
-        <w:pStyle w:val="Compact"/>
         <w:numPr>
           <w:ilvl w:val="0"/>
           <w:numId w:val="1001"/>
         </w:numPr>
+        <w:pStyle w:val="Compact"/>
       </w:pPr>
       <w:r>
         <w:t xml:space="preserve">PFZ 100 — Performance Foundation (F2025) (created course)</w:t>
@@ -3740,11 +4040,11 @@
     </w:p>
     <w:p>
       <w:pPr>
-        <w:pStyle w:val="Compact"/>
         <w:numPr>
           <w:ilvl w:val="0"/>
           <w:numId w:val="1001"/>
         </w:numPr>
+        <w:pStyle w:val="Compact"/>
       </w:pPr>
       <w:r>
         <w:t xml:space="preserve">THP 350 — Projection Design (F 2019–24) (created course)</w:t>
@@ -3752,11 +4052,11 @@
     </w:p>
     <w:p>
       <w:pPr>
-        <w:pStyle w:val="Compact"/>
         <w:numPr>
           <w:ilvl w:val="0"/>
           <w:numId w:val="1001"/>
         </w:numPr>
+        <w:pStyle w:val="Compact"/>
       </w:pPr>
       <w:r>
         <w:t xml:space="preserve">THP 301–403 — Production Technique (FW 2016–present)</w:t>
@@ -3764,11 +4064,11 @@
     </w:p>
     <w:p>
       <w:pPr>
-        <w:pStyle w:val="Compact"/>
         <w:numPr>
           <w:ilvl w:val="0"/>
           <w:numId w:val="1001"/>
         </w:numPr>
+        <w:pStyle w:val="Compact"/>
       </w:pPr>
       <w:r>
         <w:t xml:space="preserve">THP 800 — Independent Study (W 2017–24)</w:t>
@@ -3776,11 +4076,11 @@
     </w:p>
     <w:p>
       <w:pPr>
-        <w:pStyle w:val="Compact"/>
         <w:numPr>
           <w:ilvl w:val="0"/>
           <w:numId w:val="1001"/>
         </w:numPr>
+        <w:pStyle w:val="Compact"/>
       </w:pPr>
       <w:r>
         <w:t xml:space="preserve">THT 582 — Show Systems Engineering (W 2020, F 2021, F 2023) (redesigned course)</w:t>
@@ -3788,11 +4088,11 @@
     </w:p>
     <w:p>
       <w:pPr>
-        <w:pStyle w:val="Compact"/>
         <w:numPr>
           <w:ilvl w:val="0"/>
           <w:numId w:val="1001"/>
         </w:numPr>
+        <w:pStyle w:val="Compact"/>
       </w:pPr>
       <w:r>
         <w:t xml:space="preserve">THP 102 — Production Technique II (W 2017, 2022–24) (projection design section)</w:t>
@@ -3800,11 +4100,11 @@
     </w:p>
     <w:p>
       <w:pPr>
-        <w:pStyle w:val="Compact"/>
         <w:numPr>
           <w:ilvl w:val="0"/>
           <w:numId w:val="1001"/>
         </w:numPr>
+        <w:pStyle w:val="Compact"/>
       </w:pPr>
       <w:r>
         <w:t xml:space="preserve">THP 202 — Production Technique IV (W 2018–24) (projection design section)</w:t>
@@ -3812,11 +4112,11 @@
     </w:p>
     <w:p>
       <w:pPr>
-        <w:pStyle w:val="Compact"/>
         <w:numPr>
           <w:ilvl w:val="0"/>
           <w:numId w:val="1001"/>
         </w:numPr>
+        <w:pStyle w:val="Compact"/>
       </w:pPr>
       <w:r>
         <w:t xml:space="preserve">THP 660 — Projection Design: Special Topics (W 2022) (created course)</w:t>
@@ -3824,11 +4124,11 @@
     </w:p>
     <w:p>
       <w:pPr>
-        <w:pStyle w:val="Compact"/>
         <w:numPr>
           <w:ilvl w:val="0"/>
           <w:numId w:val="1001"/>
         </w:numPr>
+        <w:pStyle w:val="Compact"/>
       </w:pPr>
       <w:r>
         <w:t xml:space="preserve">THF 101 — Elements of Production (F 2016, 2019, 2020)</w:t>
@@ -3836,18 +4136,18 @@
     </w:p>
     <w:p>
       <w:pPr>
-        <w:pStyle w:val="Compact"/>
         <w:numPr>
           <w:ilvl w:val="0"/>
           <w:numId w:val="1001"/>
         </w:numPr>
+        <w:pStyle w:val="Compact"/>
       </w:pPr>
       <w:r>
         <w:t xml:space="preserve">THM 301 — Technical Direction (F 2016)</w:t>
       </w:r>
     </w:p>
-    <w:bookmarkEnd w:id="24"/>
-    <w:bookmarkStart w:id="25" w:name="service"/>
+    <w:bookmarkEnd w:id="35"/>
+    <w:bookmarkStart w:id="36" w:name="service"/>
     <w:p>
       <w:pPr>
         <w:pStyle w:val="Heading2"/>
@@ -3860,8 +4160,8 @@
       <w:tblPr>
         <w:tblStyle w:val="Table"/>
         <w:tblW w:type="pct" w:w="5000"/>
-        <w:tblLayout w:type="fixed"/>
         <w:tblLook w:firstRow="0" w:lastRow="0" w:firstColumn="0" w:lastColumn="0" w:noHBand="0" w:noVBand="0" w:val="0000"/>
+        <w:jc w:val="start"/>
       </w:tblPr>
       <w:tblGrid>
         <w:gridCol w:w="1941"/>
@@ -3877,8 +4177,8 @@
             </w:pPr>
             <w:r>
               <w:rPr>
-                <w:b/>
-                <w:bCs/>
+                <w:bCs/>
+                <w:b/>
               </w:rPr>
               <w:t xml:space="preserve">2026-06 – present</w:t>
             </w:r>
@@ -3907,8 +4207,8 @@
             </w:pPr>
             <w:r>
               <w:rPr>
-                <w:b/>
-                <w:bCs/>
+                <w:bCs/>
+                <w:b/>
               </w:rPr>
               <w:t xml:space="preserve">2026-04</w:t>
             </w:r>
@@ -3937,8 +4237,8 @@
             </w:pPr>
             <w:r>
               <w:rPr>
-                <w:b/>
-                <w:bCs/>
+                <w:bCs/>
+                <w:b/>
               </w:rPr>
               <w:t xml:space="preserve">2025-07 – present</w:t>
             </w:r>
@@ -3967,8 +4267,8 @@
             </w:pPr>
             <w:r>
               <w:rPr>
-                <w:b/>
-                <w:bCs/>
+                <w:bCs/>
+                <w:b/>
               </w:rPr>
               <w:t xml:space="preserve">2025-02 – present</w:t>
             </w:r>
@@ -3997,8 +4297,8 @@
             </w:pPr>
             <w:r>
               <w:rPr>
-                <w:b/>
-                <w:bCs/>
+                <w:bCs/>
+                <w:b/>
               </w:rPr>
               <w:t xml:space="preserve">2024-12 – present</w:t>
             </w:r>
@@ -4027,8 +4327,8 @@
             </w:pPr>
             <w:r>
               <w:rPr>
-                <w:b/>
-                <w:bCs/>
+                <w:bCs/>
+                <w:b/>
               </w:rPr>
               <w:t xml:space="preserve">2024-11 – present</w:t>
             </w:r>
@@ -4057,8 +4357,8 @@
             </w:pPr>
             <w:r>
               <w:rPr>
-                <w:b/>
-                <w:bCs/>
+                <w:bCs/>
+                <w:b/>
               </w:rPr>
               <w:t xml:space="preserve">2024-06 – present</w:t>
             </w:r>
@@ -4087,8 +4387,8 @@
             </w:pPr>
             <w:r>
               <w:rPr>
-                <w:b/>
-                <w:bCs/>
+                <w:bCs/>
+                <w:b/>
               </w:rPr>
               <w:t xml:space="preserve">2023-10 – present</w:t>
             </w:r>
@@ -4117,8 +4417,8 @@
             </w:pPr>
             <w:r>
               <w:rPr>
-                <w:b/>
-                <w:bCs/>
+                <w:bCs/>
+                <w:b/>
               </w:rPr>
               <w:t xml:space="preserve">2023 – present</w:t>
             </w:r>
@@ -4147,8 +4447,8 @@
             </w:pPr>
             <w:r>
               <w:rPr>
-                <w:b/>
-                <w:bCs/>
+                <w:bCs/>
+                <w:b/>
               </w:rPr>
               <w:t xml:space="preserve">2023 – 2024</w:t>
             </w:r>
@@ -4177,8 +4477,8 @@
             </w:pPr>
             <w:r>
               <w:rPr>
-                <w:b/>
-                <w:bCs/>
+                <w:bCs/>
+                <w:b/>
               </w:rPr>
               <w:t xml:space="preserve">2023 – 2024</w:t>
             </w:r>
@@ -4207,8 +4507,8 @@
             </w:pPr>
             <w:r>
               <w:rPr>
-                <w:b/>
-                <w:bCs/>
+                <w:bCs/>
+                <w:b/>
               </w:rPr>
               <w:t xml:space="preserve">2023</w:t>
             </w:r>
@@ -4237,8 +4537,8 @@
             </w:pPr>
             <w:r>
               <w:rPr>
-                <w:b/>
-                <w:bCs/>
+                <w:bCs/>
+                <w:b/>
               </w:rPr>
               <w:t xml:space="preserve">2022 – 2024</w:t>
             </w:r>
@@ -4267,8 +4567,8 @@
             </w:pPr>
             <w:r>
               <w:rPr>
-                <w:b/>
-                <w:bCs/>
+                <w:bCs/>
+                <w:b/>
               </w:rPr>
               <w:t xml:space="preserve">2022-03 – 2023</w:t>
             </w:r>
@@ -4297,8 +4597,8 @@
             </w:pPr>
             <w:r>
               <w:rPr>
-                <w:b/>
-                <w:bCs/>
+                <w:bCs/>
+                <w:b/>
               </w:rPr>
               <w:t xml:space="preserve">2020 – present</w:t>
             </w:r>
@@ -4327,8 +4627,8 @@
             </w:pPr>
             <w:r>
               <w:rPr>
-                <w:b/>
-                <w:bCs/>
+                <w:bCs/>
+                <w:b/>
               </w:rPr>
               <w:t xml:space="preserve">2018 – 2020</w:t>
             </w:r>
@@ -4357,8 +4657,8 @@
             </w:pPr>
             <w:r>
               <w:rPr>
-                <w:b/>
-                <w:bCs/>
+                <w:bCs/>
+                <w:b/>
               </w:rPr>
               <w:t xml:space="preserve">2016 – 2021</w:t>
             </w:r>
@@ -4378,8 +4678,8 @@
         </w:tc>
       </w:tr>
     </w:tbl>
-    <w:bookmarkEnd w:id="25"/>
-    <w:bookmarkStart w:id="26" w:name="memberships-and-collectives"/>
+    <w:bookmarkEnd w:id="36"/>
+    <w:bookmarkStart w:id="37" w:name="memberships-and-collectives"/>
     <w:p>
       <w:pPr>
         <w:pStyle w:val="Heading2"/>
@@ -4392,8 +4692,8 @@
       <w:tblPr>
         <w:tblStyle w:val="Table"/>
         <w:tblW w:type="pct" w:w="5000"/>
-        <w:tblLayout w:type="fixed"/>
         <w:tblLook w:firstRow="0" w:lastRow="0" w:firstColumn="0" w:lastColumn="0" w:noHBand="0" w:noVBand="0" w:val="0000"/>
+        <w:jc w:val="start"/>
       </w:tblPr>
       <w:tblGrid>
         <w:gridCol w:w="1941"/>
@@ -4409,8 +4709,8 @@
             </w:pPr>
             <w:r>
               <w:rPr>
-                <w:b/>
-                <w:bCs/>
+                <w:bCs/>
+                <w:b/>
               </w:rPr>
               <w:t xml:space="preserve">2025 – present</w:t>
             </w:r>
@@ -4439,8 +4739,8 @@
             </w:pPr>
             <w:r>
               <w:rPr>
-                <w:b/>
-                <w:bCs/>
+                <w:bCs/>
+                <w:b/>
               </w:rPr>
               <w:t xml:space="preserve">2023 – present</w:t>
             </w:r>
@@ -4469,8 +4769,8 @@
             </w:pPr>
             <w:r>
               <w:rPr>
-                <w:b/>
-                <w:bCs/>
+                <w:bCs/>
+                <w:b/>
               </w:rPr>
               <w:t xml:space="preserve">2022 – 2023</w:t>
             </w:r>
@@ -4499,8 +4799,8 @@
             </w:pPr>
             <w:r>
               <w:rPr>
-                <w:b/>
-                <w:bCs/>
+                <w:bCs/>
+                <w:b/>
               </w:rPr>
               <w:t xml:space="preserve">2021 – 2022</w:t>
             </w:r>
@@ -4529,8 +4829,8 @@
             </w:pPr>
             <w:r>
               <w:rPr>
-                <w:b/>
-                <w:bCs/>
+                <w:bCs/>
+                <w:b/>
               </w:rPr>
               <w:t xml:space="preserve">2019 – present</w:t>
             </w:r>
@@ -4559,8 +4859,8 @@
             </w:pPr>
             <w:r>
               <w:rPr>
-                <w:b/>
-                <w:bCs/>
+                <w:bCs/>
+                <w:b/>
               </w:rPr>
               <w:t xml:space="preserve">2018 – present</w:t>
             </w:r>
@@ -4589,8 +4889,8 @@
             </w:pPr>
             <w:r>
               <w:rPr>
-                <w:b/>
-                <w:bCs/>
+                <w:bCs/>
+                <w:b/>
               </w:rPr>
               <w:t xml:space="preserve">2018 – present</w:t>
             </w:r>
@@ -4610,8 +4910,8 @@
         </w:tc>
       </w:tr>
     </w:tbl>
-    <w:bookmarkEnd w:id="26"/>
-    <w:bookmarkStart w:id="27" w:name="interviews-and-media"/>
+    <w:bookmarkEnd w:id="37"/>
+    <w:bookmarkStart w:id="38" w:name="interviews-and-media"/>
     <w:p>
       <w:pPr>
         <w:pStyle w:val="Heading2"/>
@@ -4624,8 +4924,8 @@
       <w:tblPr>
         <w:tblStyle w:val="Table"/>
         <w:tblW w:type="pct" w:w="5000"/>
-        <w:tblLayout w:type="fixed"/>
         <w:tblLook w:firstRow="0" w:lastRow="0" w:firstColumn="0" w:lastColumn="0" w:noHBand="0" w:noVBand="0" w:val="0000"/>
+        <w:jc w:val="start"/>
       </w:tblPr>
       <w:tblGrid>
         <w:gridCol w:w="1941"/>
@@ -4641,8 +4941,8 @@
             </w:pPr>
             <w:r>
               <w:rPr>
-                <w:b/>
-                <w:bCs/>
+                <w:bCs/>
+                <w:b/>
               </w:rPr>
               <w:t xml:space="preserve">2023</w:t>
             </w:r>
@@ -4656,7 +4956,13 @@
               <w:jc w:val="left"/>
             </w:pPr>
             <w:r>
-              <w:t xml:space="preserve">“Get the inside scoop on game-changing innovations in augmented reality with the new VisionPro.”</w:t>
+              <w:t xml:space="preserve">“</w:t>
+            </w:r>
+            <w:r>
+              <w:t xml:space="preserve">Get the inside scoop on game-changing innovations in augmented reality with the new VisionPro.</w:t>
+            </w:r>
+            <w:r>
+              <w:t xml:space="preserve">”</w:t>
             </w:r>
             <w:r>
               <w:t xml:space="preserve"> </w:t>
@@ -4677,8 +4983,8 @@
             </w:pPr>
             <w:r>
               <w:rPr>
-                <w:b/>
-                <w:bCs/>
+                <w:bCs/>
+                <w:b/>
               </w:rPr>
               <w:t xml:space="preserve">2023</w:t>
             </w:r>
@@ -4707,8 +5013,8 @@
             </w:pPr>
             <w:r>
               <w:rPr>
-                <w:b/>
-                <w:bCs/>
+                <w:bCs/>
+                <w:b/>
               </w:rPr>
               <w:t xml:space="preserve">2022</w:t>
             </w:r>
@@ -4722,7 +5028,13 @@
               <w:jc w:val="left"/>
             </w:pPr>
             <w:r>
-              <w:t xml:space="preserve">“Students Are Excited And Hopeful For What The Metaverse May Bring.”</w:t>
+              <w:t xml:space="preserve">“</w:t>
+            </w:r>
+            <w:r>
+              <w:t xml:space="preserve">Students Are Excited And Hopeful For What The Metaverse May Bring.</w:t>
+            </w:r>
+            <w:r>
+              <w:t xml:space="preserve">”</w:t>
             </w:r>
             <w:r>
               <w:t xml:space="preserve"> </w:t>
@@ -4743,8 +5055,8 @@
             </w:pPr>
             <w:r>
               <w:rPr>
-                <w:b/>
-                <w:bCs/>
+                <w:bCs/>
+                <w:b/>
               </w:rPr>
               <w:t xml:space="preserve">2022</w:t>
             </w:r>
@@ -4758,7 +5070,13 @@
               <w:jc w:val="left"/>
             </w:pPr>
             <w:r>
-              <w:t xml:space="preserve">“Michael F. Bergmann On The Merging of Live Arts and Technology.”</w:t>
+              <w:t xml:space="preserve">“</w:t>
+            </w:r>
+            <w:r>
+              <w:t xml:space="preserve">Michael F. Bergmann On The Merging of Live Arts and Technology.</w:t>
+            </w:r>
+            <w:r>
+              <w:t xml:space="preserve">”</w:t>
             </w:r>
             <w:r>
               <w:t xml:space="preserve"> </w:t>
@@ -4779,8 +5097,8 @@
             </w:pPr>
             <w:r>
               <w:rPr>
-                <w:b/>
-                <w:bCs/>
+                <w:bCs/>
+                <w:b/>
               </w:rPr>
               <w:t xml:space="preserve">2021</w:t>
             </w:r>
@@ -4794,7 +5112,13 @@
               <w:jc w:val="left"/>
             </w:pPr>
             <w:r>
-              <w:t xml:space="preserve">“Emerging technology that’s here to stay.”</w:t>
+              <w:t xml:space="preserve">“</w:t>
+            </w:r>
+            <w:r>
+              <w:t xml:space="preserve">Emerging technology that’s here to stay.</w:t>
+            </w:r>
+            <w:r>
+              <w:t xml:space="preserve">”</w:t>
             </w:r>
             <w:r>
               <w:t xml:space="preserve"> </w:t>
@@ -4815,8 +5139,8 @@
             </w:pPr>
             <w:r>
               <w:rPr>
-                <w:b/>
-                <w:bCs/>
+                <w:bCs/>
+                <w:b/>
               </w:rPr>
               <w:t xml:space="preserve">2020</w:t>
             </w:r>
@@ -4830,7 +5154,13 @@
               <w:jc w:val="left"/>
             </w:pPr>
             <w:r>
-              <w:t xml:space="preserve">“Can you feel empathy for a dancing robot?”</w:t>
+              <w:t xml:space="preserve">“</w:t>
+            </w:r>
+            <w:r>
+              <w:t xml:space="preserve">Can you feel empathy for a dancing robot?</w:t>
+            </w:r>
+            <w:r>
+              <w:t xml:space="preserve">”</w:t>
             </w:r>
             <w:r>
               <w:t xml:space="preserve"> </w:t>
@@ -4851,8 +5181,8 @@
             </w:pPr>
             <w:r>
               <w:rPr>
-                <w:b/>
-                <w:bCs/>
+                <w:bCs/>
+                <w:b/>
               </w:rPr>
               <w:t xml:space="preserve">2019</w:t>
             </w:r>
@@ -4866,7 +5196,13 @@
               <w:jc w:val="left"/>
             </w:pPr>
             <w:r>
-              <w:t xml:space="preserve">“Premiere of robot dance performance launches Creative Technology Lab.”</w:t>
+              <w:t xml:space="preserve">“</w:t>
+            </w:r>
+            <w:r>
+              <w:t xml:space="preserve">Premiere of robot dance performance launches Creative Technology Lab.</w:t>
+            </w:r>
+            <w:r>
+              <w:t xml:space="preserve">”</w:t>
             </w:r>
             <w:r>
               <w:t xml:space="preserve"> </w:t>
@@ -4887,8 +5223,8 @@
             </w:pPr>
             <w:r>
               <w:rPr>
-                <w:b/>
-                <w:bCs/>
+                <w:bCs/>
+                <w:b/>
               </w:rPr>
               <w:t xml:space="preserve">2015</w:t>
             </w:r>
@@ -4908,8 +5244,8 @@
         </w:tc>
       </w:tr>
     </w:tbl>
-    <w:bookmarkEnd w:id="27"/>
-    <w:bookmarkEnd w:id="28"/>
+    <w:bookmarkEnd w:id="38"/>
+    <w:bookmarkEnd w:id="39"/>
     <w:sectPr>
       <w:footnotePr>
         <w:numRestart w:val="eachSect"/>
@@ -4945,14 +5281,14 @@
 <file path=word/numbering.xml><?xml version="1.0" encoding="utf-8"?>
 <w:numbering xmlns:w="http://schemas.openxmlformats.org/wordprocessingml/2006/main">
   <w:abstractNum w:abstractNumId="990">
-    <w:nsid w:val="0000A990"/>
+    <w:nsid w:val="A990"/>
     <w:multiLevelType w:val="multilevel"/>
     <w:lvl w:ilvl="0">
       <w:numFmt w:val="bullet"/>
       <w:lvlText w:val=" "/>
       <w:lvlJc w:val="left"/>
       <w:pPr>
-        <w:ind w:left="720" w:hanging="360"/>
+        <w:ind w:left="720" w:hanging="480"/>
       </w:pPr>
     </w:lvl>
     <w:lvl w:ilvl="1">
@@ -4960,7 +5296,7 @@
       <w:lvlText w:val=" "/>
       <w:lvlJc w:val="left"/>
       <w:pPr>
-        <w:ind w:left="1440" w:hanging="360"/>
+        <w:ind w:left="1440" w:hanging="480"/>
       </w:pPr>
     </w:lvl>
     <w:lvl w:ilvl="2">
@@ -4968,7 +5304,7 @@
       <w:lvlText w:val=" "/>
       <w:lvlJc w:val="left"/>
       <w:pPr>
-        <w:ind w:left="2160" w:hanging="360"/>
+        <w:ind w:left="2160" w:hanging="480"/>
       </w:pPr>
     </w:lvl>
     <w:lvl w:ilvl="3">
@@ -4976,7 +5312,7 @@
       <w:lvlText w:val=" "/>
       <w:lvlJc w:val="left"/>
       <w:pPr>
-        <w:ind w:left="2880" w:hanging="360"/>
+        <w:ind w:left="2880" w:hanging="480"/>
       </w:pPr>
     </w:lvl>
     <w:lvl w:ilvl="4">
@@ -4984,7 +5320,7 @@
       <w:lvlText w:val=" "/>
       <w:lvlJc w:val="left"/>
       <w:pPr>
-        <w:ind w:left="3600" w:hanging="360"/>
+        <w:ind w:left="3600" w:hanging="480"/>
       </w:pPr>
     </w:lvl>
     <w:lvl w:ilvl="5">
@@ -4992,7 +5328,7 @@
       <w:lvlText w:val=" "/>
       <w:lvlJc w:val="left"/>
       <w:pPr>
-        <w:ind w:left="4320" w:hanging="360"/>
+        <w:ind w:left="4320" w:hanging="480"/>
       </w:pPr>
     </w:lvl>
     <w:lvl w:ilvl="6">
@@ -5000,7 +5336,7 @@
       <w:lvlText w:val=" "/>
       <w:lvlJc w:val="left"/>
       <w:pPr>
-        <w:ind w:left="5040" w:hanging="360"/>
+        <w:ind w:left="5040" w:hanging="480"/>
       </w:pPr>
     </w:lvl>
     <w:lvl w:ilvl="7">
@@ -5008,7 +5344,7 @@
       <w:lvlText w:val=" "/>
       <w:lvlJc w:val="left"/>
       <w:pPr>
-        <w:ind w:left="5760" w:hanging="360"/>
+        <w:ind w:left="5760" w:hanging="480"/>
       </w:pPr>
     </w:lvl>
     <w:lvl w:ilvl="8">
@@ -5016,111 +5352,84 @@
       <w:lvlText w:val=" "/>
       <w:lvlJc w:val="left"/>
       <w:pPr>
-        <w:ind w:left="6480" w:hanging="360"/>
+        <w:ind w:left="6480" w:hanging="480"/>
       </w:pPr>
     </w:lvl>
   </w:abstractNum>
   <w:abstractNum w:abstractNumId="991">
-    <w:nsid w:val="0000A991"/>
+    <w:nsid w:val="A991"/>
     <w:multiLevelType w:val="multilevel"/>
     <w:lvl w:ilvl="0">
       <w:numFmt w:val="bullet"/>
-      <w:lvlText w:val=""/>
+      <w:lvlText w:val="•"/>
       <w:lvlJc w:val="left"/>
       <w:pPr>
-        <w:ind w:left="720" w:hanging="360"/>
+        <w:ind w:left="720" w:hanging="480"/>
       </w:pPr>
-      <w:rPr>
-        <w:rFonts w:ascii="Symbol" w:hAnsi="Symbol" w:cs="Symbol" w:hint="default"/>
-      </w:rPr>
     </w:lvl>
     <w:lvl w:ilvl="1">
       <w:numFmt w:val="bullet"/>
-      <w:lvlText w:val="o"/>
+      <w:lvlText w:val="–"/>
       <w:lvlJc w:val="left"/>
       <w:pPr>
-        <w:ind w:left="1440" w:hanging="360"/>
+        <w:ind w:left="1440" w:hanging="480"/>
       </w:pPr>
-      <w:rPr>
-        <w:rFonts w:ascii="Courier New" w:hAnsi="Courier New" w:cs="Courier New" w:hint="default"/>
-      </w:rPr>
     </w:lvl>
     <w:lvl w:ilvl="2">
       <w:numFmt w:val="bullet"/>
-      <w:lvlText w:val=""/>
+      <w:lvlText w:val="•"/>
       <w:lvlJc w:val="left"/>
       <w:pPr>
-        <w:ind w:left="2160" w:hanging="360"/>
+        <w:ind w:left="2160" w:hanging="480"/>
       </w:pPr>
-      <w:rPr>
-        <w:rFonts w:ascii="Wingdings" w:hAnsi="Wingdings" w:cs="Wingdings" w:hint="default"/>
-      </w:rPr>
     </w:lvl>
     <w:lvl w:ilvl="3">
       <w:numFmt w:val="bullet"/>
-      <w:lvlText w:val=""/>
+      <w:lvlText w:val="–"/>
       <w:lvlJc w:val="left"/>
       <w:pPr>
-        <w:ind w:left="2880" w:hanging="360"/>
+        <w:ind w:left="2880" w:hanging="480"/>
       </w:pPr>
-      <w:rPr>
-        <w:rFonts w:ascii="Symbol" w:hAnsi="Symbol" w:cs="Symbol" w:hint="default"/>
-      </w:rPr>
     </w:lvl>
     <w:lvl w:ilvl="4">
       <w:numFmt w:val="bullet"/>
-      <w:lvlText w:val="o"/>
+      <w:lvlText w:val="•"/>
       <w:lvlJc w:val="left"/>
       <w:pPr>
-        <w:ind w:left="3600" w:hanging="360"/>
+        <w:ind w:left="3600" w:hanging="480"/>
       </w:pPr>
-      <w:rPr>
-        <w:rFonts w:ascii="Courier New" w:hAnsi="Courier New" w:cs="Courier New" w:hint="default"/>
-      </w:rPr>
     </w:lvl>
     <w:lvl w:ilvl="5">
       <w:numFmt w:val="bullet"/>
-      <w:lvlText w:val=""/>
+      <w:lvlText w:val="–"/>
       <w:lvlJc w:val="left"/>
       <w:pPr>
-        <w:ind w:left="4320" w:hanging="360"/>
+        <w:ind w:left="4320" w:hanging="480"/>
       </w:pPr>
-      <w:rPr>
-        <w:rFonts w:ascii="Wingdings" w:hAnsi="Wingdings" w:cs="Wingdings" w:hint="default"/>
-      </w:rPr>
     </w:lvl>
     <w:lvl w:ilvl="6">
       <w:numFmt w:val="bullet"/>
-      <w:lvlText w:val=""/>
+      <w:lvlText w:val="•"/>
       <w:lvlJc w:val="left"/>
       <w:pPr>
-        <w:ind w:left="5040" w:hanging="360"/>
+        <w:ind w:left="5040" w:hanging="480"/>
       </w:pPr>
-      <w:rPr>
-        <w:rFonts w:ascii="Symbol" w:hAnsi="Symbol" w:cs="Symbol" w:hint="default"/>
-      </w:rPr>
     </w:lvl>
     <w:lvl w:ilvl="7">
       <w:numFmt w:val="bullet"/>
-      <w:lvlText w:val="o"/>
+      <w:lvlText w:val="–"/>
       <w:lvlJc w:val="left"/>
       <w:pPr>
-        <w:ind w:left="5760" w:hanging="360"/>
+        <w:ind w:left="5760" w:hanging="480"/>
       </w:pPr>
-      <w:rPr>
-        <w:rFonts w:ascii="Courier New" w:hAnsi="Courier New" w:cs="Courier New" w:hint="default"/>
-      </w:rPr>
     </w:lvl>
     <w:lvl w:ilvl="8">
       <w:numFmt w:val="bullet"/>
-      <w:lvlText w:val=""/>
+      <w:lvlText w:val="•"/>
       <w:lvlJc w:val="left"/>
       <w:pPr>
-        <w:ind w:left="6480" w:hanging="360"/>
+        <w:ind w:left="6480" w:hanging="480"/>
       </w:pPr>
-      <w:rPr>
-        <w:rFonts w:ascii="Wingdings" w:hAnsi="Wingdings" w:cs="Wingdings" w:hint="default"/>
-      </w:rPr>
     </w:lvl>
   </w:abstractNum>
   <w:num w:numId="1000">
@@ -5792,8 +6101,8 @@
     <w:name w:val="KeywordTok"/>
     <w:basedOn w:val="VerbatimChar"/>
     <w:rPr>
+      <w:color w:val="007020"/>
       <w:b/>
-      <w:color w:val="007020"/>
     </w:rPr>
   </w:style>
   <w:style w:type="character" w:customStyle="1" w:styleId="DataTypeTok">
@@ -5870,42 +6179,42 @@
     <w:name w:val="ImportTok"/>
     <w:basedOn w:val="VerbatimChar"/>
     <w:rPr>
+      <w:color w:val="008000"/>
       <w:b/>
-      <w:color w:val="008000"/>
     </w:rPr>
   </w:style>
   <w:style w:type="character" w:customStyle="1" w:styleId="CommentTok">
     <w:name w:val="CommentTok"/>
     <w:basedOn w:val="VerbatimChar"/>
     <w:rPr>
+      <w:color w:val="60a0b0"/>
       <w:i/>
-      <w:color w:val="60a0b0"/>
     </w:rPr>
   </w:style>
   <w:style w:type="character" w:customStyle="1" w:styleId="DocumentationTok">
     <w:name w:val="DocumentationTok"/>
     <w:basedOn w:val="VerbatimChar"/>
     <w:rPr>
+      <w:color w:val="ba2121"/>
       <w:i/>
-      <w:color w:val="ba2121"/>
     </w:rPr>
   </w:style>
   <w:style w:type="character" w:customStyle="1" w:styleId="AnnotationTok">
     <w:name w:val="AnnotationTok"/>
     <w:basedOn w:val="VerbatimChar"/>
     <w:rPr>
+      <w:color w:val="60a0b0"/>
       <w:b/>
       <w:i/>
-      <w:color w:val="60a0b0"/>
     </w:rPr>
   </w:style>
   <w:style w:type="character" w:customStyle="1" w:styleId="CommentVarTok">
     <w:name w:val="CommentVarTok"/>
     <w:basedOn w:val="VerbatimChar"/>
     <w:rPr>
+      <w:color w:val="60a0b0"/>
       <w:b/>
       <w:i/>
-      <w:color w:val="60a0b0"/>
     </w:rPr>
   </w:style>
   <w:style w:type="character" w:customStyle="1" w:styleId="OtherTok">
@@ -5933,8 +6242,8 @@
     <w:name w:val="ControlFlowTok"/>
     <w:basedOn w:val="VerbatimChar"/>
     <w:rPr>
+      <w:color w:val="007020"/>
       <w:b/>
-      <w:color w:val="007020"/>
     </w:rPr>
   </w:style>
   <w:style w:type="character" w:customStyle="1" w:styleId="OperatorTok">
@@ -5979,34 +6288,34 @@
     <w:name w:val="InformationTok"/>
     <w:basedOn w:val="VerbatimChar"/>
     <w:rPr>
+      <w:color w:val="60a0b0"/>
       <w:b/>
       <w:i/>
-      <w:color w:val="60a0b0"/>
     </w:rPr>
   </w:style>
   <w:style w:type="character" w:customStyle="1" w:styleId="WarningTok">
     <w:name w:val="WarningTok"/>
     <w:basedOn w:val="VerbatimChar"/>
     <w:rPr>
+      <w:color w:val="60a0b0"/>
       <w:b/>
       <w:i/>
-      <w:color w:val="60a0b0"/>
     </w:rPr>
   </w:style>
   <w:style w:type="character" w:customStyle="1" w:styleId="AlertTok">
     <w:name w:val="AlertTok"/>
     <w:basedOn w:val="VerbatimChar"/>
     <w:rPr>
+      <w:color w:val="ff0000"/>
       <w:b/>
-      <w:color w:val="ff0000"/>
     </w:rPr>
   </w:style>
   <w:style w:type="character" w:customStyle="1" w:styleId="ErrorTok">
     <w:name w:val="ErrorTok"/>
     <w:basedOn w:val="VerbatimChar"/>
     <w:rPr>
+      <w:color w:val="ff0000"/>
       <w:b/>
-      <w:color w:val="ff0000"/>
     </w:rPr>
   </w:style>
   <w:style w:type="character" w:customStyle="1" w:styleId="NormalTok">

--- a/output/Bergmann-CV-Complete.docx
+++ b/output/Bergmann-CV-Complete.docx
@@ -25,18 +25,6 @@
         <w:t xml:space="preserve">ORCID: 0000-0002-5698-8121 · mfb@torontomu.ca · https://bergmann.ai</w:t>
       </w:r>
     </w:p>
-    <w:p>
-      <w:pPr>
-        <w:pStyle w:val="BodyText"/>
-      </w:pPr>
-      <w:r>
-        <w:rPr>
-          <w:iCs/>
-          <w:i/>
-        </w:rPr>
-        <w:t xml:space="preserve">Generated 2026-07-22 from cv.yaml — do not edit outputs directly.</w:t>
-      </w:r>
-    </w:p>
     <w:bookmarkStart w:id="20" w:name="employment"/>
     <w:p>
       <w:pPr>
@@ -83,36 +71,6 @@
             </w:pPr>
             <w:r>
               <w:t xml:space="preserve">Associate Professor (Tenured), Performance, The Creative School, Toronto Metropolitan University</w:t>
-            </w:r>
-          </w:p>
-        </w:tc>
-      </w:tr>
-      <w:tr>
-        <w:tc>
-          <w:tcPr/>
-          <w:p>
-            <w:pPr>
-              <w:pStyle w:val="Compact"/>
-              <w:jc w:val="left"/>
-            </w:pPr>
-            <w:r>
-              <w:rPr>
-                <w:bCs/>
-                <w:b/>
-              </w:rPr>
-              <w:t xml:space="preserve">2024-01 – TODO-END-DATE</w:t>
-            </w:r>
-          </w:p>
-        </w:tc>
-        <w:tc>
-          <w:tcPr/>
-          <w:p>
-            <w:pPr>
-              <w:pStyle w:val="Compact"/>
-              <w:jc w:val="left"/>
-            </w:pPr>
-            <w:r>
-              <w:t xml:space="preserve">Associate Director, Design + Technology Lab, Toronto Metropolitan University</w:t>
             </w:r>
           </w:p>
         </w:tc>
@@ -1920,7 +1878,7 @@
               <w:jc w:val="left"/>
             </w:pPr>
             <w:r>
-              <w:t xml:space="preserve">Bergmann, M., Zhang, ?, Laberge-Côté, ?, and McGuire, B.</w:t>
+              <w:t xml:space="preserve">Bergmann, M., Zhang, L., Laberge-Côté, L., and McGuire, B.</w:t>
             </w:r>
             <w:r>
               <w:t xml:space="preserve"> </w:t>

--- a/output/Bergmann-CV-Complete.docx
+++ b/output/Bergmann-CV-Complete.docx
@@ -967,6 +967,54 @@
             </w:r>
             <w:r>
               <w:t xml:space="preserve">Belfield Literary Review: New TransAtlantic Dialogues, ed. Gregory Betts and Lucy Collins, Spring 2021, pp. 96–99.</w:t>
+            </w:r>
+          </w:p>
+        </w:tc>
+      </w:tr>
+      <w:tr>
+        <w:tc>
+          <w:tcPr/>
+          <w:p>
+            <w:pPr>
+              <w:pStyle w:val="Compact"/>
+              <w:jc w:val="left"/>
+            </w:pPr>
+            <w:r>
+              <w:rPr>
+                <w:bCs/>
+                <w:b/>
+              </w:rPr>
+              <w:t xml:space="preserve">2017-11</w:t>
+            </w:r>
+          </w:p>
+        </w:tc>
+        <w:tc>
+          <w:tcPr/>
+          <w:p>
+            <w:pPr>
+              <w:pStyle w:val="Compact"/>
+              <w:jc w:val="left"/>
+            </w:pPr>
+            <w:r>
+              <w:t xml:space="preserve">Bergmann, M. F. (2017).</w:t>
+            </w:r>
+            <w:r>
+              <w:t xml:space="preserve"> </w:t>
+            </w:r>
+            <w:r>
+              <w:t xml:space="preserve">“</w:t>
+            </w:r>
+            <w:r>
+              <w:t xml:space="preserve">Performance Art: New Magic.</w:t>
+            </w:r>
+            <w:r>
+              <w:t xml:space="preserve">”</w:t>
+            </w:r>
+            <w:r>
+              <w:t xml:space="preserve"> </w:t>
+            </w:r>
+            <w:r>
+              <w:t xml:space="preserve">Rough Draft, Vol. 2, No. 1, November 7, 2017.</w:t>
             </w:r>
           </w:p>
         </w:tc>
@@ -4053,6 +4101,42 @@
         <w:pStyle w:val="Compact"/>
       </w:pPr>
       <w:r>
+        <w:t xml:space="preserve">THT 582 — Scenic Automation (F 2017)</w:t>
+      </w:r>
+    </w:p>
+    <w:p>
+      <w:pPr>
+        <w:numPr>
+          <w:ilvl w:val="0"/>
+          <w:numId w:val="1001"/>
+        </w:numPr>
+        <w:pStyle w:val="Compact"/>
+      </w:pPr>
+      <w:r>
+        <w:t xml:space="preserve">THP 500 — Conceiving the Production (F 2018)</w:t>
+      </w:r>
+    </w:p>
+    <w:p>
+      <w:pPr>
+        <w:numPr>
+          <w:ilvl w:val="0"/>
+          <w:numId w:val="1001"/>
+        </w:numPr>
+        <w:pStyle w:val="Compact"/>
+      </w:pPr>
+      <w:r>
+        <w:t xml:space="preserve">THF 501 — Research Methods (W 2018)</w:t>
+      </w:r>
+    </w:p>
+    <w:p>
+      <w:pPr>
+        <w:numPr>
+          <w:ilvl w:val="0"/>
+          <w:numId w:val="1001"/>
+        </w:numPr>
+        <w:pStyle w:val="Compact"/>
+      </w:pPr>
+      <w:r>
         <w:t xml:space="preserve">THP 102 — Production Technique II (W 2017, 2022–24) (projection design section)</w:t>
       </w:r>
     </w:p>
@@ -4104,6 +4188,18 @@
         <w:t xml:space="preserve">THM 301 — Technical Direction (F 2016)</w:t>
       </w:r>
     </w:p>
+    <w:p>
+      <w:pPr>
+        <w:numPr>
+          <w:ilvl w:val="0"/>
+          <w:numId w:val="1001"/>
+        </w:numPr>
+        <w:pStyle w:val="Compact"/>
+      </w:pPr>
+      <w:r>
+        <w:t xml:space="preserve">CRI 815 — Creative Impact Supercourse I, Creative Industries (F 2018)</w:t>
+      </w:r>
+    </w:p>
     <w:bookmarkEnd w:id="35"/>
     <w:bookmarkStart w:id="36" w:name="service"/>
     <w:p>
@@ -4558,6 +4654,126 @@
                 <w:bCs/>
                 <w:b/>
               </w:rPr>
+              <w:t xml:space="preserve">2021 – 2022</w:t>
+            </w:r>
+          </w:p>
+        </w:tc>
+        <w:tc>
+          <w:tcPr/>
+          <w:p>
+            <w:pPr>
+              <w:pStyle w:val="Compact"/>
+              <w:jc w:val="left"/>
+            </w:pPr>
+            <w:r>
+              <w:t xml:space="preserve">Member, Immersive Production Steering Committee, The Creative School, TMU</w:t>
+            </w:r>
+          </w:p>
+        </w:tc>
+      </w:tr>
+      <w:tr>
+        <w:tc>
+          <w:tcPr/>
+          <w:p>
+            <w:pPr>
+              <w:pStyle w:val="Compact"/>
+              <w:jc w:val="left"/>
+            </w:pPr>
+            <w:r>
+              <w:rPr>
+                <w:bCs/>
+                <w:b/>
+              </w:rPr>
+              <w:t xml:space="preserve">2021</w:t>
+            </w:r>
+          </w:p>
+        </w:tc>
+        <w:tc>
+          <w:tcPr/>
+          <w:p>
+            <w:pPr>
+              <w:pStyle w:val="Compact"/>
+              <w:jc w:val="left"/>
+            </w:pPr>
+            <w:r>
+              <w:t xml:space="preserve">Member, Name Implementation Advisory Group (FCAD renaming to The Creative School), TMU</w:t>
+            </w:r>
+          </w:p>
+        </w:tc>
+      </w:tr>
+      <w:tr>
+        <w:tc>
+          <w:tcPr/>
+          <w:p>
+            <w:pPr>
+              <w:pStyle w:val="Compact"/>
+              <w:jc w:val="left"/>
+            </w:pPr>
+            <w:r>
+              <w:rPr>
+                <w:bCs/>
+                <w:b/>
+              </w:rPr>
+              <w:t xml:space="preserve">2020 – 2023</w:t>
+            </w:r>
+          </w:p>
+        </w:tc>
+        <w:tc>
+          <w:tcPr/>
+          <w:p>
+            <w:pPr>
+              <w:pStyle w:val="Compact"/>
+              <w:jc w:val="left"/>
+            </w:pPr>
+            <w:r>
+              <w:t xml:space="preserve">Member, Gold Medal selection committee (FCAD/Creative School section), TMU</w:t>
+            </w:r>
+          </w:p>
+        </w:tc>
+      </w:tr>
+      <w:tr>
+        <w:tc>
+          <w:tcPr/>
+          <w:p>
+            <w:pPr>
+              <w:pStyle w:val="Compact"/>
+              <w:jc w:val="left"/>
+            </w:pPr>
+            <w:r>
+              <w:rPr>
+                <w:bCs/>
+                <w:b/>
+              </w:rPr>
+              <w:t xml:space="preserve">2020 – 2021</w:t>
+            </w:r>
+          </w:p>
+        </w:tc>
+        <w:tc>
+          <w:tcPr/>
+          <w:p>
+            <w:pPr>
+              <w:pStyle w:val="Compact"/>
+              <w:jc w:val="left"/>
+            </w:pPr>
+            <w:r>
+              <w:t xml:space="preserve">Member, Departmental Hiring Committee, Performance, TMU</w:t>
+            </w:r>
+          </w:p>
+        </w:tc>
+      </w:tr>
+      <w:tr>
+        <w:tc>
+          <w:tcPr/>
+          <w:p>
+            <w:pPr>
+              <w:pStyle w:val="Compact"/>
+              <w:jc w:val="left"/>
+            </w:pPr>
+            <w:r>
+              <w:rPr>
+                <w:bCs/>
+                <w:b/>
+              </w:rPr>
               <w:t xml:space="preserve">2020 – present</w:t>
             </w:r>
           </w:p>
@@ -4588,6 +4804,156 @@
                 <w:bCs/>
                 <w:b/>
               </w:rPr>
+              <w:t xml:space="preserve">2020</w:t>
+            </w:r>
+          </w:p>
+        </w:tc>
+        <w:tc>
+          <w:tcPr/>
+          <w:p>
+            <w:pPr>
+              <w:pStyle w:val="Compact"/>
+              <w:jc w:val="left"/>
+            </w:pPr>
+            <w:r>
+              <w:t xml:space="preserve">Member, FCAD Virtual Task Force, TMU</w:t>
+            </w:r>
+          </w:p>
+        </w:tc>
+      </w:tr>
+      <w:tr>
+        <w:tc>
+          <w:tcPr/>
+          <w:p>
+            <w:pPr>
+              <w:pStyle w:val="Compact"/>
+              <w:jc w:val="left"/>
+            </w:pPr>
+            <w:r>
+              <w:rPr>
+                <w:bCs/>
+                <w:b/>
+              </w:rPr>
+              <w:t xml:space="preserve">2020</w:t>
+            </w:r>
+          </w:p>
+        </w:tc>
+        <w:tc>
+          <w:tcPr/>
+          <w:p>
+            <w:pPr>
+              <w:pStyle w:val="Compact"/>
+              <w:jc w:val="left"/>
+            </w:pPr>
+            <w:r>
+              <w:t xml:space="preserve">Member, Limited Return of Human Participant &amp; Field SRC Activity Advisory Group, TMU</w:t>
+            </w:r>
+          </w:p>
+        </w:tc>
+      </w:tr>
+      <w:tr>
+        <w:tc>
+          <w:tcPr/>
+          <w:p>
+            <w:pPr>
+              <w:pStyle w:val="Compact"/>
+              <w:jc w:val="left"/>
+            </w:pPr>
+            <w:r>
+              <w:rPr>
+                <w:bCs/>
+                <w:b/>
+              </w:rPr>
+              <w:t xml:space="preserve">2019 – 2022</w:t>
+            </w:r>
+          </w:p>
+        </w:tc>
+        <w:tc>
+          <w:tcPr/>
+          <w:p>
+            <w:pPr>
+              <w:pStyle w:val="Compact"/>
+              <w:jc w:val="left"/>
+            </w:pPr>
+            <w:r>
+              <w:t xml:space="preserve">Member, Academic Integrity Committee, TMU</w:t>
+            </w:r>
+          </w:p>
+        </w:tc>
+      </w:tr>
+      <w:tr>
+        <w:tc>
+          <w:tcPr/>
+          <w:p>
+            <w:pPr>
+              <w:pStyle w:val="Compact"/>
+              <w:jc w:val="left"/>
+            </w:pPr>
+            <w:r>
+              <w:rPr>
+                <w:bCs/>
+                <w:b/>
+              </w:rPr>
+              <w:t xml:space="preserve">2018 – 2022</w:t>
+            </w:r>
+          </w:p>
+        </w:tc>
+        <w:tc>
+          <w:tcPr/>
+          <w:p>
+            <w:pPr>
+              <w:pStyle w:val="Compact"/>
+              <w:jc w:val="left"/>
+            </w:pPr>
+            <w:r>
+              <w:t xml:space="preserve">School of Performance representative, RFA (now TFA) Representative’s Council, TMU</w:t>
+            </w:r>
+          </w:p>
+        </w:tc>
+      </w:tr>
+      <w:tr>
+        <w:tc>
+          <w:tcPr/>
+          <w:p>
+            <w:pPr>
+              <w:pStyle w:val="Compact"/>
+              <w:jc w:val="left"/>
+            </w:pPr>
+            <w:r>
+              <w:rPr>
+                <w:bCs/>
+                <w:b/>
+              </w:rPr>
+              <w:t xml:space="preserve">2018 – 2023</w:t>
+            </w:r>
+          </w:p>
+        </w:tc>
+        <w:tc>
+          <w:tcPr/>
+          <w:p>
+            <w:pPr>
+              <w:pStyle w:val="Compact"/>
+              <w:jc w:val="left"/>
+            </w:pPr>
+            <w:r>
+              <w:t xml:space="preserve">Member, Creative Innovation Studio Curatorial Committee, The Creative School, TMU</w:t>
+            </w:r>
+          </w:p>
+        </w:tc>
+      </w:tr>
+      <w:tr>
+        <w:tc>
+          <w:tcPr/>
+          <w:p>
+            <w:pPr>
+              <w:pStyle w:val="Compact"/>
+              <w:jc w:val="left"/>
+            </w:pPr>
+            <w:r>
+              <w:rPr>
+                <w:bCs/>
+                <w:b/>
+              </w:rPr>
               <w:t xml:space="preserve">2018 – 2020</w:t>
             </w:r>
           </w:p>
@@ -4601,6 +4967,36 @@
             </w:pPr>
             <w:r>
               <w:t xml:space="preserve">FCAD Teaching Committee; FCAD Interdisciplinary Advisory Committee</w:t>
+            </w:r>
+          </w:p>
+        </w:tc>
+      </w:tr>
+      <w:tr>
+        <w:tc>
+          <w:tcPr/>
+          <w:p>
+            <w:pPr>
+              <w:pStyle w:val="Compact"/>
+              <w:jc w:val="left"/>
+            </w:pPr>
+            <w:r>
+              <w:rPr>
+                <w:bCs/>
+                <w:b/>
+              </w:rPr>
+              <w:t xml:space="preserve">2017 – 2022</w:t>
+            </w:r>
+          </w:p>
+        </w:tc>
+        <w:tc>
+          <w:tcPr/>
+          <w:p>
+            <w:pPr>
+              <w:pStyle w:val="Compact"/>
+              <w:jc w:val="left"/>
+            </w:pPr>
+            <w:r>
+              <w:t xml:space="preserve">Member, Curriculum Committee, School of Performance, TMU</w:t>
             </w:r>
           </w:p>
         </w:tc>
@@ -5125,6 +5521,48 @@
             </w:r>
             <w:r>
               <w:t xml:space="preserve">Ryerson Innovation Magazine, Issue 33, 2020.</w:t>
+            </w:r>
+          </w:p>
+        </w:tc>
+      </w:tr>
+      <w:tr>
+        <w:tc>
+          <w:tcPr/>
+          <w:p>
+            <w:pPr>
+              <w:pStyle w:val="Compact"/>
+              <w:jc w:val="left"/>
+            </w:pPr>
+            <w:r>
+              <w:rPr>
+                <w:bCs/>
+                <w:b/>
+              </w:rPr>
+              <w:t xml:space="preserve">2020</w:t>
+            </w:r>
+          </w:p>
+        </w:tc>
+        <w:tc>
+          <w:tcPr/>
+          <w:p>
+            <w:pPr>
+              <w:pStyle w:val="Compact"/>
+              <w:jc w:val="left"/>
+            </w:pPr>
+            <w:r>
+              <w:t xml:space="preserve">“</w:t>
+            </w:r>
+            <w:r>
+              <w:t xml:space="preserve">FCAD students embrace opportunity to redefine performance.</w:t>
+            </w:r>
+            <w:r>
+              <w:t xml:space="preserve">”</w:t>
+            </w:r>
+            <w:r>
+              <w:t xml:space="preserve"> </w:t>
+            </w:r>
+            <w:r>
+              <w:t xml:space="preserve">Nicole Bartnicki, Ryerson University, May 2020.</w:t>
             </w:r>
           </w:p>
         </w:tc>

--- a/output/Bergmann-CV-Complete.docx
+++ b/output/Bergmann-CV-Complete.docx
@@ -534,7 +534,7 @@
               <w:jc w:val="left"/>
             </w:pPr>
             <w:r>
-              <w:t xml:space="preserve">Pandoras Box Certified, Christie</w:t>
+              <w:t xml:space="preserve">Pandoras Box Media Server Training (Basic, Advanced, Expert Warping &amp; Particles, Widget Designer), coolux</w:t>
             </w:r>
           </w:p>
         </w:tc>
@@ -681,6 +681,36 @@
           </w:p>
         </w:tc>
       </w:tr>
+      <w:tr>
+        <w:tc>
+          <w:tcPr/>
+          <w:p>
+            <w:pPr>
+              <w:pStyle w:val="Compact"/>
+              <w:jc w:val="left"/>
+            </w:pPr>
+            <w:r>
+              <w:rPr>
+                <w:bCs/>
+                <w:b/>
+              </w:rPr>
+              <w:t xml:space="preserve">2006</w:t>
+            </w:r>
+          </w:p>
+        </w:tc>
+        <w:tc>
+          <w:tcPr/>
+          <w:p>
+            <w:pPr>
+              <w:pStyle w:val="Compact"/>
+              <w:jc w:val="left"/>
+            </w:pPr>
+            <w:r>
+              <w:t xml:space="preserve">Short-listed, Prix Molière, Theatre Glendon</w:t>
+            </w:r>
+          </w:p>
+        </w:tc>
+      </w:tr>
     </w:tbl>
     <w:bookmarkEnd w:id="23"/>
     <w:bookmarkStart w:id="24" w:name="residencies-and-invited-positions"/>
@@ -806,19 +836,19 @@
                 <w:bCs/>
                 <w:b/>
               </w:rPr>
-              <w:t xml:space="preserve">2021-09 – 2022</w:t>
-            </w:r>
-          </w:p>
-        </w:tc>
-        <w:tc>
-          <w:tcPr/>
-          <w:p>
-            <w:pPr>
-              <w:pStyle w:val="Compact"/>
-              <w:jc w:val="left"/>
-            </w:pPr>
-            <w:r>
-              <w:t xml:space="preserve">Ferment AI Residency artist</w:t>
+              <w:t xml:space="preserve">2021-10 – 2022-10</w:t>
+            </w:r>
+          </w:p>
+        </w:tc>
+        <w:tc>
+          <w:tcPr/>
+          <w:p>
+            <w:pPr>
+              <w:pStyle w:val="Compact"/>
+              <w:jc w:val="left"/>
+            </w:pPr>
+            <w:r>
+              <w:t xml:space="preserve">Ferment AI Residency artist; residency output presented in Berlin, October 2022</w:t>
             </w:r>
           </w:p>
         </w:tc>
@@ -870,7 +900,7 @@
               <w:jc w:val="left"/>
             </w:pPr>
             <w:r>
-              <w:t xml:space="preserve">Bouchard, D., Cristiá, C., Bergmann, M., and Robert, D. (2022).</w:t>
+              <w:t xml:space="preserve">Bouchard, D., Cristiá, C., Robert, D., and Bergmann, M. (2022).</w:t>
             </w:r>
             <w:r>
               <w:t xml:space="preserve"> </w:t>
@@ -888,7 +918,7 @@
               <w:t xml:space="preserve"> </w:t>
             </w:r>
             <w:r>
-              <w:t xml:space="preserve">Proceedings of EVA London 2022, Electronic Workshops in Computing, BCS Learning &amp; Development, London, UK, July 4–8, 2022. DOI: 10.14236/ewic/EVA2022.39.</w:t>
+              <w:t xml:space="preserve">Proceedings of EVA London 2022, Electronic Workshops in Computing, BCS Learning &amp; Development, London, UK, July 4–8, 2022, pp. 208–209. DOI: 10.14236/ewic/EVA2022.39.</w:t>
             </w:r>
           </w:p>
         </w:tc>
@@ -1014,7 +1044,7 @@
               <w:t xml:space="preserve"> </w:t>
             </w:r>
             <w:r>
-              <w:t xml:space="preserve">Rough Draft, Vol. 2, No. 1, November 7, 2017.</w:t>
+              <w:t xml:space="preserve">Rough Draft, Vol. 2, No. 1, ed. Laurence Butet-Roch, November 7, 2017.</w:t>
             </w:r>
           </w:p>
         </w:tc>
@@ -1412,6 +1442,54 @@
                 <w:bCs/>
                 <w:b/>
               </w:rPr>
+              <w:t xml:space="preserve">2022-07</w:t>
+            </w:r>
+          </w:p>
+        </w:tc>
+        <w:tc>
+          <w:tcPr/>
+          <w:p>
+            <w:pPr>
+              <w:pStyle w:val="Compact"/>
+              <w:jc w:val="left"/>
+            </w:pPr>
+            <w:r>
+              <w:t xml:space="preserve">Bergmann, M.</w:t>
+            </w:r>
+            <w:r>
+              <w:t xml:space="preserve"> </w:t>
+            </w:r>
+            <w:r>
+              <w:t xml:space="preserve">“</w:t>
+            </w:r>
+            <w:r>
+              <w:t xml:space="preserve">Augmented Symphony: An augmented reality application for immersive music listening.</w:t>
+            </w:r>
+            <w:r>
+              <w:t xml:space="preserve">”</w:t>
+            </w:r>
+            <w:r>
+              <w:t xml:space="preserve"> </w:t>
+            </w:r>
+            <w:r>
+              <w:t xml:space="preserve">Paper presented at EVA London 2022, London, UK, July 2022.</w:t>
+            </w:r>
+          </w:p>
+        </w:tc>
+      </w:tr>
+      <w:tr>
+        <w:tc>
+          <w:tcPr/>
+          <w:p>
+            <w:pPr>
+              <w:pStyle w:val="Compact"/>
+              <w:jc w:val="left"/>
+            </w:pPr>
+            <w:r>
+              <w:rPr>
+                <w:bCs/>
+                <w:b/>
+              </w:rPr>
               <w:t xml:space="preserve">2022-05</w:t>
             </w:r>
           </w:p>
@@ -1993,6 +2071,54 @@
             </w:r>
             <w:r>
               <w:t xml:space="preserve">Poster, RUBIX, TMU, November 2018.</w:t>
+            </w:r>
+          </w:p>
+        </w:tc>
+      </w:tr>
+      <w:tr>
+        <w:tc>
+          <w:tcPr/>
+          <w:p>
+            <w:pPr>
+              <w:pStyle w:val="Compact"/>
+              <w:jc w:val="left"/>
+            </w:pPr>
+            <w:r>
+              <w:rPr>
+                <w:bCs/>
+                <w:b/>
+              </w:rPr>
+              <w:t xml:space="preserve">2018-05</w:t>
+            </w:r>
+          </w:p>
+        </w:tc>
+        <w:tc>
+          <w:tcPr/>
+          <w:p>
+            <w:pPr>
+              <w:pStyle w:val="Compact"/>
+              <w:jc w:val="left"/>
+            </w:pPr>
+            <w:r>
+              <w:t xml:space="preserve">Bosyy, P., and Bergmann, M.</w:t>
+            </w:r>
+            <w:r>
+              <w:t xml:space="preserve"> </w:t>
+            </w:r>
+            <w:r>
+              <w:t xml:space="preserve">“</w:t>
+            </w:r>
+            <w:r>
+              <w:t xml:space="preserve">The Creative Laboratory Project.</w:t>
+            </w:r>
+            <w:r>
+              <w:t xml:space="preserve">”</w:t>
+            </w:r>
+            <w:r>
+              <w:t xml:space="preserve"> </w:t>
+            </w:r>
+            <w:r>
+              <w:t xml:space="preserve">Poster, Ryerson Learning &amp; Teaching Conference, May 2018.</w:t>
             </w:r>
           </w:p>
         </w:tc>
@@ -4066,6 +4192,42 @@
       </w:pPr>
       <w:r>
         <w:t xml:space="preserve">THP 301–403 — Production Technique (FW 2016–present)</w:t>
+      </w:r>
+    </w:p>
+    <w:p>
+      <w:pPr>
+        <w:numPr>
+          <w:ilvl w:val="0"/>
+          <w:numId w:val="1001"/>
+        </w:numPr>
+        <w:pStyle w:val="Compact"/>
+      </w:pPr>
+      <w:r>
+        <w:t xml:space="preserve">THP 403 — Travel Intensive to Oulu, Finland (W 2024)</w:t>
+      </w:r>
+    </w:p>
+    <w:p>
+      <w:pPr>
+        <w:numPr>
+          <w:ilvl w:val="0"/>
+          <w:numId w:val="1001"/>
+        </w:numPr>
+        <w:pStyle w:val="Compact"/>
+      </w:pPr>
+      <w:r>
+        <w:t xml:space="preserve">FCD 816 — Global Campus Studio (F 2025)</w:t>
+      </w:r>
+    </w:p>
+    <w:p>
+      <w:pPr>
+        <w:numPr>
+          <w:ilvl w:val="0"/>
+          <w:numId w:val="1001"/>
+        </w:numPr>
+        <w:pStyle w:val="Compact"/>
+      </w:pPr>
+      <w:r>
+        <w:t xml:space="preserve">FCD 230 — New York Experience (S 2025)</w:t>
       </w:r>
     </w:p>
     <w:p>
@@ -4834,7 +4996,7 @@
                 <w:bCs/>
                 <w:b/>
               </w:rPr>
-              <w:t xml:space="preserve">2020</w:t>
+              <w:t xml:space="preserve">2020-09 – 2021-09</w:t>
             </w:r>
           </w:p>
         </w:tc>
@@ -4984,7 +5146,7 @@
                 <w:bCs/>
                 <w:b/>
               </w:rPr>
-              <w:t xml:space="preserve">2017 – 2022</w:t>
+              <w:t xml:space="preserve">2017 – present</w:t>
             </w:r>
           </w:p>
         </w:tc>
@@ -4997,6 +5159,36 @@
             </w:pPr>
             <w:r>
               <w:t xml:space="preserve">Member, Curriculum Committee, School of Performance, TMU</w:t>
+            </w:r>
+          </w:p>
+        </w:tc>
+      </w:tr>
+      <w:tr>
+        <w:tc>
+          <w:tcPr/>
+          <w:p>
+            <w:pPr>
+              <w:pStyle w:val="Compact"/>
+              <w:jc w:val="left"/>
+            </w:pPr>
+            <w:r>
+              <w:rPr>
+                <w:bCs/>
+                <w:b/>
+              </w:rPr>
+              <w:t xml:space="preserve">2017 – present</w:t>
+            </w:r>
+          </w:p>
+        </w:tc>
+        <w:tc>
+          <w:tcPr/>
+          <w:p>
+            <w:pPr>
+              <w:pStyle w:val="Compact"/>
+              <w:jc w:val="left"/>
+            </w:pPr>
+            <w:r>
+              <w:t xml:space="preserve">Member, Production Department Committee, School of Performance, TMU</w:t>
             </w:r>
           </w:p>
         </w:tc>

--- a/output/Bergmann-CV-Complete.docx
+++ b/output/Bergmann-CV-Complete.docx
@@ -4167,7 +4167,55 @@
         <w:pStyle w:val="Compact"/>
       </w:pPr>
       <w:r>
-        <w:t xml:space="preserve">PFZ 100 — Performance Foundation (F2025) (created course)</w:t>
+        <w:t xml:space="preserve">PFZ 100 — Performance Foundation (F 2025) (created course)</w:t>
+      </w:r>
+    </w:p>
+    <w:p>
+      <w:pPr>
+        <w:numPr>
+          <w:ilvl w:val="0"/>
+          <w:numId w:val="1001"/>
+        </w:numPr>
+        <w:pStyle w:val="Compact"/>
+      </w:pPr>
+      <w:r>
+        <w:t xml:space="preserve">THP 400 — Creative Performance Studies VII: The Frankenstein Project (F 2025) (created course, with Debashis Sinha)</w:t>
+      </w:r>
+    </w:p>
+    <w:p>
+      <w:pPr>
+        <w:numPr>
+          <w:ilvl w:val="0"/>
+          <w:numId w:val="1001"/>
+        </w:numPr>
+        <w:pStyle w:val="Compact"/>
+      </w:pPr>
+      <w:r>
+        <w:t xml:space="preserve">FCD 816 — Global Campus Studio (F 2025)</w:t>
+      </w:r>
+    </w:p>
+    <w:p>
+      <w:pPr>
+        <w:numPr>
+          <w:ilvl w:val="0"/>
+          <w:numId w:val="1001"/>
+        </w:numPr>
+        <w:pStyle w:val="Compact"/>
+      </w:pPr>
+      <w:r>
+        <w:t xml:space="preserve">FCD 230 — New York City Experience: Creative Enterprise (S 2025) (created travel intensive)</w:t>
+      </w:r>
+    </w:p>
+    <w:p>
+      <w:pPr>
+        <w:numPr>
+          <w:ilvl w:val="0"/>
+          <w:numId w:val="1001"/>
+        </w:numPr>
+        <w:pStyle w:val="Compact"/>
+      </w:pPr>
+      <w:r>
+        <w:t xml:space="preserve">THP 403 — Travel Intensive to Oulu, Finland (F 2024)</w:t>
       </w:r>
     </w:p>
     <w:p>
@@ -4191,7 +4239,7 @@
         <w:pStyle w:val="Compact"/>
       </w:pPr>
       <w:r>
-        <w:t xml:space="preserve">THP 301–403 — Production Technique (FW 2016–present)</w:t>
+        <w:t xml:space="preserve">THP 301–403 — Production Technique (W 2017 – F 2022)</w:t>
       </w:r>
     </w:p>
     <w:p>
@@ -4203,43 +4251,7 @@
         <w:pStyle w:val="Compact"/>
       </w:pPr>
       <w:r>
-        <w:t xml:space="preserve">THP 403 — Travel Intensive to Oulu, Finland (W 2024)</w:t>
-      </w:r>
-    </w:p>
-    <w:p>
-      <w:pPr>
-        <w:numPr>
-          <w:ilvl w:val="0"/>
-          <w:numId w:val="1001"/>
-        </w:numPr>
-        <w:pStyle w:val="Compact"/>
-      </w:pPr>
-      <w:r>
-        <w:t xml:space="preserve">FCD 816 — Global Campus Studio (F 2025)</w:t>
-      </w:r>
-    </w:p>
-    <w:p>
-      <w:pPr>
-        <w:numPr>
-          <w:ilvl w:val="0"/>
-          <w:numId w:val="1001"/>
-        </w:numPr>
-        <w:pStyle w:val="Compact"/>
-      </w:pPr>
-      <w:r>
-        <w:t xml:space="preserve">FCD 230 — New York Experience (S 2025)</w:t>
-      </w:r>
-    </w:p>
-    <w:p>
-      <w:pPr>
-        <w:numPr>
-          <w:ilvl w:val="0"/>
-          <w:numId w:val="1001"/>
-        </w:numPr>
-        <w:pStyle w:val="Compact"/>
-      </w:pPr>
-      <w:r>
-        <w:t xml:space="preserve">THP 800 — Independent Study (W 2017–24)</w:t>
+        <w:t xml:space="preserve">THP 800 — Independent Study (W 2017–20, F 2020, W 2022, W 2024)</w:t>
       </w:r>
     </w:p>
     <w:p>
@@ -4287,7 +4299,7 @@
         <w:pStyle w:val="Compact"/>
       </w:pPr>
       <w:r>
-        <w:t xml:space="preserve">THF 501 — Research Methods (W 2018)</w:t>
+        <w:t xml:space="preserve">THF 501 — Research Methods (W 2018–19)</w:t>
       </w:r>
     </w:p>
     <w:p>
@@ -4299,7 +4311,7 @@
         <w:pStyle w:val="Compact"/>
       </w:pPr>
       <w:r>
-        <w:t xml:space="preserve">THP 102 — Production Technique II (W 2017, 2022–24) (projection design section)</w:t>
+        <w:t xml:space="preserve">THP 102 — Production Technique II (W 2017, 2021–24) (lighting section 2017; projection design section 2022–24)</w:t>
       </w:r>
     </w:p>
     <w:p>
@@ -4546,7 +4558,7 @@
                 <w:bCs/>
                 <w:b/>
               </w:rPr>
-              <w:t xml:space="preserve">2024-11 – present</w:t>
+              <w:t xml:space="preserve">2025-04 – present</w:t>
             </w:r>
           </w:p>
         </w:tc>

--- a/output/Bergmann-CV-Complete.docx
+++ b/output/Bergmann-CV-Complete.docx
@@ -4203,7 +4203,7 @@
         <w:pStyle w:val="Compact"/>
       </w:pPr>
       <w:r>
-        <w:t xml:space="preserve">FCD 230 — New York City Experience: Creative Enterprise (S 2025) (created travel intensive)</w:t>
+        <w:t xml:space="preserve">FCD 230 — New York City Experience: Creative Enterprise (S 2026) (created travel intensive)</w:t>
       </w:r>
     </w:p>
     <w:p>

--- a/output/Bergmann-CV-Complete.docx
+++ b/output/Bergmann-CV-Complete.docx
@@ -4203,7 +4203,7 @@
         <w:pStyle w:val="Compact"/>
       </w:pPr>
       <w:r>
-        <w:t xml:space="preserve">FCD 230 — New York City Experience: Creative Enterprise (S 2026) (created travel intensive)</w:t>
+        <w:t xml:space="preserve">FCD 230 — New York City Experience: Creative Enterprise (S 2025, S 2026) (created travel intensive; taught as overload)</w:t>
       </w:r>
     </w:p>
     <w:p>

--- a/output/Bergmann-CV-Complete.docx
+++ b/output/Bergmann-CV-Complete.docx
@@ -2,7 +2,7 @@
 <file path=word/document.xml><?xml version="1.0" encoding="utf-8"?>
 <w:document xmlns:w="http://schemas.openxmlformats.org/wordprocessingml/2006/main" xmlns:m="http://schemas.openxmlformats.org/officeDocument/2006/math" xmlns:r="http://schemas.openxmlformats.org/officeDocument/2006/relationships" xmlns:o="urn:schemas-microsoft-com:office:office" xmlns:v="urn:schemas-microsoft-com:vml" xmlns:w10="urn:schemas-microsoft-com:office:word" xmlns:a="http://schemas.openxmlformats.org/drawingml/2006/main" xmlns:pic="http://schemas.openxmlformats.org/drawingml/2006/picture" xmlns:wp="http://schemas.openxmlformats.org/drawingml/2006/wordprocessingDrawing">
   <w:body>
-    <w:bookmarkStart w:id="39" w:name="curriculum-vitae-michael-f-bergmann"/>
+    <w:bookmarkStart w:id="28" w:name="curriculum-vitae-michael-f-bergmann"/>
     <w:p>
       <w:pPr>
         <w:pStyle w:val="Heading1"/>
@@ -25,7 +25,7 @@
         <w:t xml:space="preserve">ORCID: 0000-0002-5698-8121 · mfb@torontomu.ca · https://bergmann.ai</w:t>
       </w:r>
     </w:p>
-    <w:bookmarkStart w:id="20" w:name="employment"/>
+    <w:bookmarkStart w:id="9" w:name="employment"/>
     <w:p>
       <w:pPr>
         <w:pStyle w:val="Heading2"/>
@@ -38,8 +38,8 @@
       <w:tblPr>
         <w:tblStyle w:val="Table"/>
         <w:tblW w:type="pct" w:w="5000"/>
+        <w:tblLayout w:type="fixed"/>
         <w:tblLook w:firstRow="0" w:lastRow="0" w:firstColumn="0" w:lastColumn="0" w:noHBand="0" w:noVBand="0" w:val="0000"/>
-        <w:jc w:val="start"/>
       </w:tblPr>
       <w:tblGrid>
         <w:gridCol w:w="1941"/>
@@ -55,8 +55,8 @@
             </w:pPr>
             <w:r>
               <w:rPr>
-                <w:bCs/>
-                <w:b/>
+                <w:b/>
+                <w:bCs/>
               </w:rPr>
               <w:t xml:space="preserve">2024-01 – present</w:t>
             </w:r>
@@ -85,8 +85,8 @@
             </w:pPr>
             <w:r>
               <w:rPr>
-                <w:bCs/>
-                <w:b/>
+                <w:b/>
+                <w:bCs/>
               </w:rPr>
               <w:t xml:space="preserve">2022-07 – 2023-07</w:t>
             </w:r>
@@ -115,8 +115,8 @@
             </w:pPr>
             <w:r>
               <w:rPr>
-                <w:bCs/>
-                <w:b/>
+                <w:b/>
+                <w:bCs/>
               </w:rPr>
               <w:t xml:space="preserve">2019-08 – 2024-01</w:t>
             </w:r>
@@ -145,8 +145,8 @@
             </w:pPr>
             <w:r>
               <w:rPr>
-                <w:bCs/>
-                <w:b/>
+                <w:b/>
+                <w:bCs/>
               </w:rPr>
               <w:t xml:space="preserve">2017 – present</w:t>
             </w:r>
@@ -175,8 +175,8 @@
             </w:pPr>
             <w:r>
               <w:rPr>
-                <w:bCs/>
-                <w:b/>
+                <w:b/>
+                <w:bCs/>
               </w:rPr>
               <w:t xml:space="preserve">2016-08 – 2019-08</w:t>
             </w:r>
@@ -205,8 +205,8 @@
             </w:pPr>
             <w:r>
               <w:rPr>
-                <w:bCs/>
-                <w:b/>
+                <w:b/>
+                <w:bCs/>
               </w:rPr>
               <w:t xml:space="preserve">2014 – 2016</w:t>
             </w:r>
@@ -235,8 +235,8 @@
             </w:pPr>
             <w:r>
               <w:rPr>
-                <w:bCs/>
-                <w:b/>
+                <w:b/>
+                <w:bCs/>
               </w:rPr>
               <w:t xml:space="preserve">2007 – 2010</w:t>
             </w:r>
@@ -256,8 +256,8 @@
         </w:tc>
       </w:tr>
     </w:tbl>
-    <w:bookmarkEnd w:id="20"/>
-    <w:bookmarkStart w:id="21" w:name="education"/>
+    <w:bookmarkEnd w:id="9"/>
+    <w:bookmarkStart w:id="10" w:name="education"/>
     <w:p>
       <w:pPr>
         <w:pStyle w:val="Heading2"/>
@@ -270,8 +270,8 @@
       <w:tblPr>
         <w:tblStyle w:val="Table"/>
         <w:tblW w:type="pct" w:w="5000"/>
+        <w:tblLayout w:type="fixed"/>
         <w:tblLook w:firstRow="0" w:lastRow="0" w:firstColumn="0" w:lastColumn="0" w:noHBand="0" w:noVBand="0" w:val="0000"/>
-        <w:jc w:val="start"/>
       </w:tblPr>
       <w:tblGrid>
         <w:gridCol w:w="1941"/>
@@ -287,8 +287,8 @@
             </w:pPr>
             <w:r>
               <w:rPr>
-                <w:bCs/>
-                <w:b/>
+                <w:b/>
+                <w:bCs/>
               </w:rPr>
               <w:t xml:space="preserve">2022-09 – present</w:t>
             </w:r>
@@ -317,8 +317,8 @@
             </w:pPr>
             <w:r>
               <w:rPr>
-                <w:bCs/>
-                <w:b/>
+                <w:b/>
+                <w:bCs/>
               </w:rPr>
               <w:t xml:space="preserve">2011 – 2014</w:t>
             </w:r>
@@ -347,8 +347,8 @@
             </w:pPr>
             <w:r>
               <w:rPr>
-                <w:bCs/>
-                <w:b/>
+                <w:b/>
+                <w:bCs/>
               </w:rPr>
               <w:t xml:space="preserve">2006 – 2011</w:t>
             </w:r>
@@ -368,8 +368,8 @@
         </w:tc>
       </w:tr>
     </w:tbl>
-    <w:bookmarkEnd w:id="21"/>
-    <w:bookmarkStart w:id="22" w:name="teaching-training-and-certifications"/>
+    <w:bookmarkEnd w:id="10"/>
+    <w:bookmarkStart w:id="11" w:name="teaching-training-and-certifications"/>
     <w:p>
       <w:pPr>
         <w:pStyle w:val="Heading2"/>
@@ -382,8 +382,8 @@
       <w:tblPr>
         <w:tblStyle w:val="Table"/>
         <w:tblW w:type="pct" w:w="5000"/>
+        <w:tblLayout w:type="fixed"/>
         <w:tblLook w:firstRow="0" w:lastRow="0" w:firstColumn="0" w:lastColumn="0" w:noHBand="0" w:noVBand="0" w:val="0000"/>
-        <w:jc w:val="start"/>
       </w:tblPr>
       <w:tblGrid>
         <w:gridCol w:w="1941"/>
@@ -399,8 +399,8 @@
             </w:pPr>
             <w:r>
               <w:rPr>
-                <w:bCs/>
-                <w:b/>
+                <w:b/>
+                <w:bCs/>
               </w:rPr>
               <w:t xml:space="preserve">2020</w:t>
             </w:r>
@@ -429,8 +429,8 @@
             </w:pPr>
             <w:r>
               <w:rPr>
-                <w:bCs/>
-                <w:b/>
+                <w:b/>
+                <w:bCs/>
               </w:rPr>
               <w:t xml:space="preserve">2019</w:t>
             </w:r>
@@ -459,8 +459,8 @@
             </w:pPr>
             <w:r>
               <w:rPr>
-                <w:bCs/>
-                <w:b/>
+                <w:b/>
+                <w:bCs/>
               </w:rPr>
               <w:t xml:space="preserve">2019</w:t>
             </w:r>
@@ -489,8 +489,8 @@
             </w:pPr>
             <w:r>
               <w:rPr>
-                <w:bCs/>
-                <w:b/>
+                <w:b/>
+                <w:bCs/>
               </w:rPr>
               <w:t xml:space="preserve">2018</w:t>
             </w:r>
@@ -519,8 +519,8 @@
             </w:pPr>
             <w:r>
               <w:rPr>
-                <w:bCs/>
-                <w:b/>
+                <w:b/>
+                <w:bCs/>
               </w:rPr>
               <w:t xml:space="preserve">2015</w:t>
             </w:r>
@@ -540,8 +540,8 @@
         </w:tc>
       </w:tr>
     </w:tbl>
-    <w:bookmarkEnd w:id="22"/>
-    <w:bookmarkStart w:id="23" w:name="awards-and-distinctions"/>
+    <w:bookmarkEnd w:id="11"/>
+    <w:bookmarkStart w:id="12" w:name="awards-and-distinctions"/>
     <w:p>
       <w:pPr>
         <w:pStyle w:val="Heading2"/>
@@ -554,8 +554,8 @@
       <w:tblPr>
         <w:tblStyle w:val="Table"/>
         <w:tblW w:type="pct" w:w="5000"/>
+        <w:tblLayout w:type="fixed"/>
         <w:tblLook w:firstRow="0" w:lastRow="0" w:firstColumn="0" w:lastColumn="0" w:noHBand="0" w:noVBand="0" w:val="0000"/>
-        <w:jc w:val="start"/>
       </w:tblPr>
       <w:tblGrid>
         <w:gridCol w:w="1941"/>
@@ -571,8 +571,8 @@
             </w:pPr>
             <w:r>
               <w:rPr>
-                <w:bCs/>
-                <w:b/>
+                <w:b/>
+                <w:bCs/>
               </w:rPr>
               <w:t xml:space="preserve">2022</w:t>
             </w:r>
@@ -601,8 +601,8 @@
             </w:pPr>
             <w:r>
               <w:rPr>
-                <w:bCs/>
-                <w:b/>
+                <w:b/>
+                <w:bCs/>
               </w:rPr>
               <w:t xml:space="preserve">2014</w:t>
             </w:r>
@@ -631,8 +631,8 @@
             </w:pPr>
             <w:r>
               <w:rPr>
-                <w:bCs/>
-                <w:b/>
+                <w:b/>
+                <w:bCs/>
               </w:rPr>
               <w:t xml:space="preserve">2012 – 2014</w:t>
             </w:r>
@@ -661,8 +661,8 @@
             </w:pPr>
             <w:r>
               <w:rPr>
-                <w:bCs/>
-                <w:b/>
+                <w:b/>
+                <w:bCs/>
               </w:rPr>
               <w:t xml:space="preserve">2009</w:t>
             </w:r>
@@ -691,8 +691,8 @@
             </w:pPr>
             <w:r>
               <w:rPr>
-                <w:bCs/>
-                <w:b/>
+                <w:b/>
+                <w:bCs/>
               </w:rPr>
               <w:t xml:space="preserve">2006</w:t>
             </w:r>
@@ -712,8 +712,8 @@
         </w:tc>
       </w:tr>
     </w:tbl>
-    <w:bookmarkEnd w:id="23"/>
-    <w:bookmarkStart w:id="24" w:name="residencies-and-invited-positions"/>
+    <w:bookmarkEnd w:id="12"/>
+    <w:bookmarkStart w:id="13" w:name="residencies-and-invited-positions"/>
     <w:p>
       <w:pPr>
         <w:pStyle w:val="Heading2"/>
@@ -726,8 +726,8 @@
       <w:tblPr>
         <w:tblStyle w:val="Table"/>
         <w:tblW w:type="pct" w:w="5000"/>
+        <w:tblLayout w:type="fixed"/>
         <w:tblLook w:firstRow="0" w:lastRow="0" w:firstColumn="0" w:lastColumn="0" w:noHBand="0" w:noVBand="0" w:val="0000"/>
-        <w:jc w:val="start"/>
       </w:tblPr>
       <w:tblGrid>
         <w:gridCol w:w="1941"/>
@@ -743,8 +743,8 @@
             </w:pPr>
             <w:r>
               <w:rPr>
-                <w:bCs/>
-                <w:b/>
+                <w:b/>
+                <w:bCs/>
               </w:rPr>
               <w:t xml:space="preserve">2025-12 – 2026-02</w:t>
             </w:r>
@@ -773,8 +773,8 @@
             </w:pPr>
             <w:r>
               <w:rPr>
-                <w:bCs/>
-                <w:b/>
+                <w:b/>
+                <w:bCs/>
               </w:rPr>
               <w:t xml:space="preserve">2024-06</w:t>
             </w:r>
@@ -803,8 +803,8 @@
             </w:pPr>
             <w:r>
               <w:rPr>
-                <w:bCs/>
-                <w:b/>
+                <w:b/>
+                <w:bCs/>
               </w:rPr>
               <w:t xml:space="preserve">2022-04</w:t>
             </w:r>
@@ -833,8 +833,8 @@
             </w:pPr>
             <w:r>
               <w:rPr>
-                <w:bCs/>
-                <w:b/>
+                <w:b/>
+                <w:bCs/>
               </w:rPr>
               <w:t xml:space="preserve">2021-10 – 2022-10</w:t>
             </w:r>
@@ -854,8 +854,8 @@
         </w:tc>
       </w:tr>
     </w:tbl>
-    <w:bookmarkEnd w:id="24"/>
-    <w:bookmarkStart w:id="25" w:name="publications"/>
+    <w:bookmarkEnd w:id="13"/>
+    <w:bookmarkStart w:id="14" w:name="publications"/>
     <w:p>
       <w:pPr>
         <w:pStyle w:val="Heading2"/>
@@ -868,8 +868,8 @@
       <w:tblPr>
         <w:tblStyle w:val="Table"/>
         <w:tblW w:type="pct" w:w="5000"/>
+        <w:tblLayout w:type="fixed"/>
         <w:tblLook w:firstRow="0" w:lastRow="0" w:firstColumn="0" w:lastColumn="0" w:noHBand="0" w:noVBand="0" w:val="0000"/>
-        <w:jc w:val="start"/>
       </w:tblPr>
       <w:tblGrid>
         <w:gridCol w:w="1941"/>
@@ -885,8 +885,8 @@
             </w:pPr>
             <w:r>
               <w:rPr>
-                <w:bCs/>
-                <w:b/>
+                <w:b/>
+                <w:bCs/>
               </w:rPr>
               <w:t xml:space="preserve">2022-07</w:t>
             </w:r>
@@ -906,13 +906,7 @@
               <w:t xml:space="preserve"> </w:t>
             </w:r>
             <w:r>
-              <w:t xml:space="preserve">“</w:t>
-            </w:r>
-            <w:r>
-              <w:t xml:space="preserve">Augmented Symphony: An augmented reality application for immersive music listening.</w:t>
-            </w:r>
-            <w:r>
-              <w:t xml:space="preserve">”</w:t>
+              <w:t xml:space="preserve">“Augmented Symphony: An augmented reality application for immersive music listening.”</w:t>
             </w:r>
             <w:r>
               <w:t xml:space="preserve"> </w:t>
@@ -933,8 +927,8 @@
             </w:pPr>
             <w:r>
               <w:rPr>
-                <w:bCs/>
-                <w:b/>
+                <w:b/>
+                <w:bCs/>
               </w:rPr>
               <w:t xml:space="preserve">2022-05</w:t>
             </w:r>
@@ -963,8 +957,8 @@
             </w:pPr>
             <w:r>
               <w:rPr>
-                <w:bCs/>
-                <w:b/>
+                <w:b/>
+                <w:bCs/>
               </w:rPr>
               <w:t xml:space="preserve">2021</w:t>
             </w:r>
@@ -984,13 +978,7 @@
               <w:t xml:space="preserve"> </w:t>
             </w:r>
             <w:r>
-              <w:t xml:space="preserve">“</w:t>
-            </w:r>
-            <w:r>
-              <w:t xml:space="preserve">Uncanny Text.</w:t>
-            </w:r>
-            <w:r>
-              <w:t xml:space="preserve">”</w:t>
+              <w:t xml:space="preserve">“Uncanny Text.”</w:t>
             </w:r>
             <w:r>
               <w:t xml:space="preserve"> </w:t>
@@ -1011,8 +999,8 @@
             </w:pPr>
             <w:r>
               <w:rPr>
-                <w:bCs/>
-                <w:b/>
+                <w:b/>
+                <w:bCs/>
               </w:rPr>
               <w:t xml:space="preserve">2017-11</w:t>
             </w:r>
@@ -1032,13 +1020,7 @@
               <w:t xml:space="preserve"> </w:t>
             </w:r>
             <w:r>
-              <w:t xml:space="preserve">“</w:t>
-            </w:r>
-            <w:r>
-              <w:t xml:space="preserve">Performance Art: New Magic.</w:t>
-            </w:r>
-            <w:r>
-              <w:t xml:space="preserve">”</w:t>
+              <w:t xml:space="preserve">“Performance Art: New Magic.”</w:t>
             </w:r>
             <w:r>
               <w:t xml:space="preserve"> </w:t>
@@ -1050,8 +1032,8 @@
         </w:tc>
       </w:tr>
     </w:tbl>
-    <w:bookmarkEnd w:id="25"/>
-    <w:bookmarkStart w:id="26" w:name="forthcoming"/>
+    <w:bookmarkEnd w:id="14"/>
+    <w:bookmarkStart w:id="15" w:name="forthcoming"/>
     <w:p>
       <w:pPr>
         <w:pStyle w:val="Heading2"/>
@@ -1064,8 +1046,8 @@
       <w:tblPr>
         <w:tblStyle w:val="Table"/>
         <w:tblW w:type="pct" w:w="5000"/>
+        <w:tblLayout w:type="fixed"/>
         <w:tblLook w:firstRow="0" w:lastRow="0" w:firstColumn="0" w:lastColumn="0" w:noHBand="0" w:noVBand="0" w:val="0000"/>
-        <w:jc w:val="start"/>
       </w:tblPr>
       <w:tblGrid>
         <w:gridCol w:w="1941"/>
@@ -1081,8 +1063,8 @@
             </w:pPr>
             <w:r>
               <w:rPr>
-                <w:bCs/>
-                <w:b/>
+                <w:b/>
+                <w:bCs/>
               </w:rPr>
               <w:t xml:space="preserve">2026</w:t>
             </w:r>
@@ -1102,13 +1084,7 @@
               <w:t xml:space="preserve"> </w:t>
             </w:r>
             <w:r>
-              <w:t xml:space="preserve">“</w:t>
-            </w:r>
-            <w:r>
-              <w:t xml:space="preserve">Cultivating Empathy through Robotic Performance.</w:t>
-            </w:r>
-            <w:r>
-              <w:t xml:space="preserve">”</w:t>
+              <w:t xml:space="preserve">“Cultivating Empathy through Robotic Performance.”</w:t>
             </w:r>
             <w:r>
               <w:t xml:space="preserve"> </w:t>
@@ -1129,8 +1105,8 @@
             </w:pPr>
             <w:r>
               <w:rPr>
-                <w:bCs/>
-                <w:b/>
+                <w:b/>
+                <w:bCs/>
               </w:rPr>
               <w:t xml:space="preserve">2026</w:t>
             </w:r>
@@ -1150,13 +1126,7 @@
               <w:t xml:space="preserve"> </w:t>
             </w:r>
             <w:r>
-              <w:t xml:space="preserve">“</w:t>
-            </w:r>
-            <w:r>
-              <w:t xml:space="preserve">Improvising with Commercial AI: Questions of Care and Ethics.</w:t>
-            </w:r>
-            <w:r>
-              <w:t xml:space="preserve">”</w:t>
+              <w:t xml:space="preserve">“Improvising with Commercial AI: Questions of Care and Ethics.”</w:t>
             </w:r>
             <w:r>
               <w:t xml:space="preserve"> </w:t>
@@ -1168,8 +1138,8 @@
         </w:tc>
       </w:tr>
     </w:tbl>
-    <w:bookmarkEnd w:id="26"/>
-    <w:bookmarkStart w:id="27" w:name="conference-presentations"/>
+    <w:bookmarkEnd w:id="15"/>
+    <w:bookmarkStart w:id="16" w:name="conference-presentations"/>
     <w:p>
       <w:pPr>
         <w:pStyle w:val="Heading2"/>
@@ -1182,8 +1152,8 @@
       <w:tblPr>
         <w:tblStyle w:val="Table"/>
         <w:tblW w:type="pct" w:w="5000"/>
+        <w:tblLayout w:type="fixed"/>
         <w:tblLook w:firstRow="0" w:lastRow="0" w:firstColumn="0" w:lastColumn="0" w:noHBand="0" w:noVBand="0" w:val="0000"/>
-        <w:jc w:val="start"/>
       </w:tblPr>
       <w:tblGrid>
         <w:gridCol w:w="1941"/>
@@ -1199,8 +1169,8 @@
             </w:pPr>
             <w:r>
               <w:rPr>
-                <w:bCs/>
-                <w:b/>
+                <w:b/>
+                <w:bCs/>
               </w:rPr>
               <w:t xml:space="preserve">2025-09</w:t>
             </w:r>
@@ -1220,13 +1190,7 @@
               <w:t xml:space="preserve"> </w:t>
             </w:r>
             <w:r>
-              <w:t xml:space="preserve">“</w:t>
-            </w:r>
-            <w:r>
-              <w:t xml:space="preserve">Hallucinating Children: Improvisation After the Algorithmic Shipwreck.</w:t>
-            </w:r>
-            <w:r>
-              <w:t xml:space="preserve">”</w:t>
+              <w:t xml:space="preserve">“Hallucinating Children: Improvisation After the Algorithmic Shipwreck.”</w:t>
             </w:r>
             <w:r>
               <w:t xml:space="preserve"> </w:t>
@@ -1247,8 +1211,8 @@
             </w:pPr>
             <w:r>
               <w:rPr>
-                <w:bCs/>
-                <w:b/>
+                <w:b/>
+                <w:bCs/>
               </w:rPr>
               <w:t xml:space="preserve">2024-10</w:t>
             </w:r>
@@ -1268,13 +1232,7 @@
               <w:t xml:space="preserve"> </w:t>
             </w:r>
             <w:r>
-              <w:t xml:space="preserve">“</w:t>
-            </w:r>
-            <w:r>
-              <w:t xml:space="preserve">Beyond Tools: Reimaging Technology as Co-Participants in Performance Design.</w:t>
-            </w:r>
-            <w:r>
-              <w:t xml:space="preserve">”</w:t>
+              <w:t xml:space="preserve">“Beyond Tools: Reimaging Technology as Co-Participants in Performance Design.”</w:t>
             </w:r>
             <w:r>
               <w:t xml:space="preserve"> </w:t>
@@ -1295,8 +1253,8 @@
             </w:pPr>
             <w:r>
               <w:rPr>
-                <w:bCs/>
-                <w:b/>
+                <w:b/>
+                <w:bCs/>
               </w:rPr>
               <w:t xml:space="preserve">2024-03</w:t>
             </w:r>
@@ -1316,13 +1274,7 @@
               <w:t xml:space="preserve"> </w:t>
             </w:r>
             <w:r>
-              <w:t xml:space="preserve">“</w:t>
-            </w:r>
-            <w:r>
-              <w:t xml:space="preserve">Robotics, AI, and the Future of Theatre.</w:t>
-            </w:r>
-            <w:r>
-              <w:t xml:space="preserve">”</w:t>
+              <w:t xml:space="preserve">“Robotics, AI, and the Future of Theatre.”</w:t>
             </w:r>
             <w:r>
               <w:t xml:space="preserve"> </w:t>
@@ -1343,8 +1295,8 @@
             </w:pPr>
             <w:r>
               <w:rPr>
-                <w:bCs/>
-                <w:b/>
+                <w:b/>
+                <w:bCs/>
               </w:rPr>
               <w:t xml:space="preserve">2023-06</w:t>
             </w:r>
@@ -1364,13 +1316,7 @@
               <w:t xml:space="preserve"> </w:t>
             </w:r>
             <w:r>
-              <w:t xml:space="preserve">“</w:t>
-            </w:r>
-            <w:r>
-              <w:t xml:space="preserve">Envisioning theatre with non-human collaborators: A Paramanifesto.</w:t>
-            </w:r>
-            <w:r>
-              <w:t xml:space="preserve">”</w:t>
+              <w:t xml:space="preserve">“Envisioning theatre with non-human collaborators: A Paramanifesto.”</w:t>
             </w:r>
             <w:r>
               <w:t xml:space="preserve"> </w:t>
@@ -1391,8 +1337,8 @@
             </w:pPr>
             <w:r>
               <w:rPr>
-                <w:bCs/>
-                <w:b/>
+                <w:b/>
+                <w:bCs/>
               </w:rPr>
               <w:t xml:space="preserve">2023-06</w:t>
             </w:r>
@@ -1412,13 +1358,7 @@
               <w:t xml:space="preserve"> </w:t>
             </w:r>
             <w:r>
-              <w:t xml:space="preserve">“</w:t>
-            </w:r>
-            <w:r>
-              <w:t xml:space="preserve">AI Sentience.</w:t>
-            </w:r>
-            <w:r>
-              <w:t xml:space="preserve">”</w:t>
+              <w:t xml:space="preserve">“AI Sentience.”</w:t>
             </w:r>
             <w:r>
               <w:t xml:space="preserve"> </w:t>
@@ -1439,8 +1379,8 @@
             </w:pPr>
             <w:r>
               <w:rPr>
-                <w:bCs/>
-                <w:b/>
+                <w:b/>
+                <w:bCs/>
               </w:rPr>
               <w:t xml:space="preserve">2022-07</w:t>
             </w:r>
@@ -1460,13 +1400,7 @@
               <w:t xml:space="preserve"> </w:t>
             </w:r>
             <w:r>
-              <w:t xml:space="preserve">“</w:t>
-            </w:r>
-            <w:r>
-              <w:t xml:space="preserve">Augmented Symphony: An augmented reality application for immersive music listening.</w:t>
-            </w:r>
-            <w:r>
-              <w:t xml:space="preserve">”</w:t>
+              <w:t xml:space="preserve">“Augmented Symphony: An augmented reality application for immersive music listening.”</w:t>
             </w:r>
             <w:r>
               <w:t xml:space="preserve"> </w:t>
@@ -1487,8 +1421,8 @@
             </w:pPr>
             <w:r>
               <w:rPr>
-                <w:bCs/>
-                <w:b/>
+                <w:b/>
+                <w:bCs/>
               </w:rPr>
               <w:t xml:space="preserve">2022-05</w:t>
             </w:r>
@@ -1508,13 +1442,7 @@
               <w:t xml:space="preserve"> </w:t>
             </w:r>
             <w:r>
-              <w:t xml:space="preserve">“</w:t>
-            </w:r>
-            <w:r>
-              <w:t xml:space="preserve">Stepping Back In: Taking the best of virtual delivery to a new in-person experience.</w:t>
-            </w:r>
-            <w:r>
-              <w:t xml:space="preserve">”</w:t>
+              <w:t xml:space="preserve">“Stepping Back In: Taking the best of virtual delivery to a new in-person experience.”</w:t>
             </w:r>
             <w:r>
               <w:t xml:space="preserve"> </w:t>
@@ -1535,8 +1463,8 @@
             </w:pPr>
             <w:r>
               <w:rPr>
-                <w:bCs/>
-                <w:b/>
+                <w:b/>
+                <w:bCs/>
               </w:rPr>
               <w:t xml:space="preserve">2022-05</w:t>
             </w:r>
@@ -1556,13 +1484,7 @@
               <w:t xml:space="preserve"> </w:t>
             </w:r>
             <w:r>
-              <w:t xml:space="preserve">“</w:t>
-            </w:r>
-            <w:r>
-              <w:t xml:space="preserve">Student-driven curriculum development for creative practice.</w:t>
-            </w:r>
-            <w:r>
-              <w:t xml:space="preserve">”</w:t>
+              <w:t xml:space="preserve">“Student-driven curriculum development for creative practice.”</w:t>
             </w:r>
             <w:r>
               <w:t xml:space="preserve"> </w:t>
@@ -1583,8 +1505,8 @@
             </w:pPr>
             <w:r>
               <w:rPr>
-                <w:bCs/>
-                <w:b/>
+                <w:b/>
+                <w:bCs/>
               </w:rPr>
               <w:t xml:space="preserve">2021-10</w:t>
             </w:r>
@@ -1604,13 +1526,7 @@
               <w:t xml:space="preserve"> </w:t>
             </w:r>
             <w:r>
-              <w:t xml:space="preserve">“</w:t>
-            </w:r>
-            <w:r>
-              <w:t xml:space="preserve">Cultivating Empathy through Robotic Performance.</w:t>
-            </w:r>
-            <w:r>
-              <w:t xml:space="preserve">”</w:t>
+              <w:t xml:space="preserve">“Cultivating Empathy through Robotic Performance.”</w:t>
             </w:r>
             <w:r>
               <w:t xml:space="preserve"> </w:t>
@@ -1631,8 +1547,8 @@
             </w:pPr>
             <w:r>
               <w:rPr>
-                <w:bCs/>
-                <w:b/>
+                <w:b/>
+                <w:bCs/>
               </w:rPr>
               <w:t xml:space="preserve">2021-06</w:t>
             </w:r>
@@ -1652,13 +1568,7 @@
               <w:t xml:space="preserve"> </w:t>
             </w:r>
             <w:r>
-              <w:t xml:space="preserve">“</w:t>
-            </w:r>
-            <w:r>
-              <w:t xml:space="preserve">Unapologetically learning together: Adapting Production and Design curriculum to a virtual stage.</w:t>
-            </w:r>
-            <w:r>
-              <w:t xml:space="preserve">”</w:t>
+              <w:t xml:space="preserve">“Unapologetically learning together: Adapting Production and Design curriculum to a virtual stage.”</w:t>
             </w:r>
             <w:r>
               <w:t xml:space="preserve"> </w:t>
@@ -1679,8 +1589,8 @@
             </w:pPr>
             <w:r>
               <w:rPr>
-                <w:bCs/>
-                <w:b/>
+                <w:b/>
+                <w:bCs/>
               </w:rPr>
               <w:t xml:space="preserve">2021-05</w:t>
             </w:r>
@@ -1700,13 +1610,7 @@
               <w:t xml:space="preserve"> </w:t>
             </w:r>
             <w:r>
-              <w:t xml:space="preserve">“</w:t>
-            </w:r>
-            <w:r>
-              <w:t xml:space="preserve">Pandemic Performance: Adapting Production and Design curriculum to a virtual stage.</w:t>
-            </w:r>
-            <w:r>
-              <w:t xml:space="preserve">”</w:t>
+              <w:t xml:space="preserve">“Pandemic Performance: Adapting Production and Design curriculum to a virtual stage.”</w:t>
             </w:r>
             <w:r>
               <w:t xml:space="preserve"> </w:t>
@@ -1727,8 +1631,8 @@
             </w:pPr>
             <w:r>
               <w:rPr>
-                <w:bCs/>
-                <w:b/>
+                <w:b/>
+                <w:bCs/>
               </w:rPr>
               <w:t xml:space="preserve">2019-05</w:t>
             </w:r>
@@ -1748,13 +1652,7 @@
               <w:t xml:space="preserve"> </w:t>
             </w:r>
             <w:r>
-              <w:t xml:space="preserve">“</w:t>
-            </w:r>
-            <w:r>
-              <w:t xml:space="preserve">Putting Up the Show: The very large group project.</w:t>
-            </w:r>
-            <w:r>
-              <w:t xml:space="preserve">”</w:t>
+              <w:t xml:space="preserve">“Putting Up the Show: The very large group project.”</w:t>
             </w:r>
             <w:r>
               <w:t xml:space="preserve"> </w:t>
@@ -1775,8 +1673,8 @@
             </w:pPr>
             <w:r>
               <w:rPr>
-                <w:bCs/>
-                <w:b/>
+                <w:b/>
+                <w:bCs/>
               </w:rPr>
               <w:t xml:space="preserve">2019-04</w:t>
             </w:r>
@@ -1796,13 +1694,7 @@
               <w:t xml:space="preserve"> </w:t>
             </w:r>
             <w:r>
-              <w:t xml:space="preserve">“</w:t>
-            </w:r>
-            <w:r>
-              <w:t xml:space="preserve">Theatre in TheatAR: Explorations of augmented reality in theatrical performance.</w:t>
-            </w:r>
-            <w:r>
-              <w:t xml:space="preserve">”</w:t>
+              <w:t xml:space="preserve">“Theatre in TheatAR: Explorations of augmented reality in theatrical performance.”</w:t>
             </w:r>
             <w:r>
               <w:t xml:space="preserve"> </w:t>
@@ -1823,8 +1715,8 @@
             </w:pPr>
             <w:r>
               <w:rPr>
-                <w:bCs/>
-                <w:b/>
+                <w:b/>
+                <w:bCs/>
               </w:rPr>
               <w:t xml:space="preserve">2018-03</w:t>
             </w:r>
@@ -1844,13 +1736,7 @@
               <w:t xml:space="preserve"> </w:t>
             </w:r>
             <w:r>
-              <w:t xml:space="preserve">“</w:t>
-            </w:r>
-            <w:r>
-              <w:t xml:space="preserve">Technology as a tool: Creating a mindset of embracing technology within a theatrical framework.</w:t>
-            </w:r>
-            <w:r>
-              <w:t xml:space="preserve">”</w:t>
+              <w:t xml:space="preserve">“Technology as a tool: Creating a mindset of embracing technology within a theatrical framework.”</w:t>
             </w:r>
             <w:r>
               <w:t xml:space="preserve"> </w:t>
@@ -1862,8 +1748,8 @@
         </w:tc>
       </w:tr>
     </w:tbl>
-    <w:bookmarkEnd w:id="27"/>
-    <w:bookmarkStart w:id="28" w:name="poster-presentations"/>
+    <w:bookmarkEnd w:id="16"/>
+    <w:bookmarkStart w:id="17" w:name="poster-presentations"/>
     <w:p>
       <w:pPr>
         <w:pStyle w:val="Heading2"/>
@@ -1876,8 +1762,8 @@
       <w:tblPr>
         <w:tblStyle w:val="Table"/>
         <w:tblW w:type="pct" w:w="5000"/>
+        <w:tblLayout w:type="fixed"/>
         <w:tblLook w:firstRow="0" w:lastRow="0" w:firstColumn="0" w:lastColumn="0" w:noHBand="0" w:noVBand="0" w:val="0000"/>
-        <w:jc w:val="start"/>
       </w:tblPr>
       <w:tblGrid>
         <w:gridCol w:w="1941"/>
@@ -1893,8 +1779,8 @@
             </w:pPr>
             <w:r>
               <w:rPr>
-                <w:bCs/>
-                <w:b/>
+                <w:b/>
+                <w:bCs/>
               </w:rPr>
               <w:t xml:space="preserve">2024-01</w:t>
             </w:r>
@@ -1914,13 +1800,7 @@
               <w:t xml:space="preserve"> </w:t>
             </w:r>
             <w:r>
-              <w:t xml:space="preserve">“</w:t>
-            </w:r>
-            <w:r>
-              <w:t xml:space="preserve">Almost Alchemy.</w:t>
-            </w:r>
-            <w:r>
-              <w:t xml:space="preserve">”</w:t>
+              <w:t xml:space="preserve">“Almost Alchemy.”</w:t>
             </w:r>
             <w:r>
               <w:t xml:space="preserve"> </w:t>
@@ -1941,8 +1821,8 @@
             </w:pPr>
             <w:r>
               <w:rPr>
-                <w:bCs/>
-                <w:b/>
+                <w:b/>
+                <w:bCs/>
               </w:rPr>
               <w:t xml:space="preserve">2020-11</w:t>
             </w:r>
@@ -1962,13 +1842,7 @@
               <w:t xml:space="preserve"> </w:t>
             </w:r>
             <w:r>
-              <w:t xml:space="preserve">“</w:t>
-            </w:r>
-            <w:r>
-              <w:t xml:space="preserve">l’automate: Robotic Controlled Apparatuses for Circus Performance.</w:t>
-            </w:r>
-            <w:r>
-              <w:t xml:space="preserve">”</w:t>
+              <w:t xml:space="preserve">“l’automate: Robotic Controlled Apparatuses for Circus Performance.”</w:t>
             </w:r>
             <w:r>
               <w:t xml:space="preserve"> </w:t>
@@ -1989,8 +1863,8 @@
             </w:pPr>
             <w:r>
               <w:rPr>
-                <w:bCs/>
-                <w:b/>
+                <w:b/>
+                <w:bCs/>
               </w:rPr>
               <w:t xml:space="preserve">2019-11</w:t>
             </w:r>
@@ -2010,13 +1884,7 @@
               <w:t xml:space="preserve"> </w:t>
             </w:r>
             <w:r>
-              <w:t xml:space="preserve">“</w:t>
-            </w:r>
-            <w:r>
-              <w:t xml:space="preserve">Human-robot Interactions in Dance.</w:t>
-            </w:r>
-            <w:r>
-              <w:t xml:space="preserve">”</w:t>
+              <w:t xml:space="preserve">“Human-robot Interactions in Dance.”</w:t>
             </w:r>
             <w:r>
               <w:t xml:space="preserve"> </w:t>
@@ -2037,8 +1905,8 @@
             </w:pPr>
             <w:r>
               <w:rPr>
-                <w:bCs/>
-                <w:b/>
+                <w:b/>
+                <w:bCs/>
               </w:rPr>
               <w:t xml:space="preserve">2018-11</w:t>
             </w:r>
@@ -2058,13 +1926,7 @@
               <w:t xml:space="preserve"> </w:t>
             </w:r>
             <w:r>
-              <w:t xml:space="preserve">“</w:t>
-            </w:r>
-            <w:r>
-              <w:t xml:space="preserve">TheatAR: A previsualization system for theatrical design.</w:t>
-            </w:r>
-            <w:r>
-              <w:t xml:space="preserve">”</w:t>
+              <w:t xml:space="preserve">“TheatAR: A previsualization system for theatrical design.”</w:t>
             </w:r>
             <w:r>
               <w:t xml:space="preserve"> </w:t>
@@ -2085,8 +1947,8 @@
             </w:pPr>
             <w:r>
               <w:rPr>
-                <w:bCs/>
-                <w:b/>
+                <w:b/>
+                <w:bCs/>
               </w:rPr>
               <w:t xml:space="preserve">2018-05</w:t>
             </w:r>
@@ -2106,13 +1968,7 @@
               <w:t xml:space="preserve"> </w:t>
             </w:r>
             <w:r>
-              <w:t xml:space="preserve">“</w:t>
-            </w:r>
-            <w:r>
-              <w:t xml:space="preserve">The Creative Laboratory Project.</w:t>
-            </w:r>
-            <w:r>
-              <w:t xml:space="preserve">”</w:t>
+              <w:t xml:space="preserve">“The Creative Laboratory Project.”</w:t>
             </w:r>
             <w:r>
               <w:t xml:space="preserve"> </w:t>
@@ -2133,8 +1989,8 @@
             </w:pPr>
             <w:r>
               <w:rPr>
-                <w:bCs/>
-                <w:b/>
+                <w:b/>
+                <w:bCs/>
               </w:rPr>
               <w:t xml:space="preserve">2017-10</w:t>
             </w:r>
@@ -2154,13 +2010,7 @@
               <w:t xml:space="preserve"> </w:t>
             </w:r>
             <w:r>
-              <w:t xml:space="preserve">“</w:t>
-            </w:r>
-            <w:r>
-              <w:t xml:space="preserve">Shadow-selves: Projection as a medium of exploring reflections of self in Belinda McGuire’s Slaughterhouse/Requiem.</w:t>
-            </w:r>
-            <w:r>
-              <w:t xml:space="preserve">”</w:t>
+              <w:t xml:space="preserve">“Shadow-selves: Projection as a medium of exploring reflections of self in Belinda McGuire’s Slaughterhouse/Requiem.”</w:t>
             </w:r>
             <w:r>
               <w:t xml:space="preserve"> </w:t>
@@ -2181,8 +2031,8 @@
             </w:pPr>
             <w:r>
               <w:rPr>
-                <w:bCs/>
-                <w:b/>
+                <w:b/>
+                <w:bCs/>
               </w:rPr>
               <w:t xml:space="preserve">2017-10</w:t>
             </w:r>
@@ -2202,13 +2052,7 @@
               <w:t xml:space="preserve"> </w:t>
             </w:r>
             <w:r>
-              <w:t xml:space="preserve">“</w:t>
-            </w:r>
-            <w:r>
-              <w:t xml:space="preserve">Projecting on film: the surreal effect of rear projected backgrounds in the film Nuptials.</w:t>
-            </w:r>
-            <w:r>
-              <w:t xml:space="preserve">”</w:t>
+              <w:t xml:space="preserve">“Projecting on film: the surreal effect of rear projected backgrounds in the film Nuptials.”</w:t>
             </w:r>
             <w:r>
               <w:t xml:space="preserve"> </w:t>
@@ -2220,8 +2064,8 @@
         </w:tc>
       </w:tr>
     </w:tbl>
-    <w:bookmarkEnd w:id="28"/>
-    <w:bookmarkStart w:id="29" w:name="invited-talks-and-public-lectures"/>
+    <w:bookmarkEnd w:id="17"/>
+    <w:bookmarkStart w:id="18" w:name="invited-talks-and-public-lectures"/>
     <w:p>
       <w:pPr>
         <w:pStyle w:val="Heading2"/>
@@ -2234,8 +2078,8 @@
       <w:tblPr>
         <w:tblStyle w:val="Table"/>
         <w:tblW w:type="pct" w:w="5000"/>
+        <w:tblLayout w:type="fixed"/>
         <w:tblLook w:firstRow="0" w:lastRow="0" w:firstColumn="0" w:lastColumn="0" w:noHBand="0" w:noVBand="0" w:val="0000"/>
-        <w:jc w:val="start"/>
       </w:tblPr>
       <w:tblGrid>
         <w:gridCol w:w="1941"/>
@@ -2251,8 +2095,8 @@
             </w:pPr>
             <w:r>
               <w:rPr>
-                <w:bCs/>
-                <w:b/>
+                <w:b/>
+                <w:bCs/>
               </w:rPr>
               <w:t xml:space="preserve">2025-02</w:t>
             </w:r>
@@ -2281,8 +2125,8 @@
             </w:pPr>
             <w:r>
               <w:rPr>
-                <w:bCs/>
-                <w:b/>
+                <w:b/>
+                <w:bCs/>
               </w:rPr>
               <w:t xml:space="preserve">2024-12</w:t>
             </w:r>
@@ -2302,13 +2146,7 @@
               <w:t xml:space="preserve"> </w:t>
             </w:r>
             <w:r>
-              <w:t xml:space="preserve">“</w:t>
-            </w:r>
-            <w:r>
-              <w:t xml:space="preserve">Beyond the Screen: Exploring AI Personhood and Their Representation in Media.</w:t>
-            </w:r>
-            <w:r>
-              <w:t xml:space="preserve">”</w:t>
+              <w:t xml:space="preserve">“Beyond the Screen: Exploring AI Personhood and Their Representation in Media.”</w:t>
             </w:r>
             <w:r>
               <w:t xml:space="preserve"> </w:t>
@@ -2329,8 +2167,8 @@
             </w:pPr>
             <w:r>
               <w:rPr>
-                <w:bCs/>
-                <w:b/>
+                <w:b/>
+                <w:bCs/>
               </w:rPr>
               <w:t xml:space="preserve">2024-11</w:t>
             </w:r>
@@ -2350,13 +2188,7 @@
               <w:t xml:space="preserve"> </w:t>
             </w:r>
             <w:r>
-              <w:t xml:space="preserve">“</w:t>
-            </w:r>
-            <w:r>
-              <w:t xml:space="preserve">Wellness for who? An examination of wellness through a research-creation student project.</w:t>
-            </w:r>
-            <w:r>
-              <w:t xml:space="preserve">”</w:t>
+              <w:t xml:space="preserve">“Wellness for who? An examination of wellness through a research-creation student project.”</w:t>
             </w:r>
             <w:r>
               <w:t xml:space="preserve"> </w:t>
@@ -2377,8 +2209,8 @@
             </w:pPr>
             <w:r>
               <w:rPr>
-                <w:bCs/>
-                <w:b/>
+                <w:b/>
+                <w:bCs/>
               </w:rPr>
               <w:t xml:space="preserve">2024-11</w:t>
             </w:r>
@@ -2407,8 +2239,8 @@
             </w:pPr>
             <w:r>
               <w:rPr>
-                <w:bCs/>
-                <w:b/>
+                <w:b/>
+                <w:bCs/>
               </w:rPr>
               <w:t xml:space="preserve">2024-10</w:t>
             </w:r>
@@ -2428,13 +2260,7 @@
               <w:t xml:space="preserve"> </w:t>
             </w:r>
             <w:r>
-              <w:t xml:space="preserve">“</w:t>
-            </w:r>
-            <w:r>
-              <w:t xml:space="preserve">Personhood // AI.</w:t>
-            </w:r>
-            <w:r>
-              <w:t xml:space="preserve">”</w:t>
+              <w:t xml:space="preserve">“Personhood // AI.”</w:t>
             </w:r>
             <w:r>
               <w:t xml:space="preserve"> </w:t>
@@ -2455,8 +2281,8 @@
             </w:pPr>
             <w:r>
               <w:rPr>
-                <w:bCs/>
-                <w:b/>
+                <w:b/>
+                <w:bCs/>
               </w:rPr>
               <w:t xml:space="preserve">2024-07</w:t>
             </w:r>
@@ -2485,8 +2311,8 @@
             </w:pPr>
             <w:r>
               <w:rPr>
-                <w:bCs/>
-                <w:b/>
+                <w:b/>
+                <w:bCs/>
               </w:rPr>
               <w:t xml:space="preserve">2024-04</w:t>
             </w:r>
@@ -2500,13 +2326,7 @@
               <w:jc w:val="left"/>
             </w:pPr>
             <w:r>
-              <w:t xml:space="preserve">“</w:t>
-            </w:r>
-            <w:r>
-              <w:t xml:space="preserve">Improvnetics: Post-anthropocentric performance and improvisational modes for human-AI play.</w:t>
-            </w:r>
-            <w:r>
-              <w:t xml:space="preserve">”</w:t>
+              <w:t xml:space="preserve">“Improvnetics: Post-anthropocentric performance and improvisational modes for human-AI play.”</w:t>
             </w:r>
             <w:r>
               <w:t xml:space="preserve"> </w:t>
@@ -2527,8 +2347,8 @@
             </w:pPr>
             <w:r>
               <w:rPr>
-                <w:bCs/>
-                <w:b/>
+                <w:b/>
+                <w:bCs/>
               </w:rPr>
               <w:t xml:space="preserve">2024-04</w:t>
             </w:r>
@@ -2557,8 +2377,8 @@
             </w:pPr>
             <w:r>
               <w:rPr>
-                <w:bCs/>
-                <w:b/>
+                <w:b/>
+                <w:bCs/>
               </w:rPr>
               <w:t xml:space="preserve">2022-01</w:t>
             </w:r>
@@ -2578,13 +2398,7 @@
               <w:t xml:space="preserve"> </w:t>
             </w:r>
             <w:r>
-              <w:t xml:space="preserve">“</w:t>
-            </w:r>
-            <w:r>
-              <w:t xml:space="preserve">What is the future of creativity and AI?</w:t>
-            </w:r>
-            <w:r>
-              <w:t xml:space="preserve">”</w:t>
+              <w:t xml:space="preserve">“What is the future of creativity and AI?”</w:t>
             </w:r>
             <w:r>
               <w:t xml:space="preserve"> </w:t>
@@ -2605,8 +2419,8 @@
             </w:pPr>
             <w:r>
               <w:rPr>
-                <w:bCs/>
-                <w:b/>
+                <w:b/>
+                <w:bCs/>
               </w:rPr>
               <w:t xml:space="preserve">2019-11</w:t>
             </w:r>
@@ -2620,13 +2434,7 @@
               <w:jc w:val="left"/>
             </w:pPr>
             <w:r>
-              <w:t xml:space="preserve">“</w:t>
-            </w:r>
-            <w:r>
-              <w:t xml:space="preserve">Research Creation with Michael Bergmann: The Uncanny Robots Project</w:t>
-            </w:r>
-            <w:r>
-              <w:t xml:space="preserve">”</w:t>
+              <w:t xml:space="preserve">“Research Creation with Michael Bergmann: The Uncanny Robots Project”</w:t>
             </w:r>
             <w:r>
               <w:t xml:space="preserve"> </w:t>
@@ -2638,13 +2446,7 @@
               <w:t xml:space="preserve"> </w:t>
             </w:r>
             <w:r>
-              <w:t xml:space="preserve">“</w:t>
-            </w:r>
-            <w:r>
-              <w:t xml:space="preserve">Connecting through live performance</w:t>
-            </w:r>
-            <w:r>
-              <w:t xml:space="preserve">”</w:t>
+              <w:t xml:space="preserve">“Connecting through live performance”</w:t>
             </w:r>
             <w:r>
               <w:t xml:space="preserve"> </w:t>
@@ -2656,8 +2458,8 @@
         </w:tc>
       </w:tr>
     </w:tbl>
-    <w:bookmarkEnd w:id="29"/>
-    <w:bookmarkStart w:id="30" w:name="creative-research-output"/>
+    <w:bookmarkEnd w:id="18"/>
+    <w:bookmarkStart w:id="19" w:name="creative-research-output"/>
     <w:p>
       <w:pPr>
         <w:pStyle w:val="Heading2"/>
@@ -2670,8 +2472,8 @@
       <w:tblPr>
         <w:tblStyle w:val="Table"/>
         <w:tblW w:type="pct" w:w="5000"/>
+        <w:tblLayout w:type="fixed"/>
         <w:tblLook w:firstRow="0" w:lastRow="0" w:firstColumn="0" w:lastColumn="0" w:noHBand="0" w:noVBand="0" w:val="0000"/>
-        <w:jc w:val="start"/>
       </w:tblPr>
       <w:tblGrid>
         <w:gridCol w:w="1941"/>
@@ -2687,8 +2489,8 @@
             </w:pPr>
             <w:r>
               <w:rPr>
-                <w:bCs/>
-                <w:b/>
+                <w:b/>
+                <w:bCs/>
               </w:rPr>
               <w:t xml:space="preserve">2026-04 – 2026-05</w:t>
             </w:r>
@@ -2702,13 +2504,7 @@
               <w:jc w:val="left"/>
             </w:pPr>
             <w:r>
-              <w:t xml:space="preserve">“</w:t>
-            </w:r>
-            <w:r>
-              <w:t xml:space="preserve">Before I Was This.</w:t>
-            </w:r>
-            <w:r>
-              <w:t xml:space="preserve">”</w:t>
+              <w:t xml:space="preserve">“Before I Was This.”</w:t>
             </w:r>
             <w:r>
               <w:t xml:space="preserve"> </w:t>
@@ -2729,8 +2525,8 @@
             </w:pPr>
             <w:r>
               <w:rPr>
-                <w:bCs/>
-                <w:b/>
+                <w:b/>
+                <w:bCs/>
               </w:rPr>
               <w:t xml:space="preserve">2026-02</w:t>
             </w:r>
@@ -2759,8 +2555,8 @@
             </w:pPr>
             <w:r>
               <w:rPr>
-                <w:bCs/>
-                <w:b/>
+                <w:b/>
+                <w:bCs/>
               </w:rPr>
               <w:t xml:space="preserve">2025-11</w:t>
             </w:r>
@@ -2789,8 +2585,8 @@
             </w:pPr>
             <w:r>
               <w:rPr>
-                <w:bCs/>
-                <w:b/>
+                <w:b/>
+                <w:bCs/>
               </w:rPr>
               <w:t xml:space="preserve">2025-11</w:t>
             </w:r>
@@ -2819,8 +2615,8 @@
             </w:pPr>
             <w:r>
               <w:rPr>
-                <w:bCs/>
-                <w:b/>
+                <w:b/>
+                <w:bCs/>
               </w:rPr>
               <w:t xml:space="preserve">2025-04</w:t>
             </w:r>
@@ -2834,13 +2630,7 @@
               <w:jc w:val="left"/>
             </w:pPr>
             <w:r>
-              <w:t xml:space="preserve">“</w:t>
-            </w:r>
-            <w:r>
-              <w:t xml:space="preserve">To my creators…</w:t>
-            </w:r>
-            <w:r>
-              <w:t xml:space="preserve">”</w:t>
+              <w:t xml:space="preserve">“To my creators…”</w:t>
             </w:r>
             <w:r>
               <w:t xml:space="preserve"> </w:t>
@@ -2861,8 +2651,8 @@
             </w:pPr>
             <w:r>
               <w:rPr>
-                <w:bCs/>
-                <w:b/>
+                <w:b/>
+                <w:bCs/>
               </w:rPr>
               <w:t xml:space="preserve">2024-11</w:t>
             </w:r>
@@ -2891,8 +2681,8 @@
             </w:pPr>
             <w:r>
               <w:rPr>
-                <w:bCs/>
-                <w:b/>
+                <w:b/>
+                <w:bCs/>
               </w:rPr>
               <w:t xml:space="preserve">2024-06</w:t>
             </w:r>
@@ -2912,29 +2702,23 @@
               <w:t xml:space="preserve"> </w:t>
             </w:r>
             <w:r>
-              <w:t xml:space="preserve">“</w:t>
-            </w:r>
-            <w:r>
-              <w:t xml:space="preserve">To my creators…</w:t>
-            </w:r>
-            <w:r>
-              <w:t xml:space="preserve">”</w:t>
-            </w:r>
-          </w:p>
-        </w:tc>
-      </w:tr>
-      <w:tr>
-        <w:tc>
-          <w:tcPr/>
-          <w:p>
-            <w:pPr>
-              <w:pStyle w:val="Compact"/>
-              <w:jc w:val="left"/>
-            </w:pPr>
-            <w:r>
-              <w:rPr>
-                <w:bCs/>
-                <w:b/>
+              <w:t xml:space="preserve">“To my creators…”</w:t>
+            </w:r>
+          </w:p>
+        </w:tc>
+      </w:tr>
+      <w:tr>
+        <w:tc>
+          <w:tcPr/>
+          <w:p>
+            <w:pPr>
+              <w:pStyle w:val="Compact"/>
+              <w:jc w:val="left"/>
+            </w:pPr>
+            <w:r>
+              <w:rPr>
+                <w:b/>
+                <w:bCs/>
               </w:rPr>
               <w:t xml:space="preserve">2024-04</w:t>
             </w:r>
@@ -2963,8 +2747,8 @@
             </w:pPr>
             <w:r>
               <w:rPr>
-                <w:bCs/>
-                <w:b/>
+                <w:b/>
+                <w:bCs/>
               </w:rPr>
               <w:t xml:space="preserve">2024-01</w:t>
             </w:r>
@@ -2993,8 +2777,8 @@
             </w:pPr>
             <w:r>
               <w:rPr>
-                <w:bCs/>
-                <w:b/>
+                <w:b/>
+                <w:bCs/>
               </w:rPr>
               <w:t xml:space="preserve">2023-10</w:t>
             </w:r>
@@ -3008,13 +2792,7 @@
               <w:jc w:val="left"/>
             </w:pPr>
             <w:r>
-              <w:t xml:space="preserve">“</w:t>
-            </w:r>
-            <w:r>
-              <w:t xml:space="preserve">rocketmanperson.</w:t>
-            </w:r>
-            <w:r>
-              <w:t xml:space="preserve">”</w:t>
+              <w:t xml:space="preserve">“rocketmanperson.”</w:t>
             </w:r>
             <w:r>
               <w:t xml:space="preserve"> </w:t>
@@ -3035,8 +2813,8 @@
             </w:pPr>
             <w:r>
               <w:rPr>
-                <w:bCs/>
-                <w:b/>
+                <w:b/>
+                <w:bCs/>
               </w:rPr>
               <w:t xml:space="preserve">2023-04</w:t>
             </w:r>
@@ -3050,13 +2828,7 @@
               <w:jc w:val="left"/>
             </w:pPr>
             <w:r>
-              <w:t xml:space="preserve">“</w:t>
-            </w:r>
-            <w:r>
-              <w:t xml:space="preserve">Who’s There?</w:t>
-            </w:r>
-            <w:r>
-              <w:t xml:space="preserve">”</w:t>
+              <w:t xml:space="preserve">“Who’s There?”</w:t>
             </w:r>
             <w:r>
               <w:t xml:space="preserve"> </w:t>
@@ -3077,8 +2849,8 @@
             </w:pPr>
             <w:r>
               <w:rPr>
-                <w:bCs/>
-                <w:b/>
+                <w:b/>
+                <w:bCs/>
               </w:rPr>
               <w:t xml:space="preserve">2023</w:t>
             </w:r>
@@ -3107,8 +2879,8 @@
             </w:pPr>
             <w:r>
               <w:rPr>
-                <w:bCs/>
-                <w:b/>
+                <w:b/>
+                <w:bCs/>
               </w:rPr>
               <w:t xml:space="preserve">2019-10</w:t>
             </w:r>
@@ -3122,13 +2894,7 @@
               <w:jc w:val="left"/>
             </w:pPr>
             <w:r>
-              <w:t xml:space="preserve">“</w:t>
-            </w:r>
-            <w:r>
-              <w:t xml:space="preserve">The Uncanny Robots Project: Phase 1.</w:t>
-            </w:r>
-            <w:r>
-              <w:t xml:space="preserve">”</w:t>
+              <w:t xml:space="preserve">“The Uncanny Robots Project: Phase 1.”</w:t>
             </w:r>
             <w:r>
               <w:t xml:space="preserve"> </w:t>
@@ -3140,8 +2906,8 @@
         </w:tc>
       </w:tr>
     </w:tbl>
-    <w:bookmarkEnd w:id="30"/>
-    <w:bookmarkStart w:id="31" w:name="external-research-funding"/>
+    <w:bookmarkEnd w:id="19"/>
+    <w:bookmarkStart w:id="20" w:name="external-research-funding"/>
     <w:p>
       <w:pPr>
         <w:pStyle w:val="Heading2"/>
@@ -3154,8 +2920,8 @@
       <w:tblPr>
         <w:tblStyle w:val="Table"/>
         <w:tblW w:type="pct" w:w="5000"/>
+        <w:tblLayout w:type="fixed"/>
         <w:tblLook w:firstRow="0" w:lastRow="0" w:firstColumn="0" w:lastColumn="0" w:noHBand="0" w:noVBand="0" w:val="0000"/>
-        <w:jc w:val="start"/>
       </w:tblPr>
       <w:tblGrid>
         <w:gridCol w:w="1941"/>
@@ -3171,8 +2937,8 @@
             </w:pPr>
             <w:r>
               <w:rPr>
-                <w:bCs/>
-                <w:b/>
+                <w:b/>
+                <w:bCs/>
               </w:rPr>
               <w:t xml:space="preserve">2024-05</w:t>
             </w:r>
@@ -3201,8 +2967,8 @@
             </w:pPr>
             <w:r>
               <w:rPr>
-                <w:bCs/>
-                <w:b/>
+                <w:b/>
+                <w:bCs/>
               </w:rPr>
               <w:t xml:space="preserve">2021</w:t>
             </w:r>
@@ -3222,13 +2988,7 @@
               <w:t xml:space="preserve"> </w:t>
             </w:r>
             <w:r>
-              <w:t xml:space="preserve">“</w:t>
-            </w:r>
-            <w:r>
-              <w:t xml:space="preserve">Visual Music: Enhancing the National Arts Centre Orchestra’s remote connection with their audience during COVID-19 social restrictions through innovative digital tools.</w:t>
-            </w:r>
-            <w:r>
-              <w:t xml:space="preserve">”</w:t>
+              <w:t xml:space="preserve">“Visual Music: Enhancing the National Arts Centre Orchestra’s remote connection with their audience during COVID-19 social restrictions through innovative digital tools.”</w:t>
             </w:r>
             <w:r>
               <w:t xml:space="preserve"> </w:t>
@@ -3249,8 +3009,8 @@
             </w:pPr>
             <w:r>
               <w:rPr>
-                <w:bCs/>
-                <w:b/>
+                <w:b/>
+                <w:bCs/>
               </w:rPr>
               <w:t xml:space="preserve">2012 – 2014</w:t>
             </w:r>
@@ -3270,8 +3030,8 @@
         </w:tc>
       </w:tr>
     </w:tbl>
-    <w:bookmarkEnd w:id="31"/>
-    <w:bookmarkStart w:id="32" w:name="internal-research-funding"/>
+    <w:bookmarkEnd w:id="20"/>
+    <w:bookmarkStart w:id="21" w:name="internal-research-funding"/>
     <w:p>
       <w:pPr>
         <w:pStyle w:val="Heading2"/>
@@ -3284,8 +3044,8 @@
       <w:tblPr>
         <w:tblStyle w:val="Table"/>
         <w:tblW w:type="pct" w:w="5000"/>
+        <w:tblLayout w:type="fixed"/>
         <w:tblLook w:firstRow="0" w:lastRow="0" w:firstColumn="0" w:lastColumn="0" w:noHBand="0" w:noVBand="0" w:val="0000"/>
-        <w:jc w:val="start"/>
       </w:tblPr>
       <w:tblGrid>
         <w:gridCol w:w="1941"/>
@@ -3301,8 +3061,8 @@
             </w:pPr>
             <w:r>
               <w:rPr>
-                <w:bCs/>
-                <w:b/>
+                <w:b/>
+                <w:bCs/>
               </w:rPr>
               <w:t xml:space="preserve">2024</w:t>
             </w:r>
@@ -3331,8 +3091,8 @@
             </w:pPr>
             <w:r>
               <w:rPr>
-                <w:bCs/>
-                <w:b/>
+                <w:b/>
+                <w:bCs/>
               </w:rPr>
               <w:t xml:space="preserve">2022</w:t>
             </w:r>
@@ -3352,13 +3112,7 @@
               <w:t xml:space="preserve"> </w:t>
             </w:r>
             <w:r>
-              <w:t xml:space="preserve">“</w:t>
-            </w:r>
-            <w:r>
-              <w:t xml:space="preserve">Mechanical Waves: Machine Learning gesture reactive human-robot installation.</w:t>
-            </w:r>
-            <w:r>
-              <w:t xml:space="preserve">”</w:t>
+              <w:t xml:space="preserve">“Mechanical Waves: Machine Learning gesture reactive human-robot installation.”</w:t>
             </w:r>
             <w:r>
               <w:t xml:space="preserve"> </w:t>
@@ -3379,8 +3133,8 @@
             </w:pPr>
             <w:r>
               <w:rPr>
-                <w:bCs/>
-                <w:b/>
+                <w:b/>
+                <w:bCs/>
               </w:rPr>
               <w:t xml:space="preserve">2022</w:t>
             </w:r>
@@ -3409,8 +3163,8 @@
             </w:pPr>
             <w:r>
               <w:rPr>
-                <w:bCs/>
-                <w:b/>
+                <w:b/>
+                <w:bCs/>
               </w:rPr>
               <w:t xml:space="preserve">2019</w:t>
             </w:r>
@@ -3430,13 +3184,7 @@
               <w:t xml:space="preserve"> </w:t>
             </w:r>
             <w:r>
-              <w:t xml:space="preserve">“</w:t>
-            </w:r>
-            <w:r>
-              <w:t xml:space="preserve">l’automate: Expanding the possibility of performance through robotics.</w:t>
-            </w:r>
-            <w:r>
-              <w:t xml:space="preserve">”</w:t>
+              <w:t xml:space="preserve">“l’automate: Expanding the possibility of performance through robotics.”</w:t>
             </w:r>
             <w:r>
               <w:t xml:space="preserve"> </w:t>
@@ -3457,8 +3205,8 @@
             </w:pPr>
             <w:r>
               <w:rPr>
-                <w:bCs/>
-                <w:b/>
+                <w:b/>
+                <w:bCs/>
               </w:rPr>
               <w:t xml:space="preserve">2019</w:t>
             </w:r>
@@ -3487,8 +3235,8 @@
             </w:pPr>
             <w:r>
               <w:rPr>
-                <w:bCs/>
-                <w:b/>
+                <w:b/>
+                <w:bCs/>
               </w:rPr>
               <w:t xml:space="preserve">2019</w:t>
             </w:r>
@@ -3517,8 +3265,8 @@
             </w:pPr>
             <w:r>
               <w:rPr>
-                <w:bCs/>
-                <w:b/>
+                <w:b/>
+                <w:bCs/>
               </w:rPr>
               <w:t xml:space="preserve">2018</w:t>
             </w:r>
@@ -3538,13 +3286,7 @@
               <w:t xml:space="preserve"> </w:t>
             </w:r>
             <w:r>
-              <w:t xml:space="preserve">“</w:t>
-            </w:r>
-            <w:r>
-              <w:t xml:space="preserve">Augmented-Reality based Pre-Visualization system for theatrical spaces.</w:t>
-            </w:r>
-            <w:r>
-              <w:t xml:space="preserve">”</w:t>
+              <w:t xml:space="preserve">“Augmented-Reality based Pre-Visualization system for theatrical spaces.”</w:t>
             </w:r>
             <w:r>
               <w:t xml:space="preserve"> </w:t>
@@ -3565,8 +3307,8 @@
             </w:pPr>
             <w:r>
               <w:rPr>
-                <w:bCs/>
-                <w:b/>
+                <w:b/>
+                <w:bCs/>
               </w:rPr>
               <w:t xml:space="preserve">2018</w:t>
             </w:r>
@@ -3586,13 +3328,7 @@
               <w:t xml:space="preserve"> </w:t>
             </w:r>
             <w:r>
-              <w:t xml:space="preserve">“</w:t>
-            </w:r>
-            <w:r>
-              <w:t xml:space="preserve">The Creative Laboratory Project.</w:t>
-            </w:r>
-            <w:r>
-              <w:t xml:space="preserve">”</w:t>
+              <w:t xml:space="preserve">“The Creative Laboratory Project.”</w:t>
             </w:r>
             <w:r>
               <w:t xml:space="preserve"> </w:t>
@@ -3604,8 +3340,8 @@
         </w:tc>
       </w:tr>
     </w:tbl>
-    <w:bookmarkEnd w:id="32"/>
-    <w:bookmarkStart w:id="33" w:name="scholarships"/>
+    <w:bookmarkEnd w:id="21"/>
+    <w:bookmarkStart w:id="22" w:name="scholarships"/>
     <w:p>
       <w:pPr>
         <w:pStyle w:val="Heading2"/>
@@ -3618,8 +3354,8 @@
       <w:tblPr>
         <w:tblStyle w:val="Table"/>
         <w:tblW w:type="pct" w:w="5000"/>
+        <w:tblLayout w:type="fixed"/>
         <w:tblLook w:firstRow="0" w:lastRow="0" w:firstColumn="0" w:lastColumn="0" w:noHBand="0" w:noVBand="0" w:val="0000"/>
-        <w:jc w:val="start"/>
       </w:tblPr>
       <w:tblGrid>
         <w:gridCol w:w="1941"/>
@@ -3635,8 +3371,8 @@
             </w:pPr>
             <w:r>
               <w:rPr>
-                <w:bCs/>
-                <w:b/>
+                <w:b/>
+                <w:bCs/>
               </w:rPr>
               <w:t xml:space="preserve">2022 – 2026</w:t>
             </w:r>
@@ -3665,8 +3401,8 @@
             </w:pPr>
             <w:r>
               <w:rPr>
-                <w:bCs/>
-                <w:b/>
+                <w:b/>
+                <w:bCs/>
               </w:rPr>
               <w:t xml:space="preserve">2022 – 2026</w:t>
             </w:r>
@@ -3686,8 +3422,8 @@
         </w:tc>
       </w:tr>
     </w:tbl>
-    <w:bookmarkEnd w:id="33"/>
-    <w:bookmarkStart w:id="34" w:name="graduate-supervision"/>
+    <w:bookmarkEnd w:id="22"/>
+    <w:bookmarkStart w:id="23" w:name="graduate-supervision"/>
     <w:p>
       <w:pPr>
         <w:pStyle w:val="Heading2"/>
@@ -3708,8 +3444,8 @@
       <w:tblPr>
         <w:tblStyle w:val="Table"/>
         <w:tblW w:type="pct" w:w="5000"/>
+        <w:tblLayout w:type="fixed"/>
         <w:tblLook w:firstRow="0" w:lastRow="0" w:firstColumn="0" w:lastColumn="0" w:noHBand="0" w:noVBand="0" w:val="0000"/>
-        <w:jc w:val="start"/>
       </w:tblPr>
       <w:tblGrid>
         <w:gridCol w:w="1941"/>
@@ -3725,8 +3461,8 @@
             </w:pPr>
             <w:r>
               <w:rPr>
-                <w:bCs/>
-                <w:b/>
+                <w:b/>
+                <w:bCs/>
               </w:rPr>
               <w:t xml:space="preserve">2022</w:t>
             </w:r>
@@ -3746,13 +3482,7 @@
               <w:t xml:space="preserve"> </w:t>
             </w:r>
             <w:r>
-              <w:t xml:space="preserve">“</w:t>
-            </w:r>
-            <w:r>
-              <w:t xml:space="preserve">Bridging Chasms: An Interactive Projection Mapping Installation for Cross-Cultural Exchange of Information.</w:t>
-            </w:r>
-            <w:r>
-              <w:t xml:space="preserve">”</w:t>
+              <w:t xml:space="preserve">“Bridging Chasms: An Interactive Projection Mapping Installation for Cross-Cultural Exchange of Information.”</w:t>
             </w:r>
             <w:r>
               <w:t xml:space="preserve"> </w:t>
@@ -3773,8 +3503,8 @@
             </w:pPr>
             <w:r>
               <w:rPr>
-                <w:bCs/>
-                <w:b/>
+                <w:b/>
+                <w:bCs/>
               </w:rPr>
               <w:t xml:space="preserve">2021</w:t>
             </w:r>
@@ -3794,13 +3524,7 @@
               <w:t xml:space="preserve"> </w:t>
             </w:r>
             <w:r>
-              <w:t xml:space="preserve">“</w:t>
-            </w:r>
-            <w:r>
-              <w:t xml:space="preserve">AR-based Theatrical Design Pre-Visualization using Unreal.</w:t>
-            </w:r>
-            <w:r>
-              <w:t xml:space="preserve">”</w:t>
+              <w:t xml:space="preserve">“AR-based Theatrical Design Pre-Visualization using Unreal.”</w:t>
             </w:r>
             <w:r>
               <w:t xml:space="preserve"> </w:t>
@@ -3821,8 +3545,8 @@
             </w:pPr>
             <w:r>
               <w:rPr>
-                <w:bCs/>
-                <w:b/>
+                <w:b/>
+                <w:bCs/>
               </w:rPr>
               <w:t xml:space="preserve">2021</w:t>
             </w:r>
@@ -3842,13 +3566,7 @@
               <w:t xml:space="preserve"> </w:t>
             </w:r>
             <w:r>
-              <w:t xml:space="preserve">“</w:t>
-            </w:r>
-            <w:r>
-              <w:t xml:space="preserve">Casting and Technology: Revamping the Audition Process.</w:t>
-            </w:r>
-            <w:r>
-              <w:t xml:space="preserve">”</w:t>
+              <w:t xml:space="preserve">“Casting and Technology: Revamping the Audition Process.”</w:t>
             </w:r>
             <w:r>
               <w:t xml:space="preserve"> </w:t>
@@ -3869,8 +3587,8 @@
             </w:pPr>
             <w:r>
               <w:rPr>
-                <w:bCs/>
-                <w:b/>
+                <w:b/>
+                <w:bCs/>
               </w:rPr>
               <w:t xml:space="preserve">2021</w:t>
             </w:r>
@@ -3890,13 +3608,7 @@
               <w:t xml:space="preserve"> </w:t>
             </w:r>
             <w:r>
-              <w:t xml:space="preserve">“</w:t>
-            </w:r>
-            <w:r>
-              <w:t xml:space="preserve">Collider: Using Virtual Reality for Immersive Theatre and the Performing Arts.</w:t>
-            </w:r>
-            <w:r>
-              <w:t xml:space="preserve">”</w:t>
+              <w:t xml:space="preserve">“Collider: Using Virtual Reality for Immersive Theatre and the Performing Arts.”</w:t>
             </w:r>
             <w:r>
               <w:t xml:space="preserve"> </w:t>
@@ -3917,8 +3629,8 @@
             </w:pPr>
             <w:r>
               <w:rPr>
-                <w:bCs/>
-                <w:b/>
+                <w:b/>
+                <w:bCs/>
               </w:rPr>
               <w:t xml:space="preserve">2020</w:t>
             </w:r>
@@ -3938,13 +3650,7 @@
               <w:t xml:space="preserve"> </w:t>
             </w:r>
             <w:r>
-              <w:t xml:space="preserve">“</w:t>
-            </w:r>
-            <w:r>
-              <w:t xml:space="preserve">Happiness In Your Hand: The power of compact Bright Light Therapy.</w:t>
-            </w:r>
-            <w:r>
-              <w:t xml:space="preserve">”</w:t>
+              <w:t xml:space="preserve">“Happiness In Your Hand: The power of compact Bright Light Therapy.”</w:t>
             </w:r>
             <w:r>
               <w:t xml:space="preserve"> </w:t>
@@ -3965,8 +3671,8 @@
             </w:pPr>
             <w:r>
               <w:rPr>
-                <w:bCs/>
-                <w:b/>
+                <w:b/>
+                <w:bCs/>
               </w:rPr>
               <w:t xml:space="preserve">2020</w:t>
             </w:r>
@@ -3986,13 +3692,7 @@
               <w:t xml:space="preserve"> </w:t>
             </w:r>
             <w:r>
-              <w:t xml:space="preserve">“</w:t>
-            </w:r>
-            <w:r>
-              <w:t xml:space="preserve">The Scoop: How to Protect Your Digital Privacy in the Age of Surveillance Capitalism.</w:t>
-            </w:r>
-            <w:r>
-              <w:t xml:space="preserve">”</w:t>
+              <w:t xml:space="preserve">“The Scoop: How to Protect Your Digital Privacy in the Age of Surveillance Capitalism.”</w:t>
             </w:r>
             <w:r>
               <w:t xml:space="preserve"> </w:t>
@@ -4013,8 +3713,8 @@
             </w:pPr>
             <w:r>
               <w:rPr>
-                <w:bCs/>
-                <w:b/>
+                <w:b/>
+                <w:bCs/>
               </w:rPr>
               <w:t xml:space="preserve">2020</w:t>
             </w:r>
@@ -4034,13 +3734,7 @@
               <w:t xml:space="preserve"> </w:t>
             </w:r>
             <w:r>
-              <w:t xml:space="preserve">“</w:t>
-            </w:r>
-            <w:r>
-              <w:t xml:space="preserve">Live Video in Theatrical Productions.</w:t>
-            </w:r>
-            <w:r>
-              <w:t xml:space="preserve">”</w:t>
+              <w:t xml:space="preserve">“Live Video in Theatrical Productions.”</w:t>
             </w:r>
             <w:r>
               <w:t xml:space="preserve"> </w:t>
@@ -4061,8 +3755,8 @@
             </w:pPr>
             <w:r>
               <w:rPr>
-                <w:bCs/>
-                <w:b/>
+                <w:b/>
+                <w:bCs/>
               </w:rPr>
               <w:t xml:space="preserve">2018</w:t>
             </w:r>
@@ -4082,13 +3776,7 @@
               <w:t xml:space="preserve"> </w:t>
             </w:r>
             <w:r>
-              <w:t xml:space="preserve">“</w:t>
-            </w:r>
-            <w:r>
-              <w:t xml:space="preserve">Extending the human umwelt: Reframing our understanding of an environment via mixed reality and digital soundscapes/visualizations.</w:t>
-            </w:r>
-            <w:r>
-              <w:t xml:space="preserve">”</w:t>
+              <w:t xml:space="preserve">“Extending the human umwelt: Reframing our understanding of an environment via mixed reality and digital soundscapes/visualizations.”</w:t>
             </w:r>
             <w:r>
               <w:t xml:space="preserve"> </w:t>
@@ -4109,8 +3797,8 @@
             </w:pPr>
             <w:r>
               <w:rPr>
-                <w:bCs/>
-                <w:b/>
+                <w:b/>
+                <w:bCs/>
               </w:rPr>
               <w:t xml:space="preserve">2017</w:t>
             </w:r>
@@ -4130,13 +3818,7 @@
               <w:t xml:space="preserve"> </w:t>
             </w:r>
             <w:r>
-              <w:t xml:space="preserve">“</w:t>
-            </w:r>
-            <w:r>
-              <w:t xml:space="preserve">The A.I. Storyteller: Perpetuating Orality Using Developments in Machine Learning.</w:t>
-            </w:r>
-            <w:r>
-              <w:t xml:space="preserve">”</w:t>
+              <w:t xml:space="preserve">“The A.I. Storyteller: Perpetuating Orality Using Developments in Machine Learning.”</w:t>
             </w:r>
             <w:r>
               <w:t xml:space="preserve"> </w:t>
@@ -4148,8 +3830,8 @@
         </w:tc>
       </w:tr>
     </w:tbl>
-    <w:bookmarkEnd w:id="34"/>
-    <w:bookmarkStart w:id="35" w:name="courses-taught"/>
+    <w:bookmarkEnd w:id="23"/>
+    <w:bookmarkStart w:id="24" w:name="courses-taught"/>
     <w:p>
       <w:pPr>
         <w:pStyle w:val="Heading2"/>
@@ -4160,11 +3842,11 @@
     </w:p>
     <w:p>
       <w:pPr>
+        <w:pStyle w:val="Compact"/>
         <w:numPr>
           <w:ilvl w:val="0"/>
           <w:numId w:val="1001"/>
         </w:numPr>
-        <w:pStyle w:val="Compact"/>
       </w:pPr>
       <w:r>
         <w:t xml:space="preserve">PFZ 100 — Performance Foundation (F 2025) (created course)</w:t>
@@ -4172,11 +3854,11 @@
     </w:p>
     <w:p>
       <w:pPr>
+        <w:pStyle w:val="Compact"/>
         <w:numPr>
           <w:ilvl w:val="0"/>
           <w:numId w:val="1001"/>
         </w:numPr>
-        <w:pStyle w:val="Compact"/>
       </w:pPr>
       <w:r>
         <w:t xml:space="preserve">THP 400 — Creative Performance Studies VII: The Frankenstein Project (F 2025) (created course, with Debashis Sinha)</w:t>
@@ -4184,11 +3866,11 @@
     </w:p>
     <w:p>
       <w:pPr>
+        <w:pStyle w:val="Compact"/>
         <w:numPr>
           <w:ilvl w:val="0"/>
           <w:numId w:val="1001"/>
         </w:numPr>
-        <w:pStyle w:val="Compact"/>
       </w:pPr>
       <w:r>
         <w:t xml:space="preserve">FCD 816 — Global Campus Studio (F 2025)</w:t>
@@ -4196,11 +3878,11 @@
     </w:p>
     <w:p>
       <w:pPr>
+        <w:pStyle w:val="Compact"/>
         <w:numPr>
           <w:ilvl w:val="0"/>
           <w:numId w:val="1001"/>
         </w:numPr>
-        <w:pStyle w:val="Compact"/>
       </w:pPr>
       <w:r>
         <w:t xml:space="preserve">FCD 230 — New York City Experience: Creative Enterprise (S 2025, S 2026) (created travel intensive; taught as overload)</w:t>
@@ -4208,11 +3890,11 @@
     </w:p>
     <w:p>
       <w:pPr>
+        <w:pStyle w:val="Compact"/>
         <w:numPr>
           <w:ilvl w:val="0"/>
           <w:numId w:val="1001"/>
         </w:numPr>
-        <w:pStyle w:val="Compact"/>
       </w:pPr>
       <w:r>
         <w:t xml:space="preserve">THP 403 — Travel Intensive to Oulu, Finland (F 2024)</w:t>
@@ -4220,11 +3902,11 @@
     </w:p>
     <w:p>
       <w:pPr>
+        <w:pStyle w:val="Compact"/>
         <w:numPr>
           <w:ilvl w:val="0"/>
           <w:numId w:val="1001"/>
         </w:numPr>
-        <w:pStyle w:val="Compact"/>
       </w:pPr>
       <w:r>
         <w:t xml:space="preserve">THP 350 — Projection Design (F 2019–24) (created course)</w:t>
@@ -4232,11 +3914,11 @@
     </w:p>
     <w:p>
       <w:pPr>
+        <w:pStyle w:val="Compact"/>
         <w:numPr>
           <w:ilvl w:val="0"/>
           <w:numId w:val="1001"/>
         </w:numPr>
-        <w:pStyle w:val="Compact"/>
       </w:pPr>
       <w:r>
         <w:t xml:space="preserve">THP 301–403 — Production Technique (W 2017 – F 2022)</w:t>
@@ -4244,11 +3926,11 @@
     </w:p>
     <w:p>
       <w:pPr>
+        <w:pStyle w:val="Compact"/>
         <w:numPr>
           <w:ilvl w:val="0"/>
           <w:numId w:val="1001"/>
         </w:numPr>
-        <w:pStyle w:val="Compact"/>
       </w:pPr>
       <w:r>
         <w:t xml:space="preserve">THP 800 — Independent Study (W 2017–20, F 2020, W 2022, W 2024)</w:t>
@@ -4256,11 +3938,11 @@
     </w:p>
     <w:p>
       <w:pPr>
+        <w:pStyle w:val="Compact"/>
         <w:numPr>
           <w:ilvl w:val="0"/>
           <w:numId w:val="1001"/>
         </w:numPr>
-        <w:pStyle w:val="Compact"/>
       </w:pPr>
       <w:r>
         <w:t xml:space="preserve">THT 582 — Show Systems Engineering (W 2020, F 2021, F 2023) (redesigned course)</w:t>
@@ -4268,11 +3950,11 @@
     </w:p>
     <w:p>
       <w:pPr>
+        <w:pStyle w:val="Compact"/>
         <w:numPr>
           <w:ilvl w:val="0"/>
           <w:numId w:val="1001"/>
         </w:numPr>
-        <w:pStyle w:val="Compact"/>
       </w:pPr>
       <w:r>
         <w:t xml:space="preserve">THT 582 — Scenic Automation (F 2017)</w:t>
@@ -4280,11 +3962,11 @@
     </w:p>
     <w:p>
       <w:pPr>
+        <w:pStyle w:val="Compact"/>
         <w:numPr>
           <w:ilvl w:val="0"/>
           <w:numId w:val="1001"/>
         </w:numPr>
-        <w:pStyle w:val="Compact"/>
       </w:pPr>
       <w:r>
         <w:t xml:space="preserve">THP 500 — Conceiving the Production (F 2018)</w:t>
@@ -4292,11 +3974,11 @@
     </w:p>
     <w:p>
       <w:pPr>
+        <w:pStyle w:val="Compact"/>
         <w:numPr>
           <w:ilvl w:val="0"/>
           <w:numId w:val="1001"/>
         </w:numPr>
-        <w:pStyle w:val="Compact"/>
       </w:pPr>
       <w:r>
         <w:t xml:space="preserve">THF 501 — Research Methods (W 2018–19)</w:t>
@@ -4304,11 +3986,11 @@
     </w:p>
     <w:p>
       <w:pPr>
+        <w:pStyle w:val="Compact"/>
         <w:numPr>
           <w:ilvl w:val="0"/>
           <w:numId w:val="1001"/>
         </w:numPr>
-        <w:pStyle w:val="Compact"/>
       </w:pPr>
       <w:r>
         <w:t xml:space="preserve">THP 102 — Production Technique II (W 2017, 2021–24) (lighting section 2017; projection design section 2022–24)</w:t>
@@ -4316,11 +3998,11 @@
     </w:p>
     <w:p>
       <w:pPr>
+        <w:pStyle w:val="Compact"/>
         <w:numPr>
           <w:ilvl w:val="0"/>
           <w:numId w:val="1001"/>
         </w:numPr>
-        <w:pStyle w:val="Compact"/>
       </w:pPr>
       <w:r>
         <w:t xml:space="preserve">THP 202 — Production Technique IV (W 2018–24) (projection design section)</w:t>
@@ -4328,11 +4010,11 @@
     </w:p>
     <w:p>
       <w:pPr>
+        <w:pStyle w:val="Compact"/>
         <w:numPr>
           <w:ilvl w:val="0"/>
           <w:numId w:val="1001"/>
         </w:numPr>
-        <w:pStyle w:val="Compact"/>
       </w:pPr>
       <w:r>
         <w:t xml:space="preserve">THP 660 — Projection Design: Special Topics (W 2022) (created course)</w:t>
@@ -4340,11 +4022,11 @@
     </w:p>
     <w:p>
       <w:pPr>
+        <w:pStyle w:val="Compact"/>
         <w:numPr>
           <w:ilvl w:val="0"/>
           <w:numId w:val="1001"/>
         </w:numPr>
-        <w:pStyle w:val="Compact"/>
       </w:pPr>
       <w:r>
         <w:t xml:space="preserve">THF 101 — Elements of Production (F 2016, 2019, 2020)</w:t>
@@ -4352,11 +4034,11 @@
     </w:p>
     <w:p>
       <w:pPr>
+        <w:pStyle w:val="Compact"/>
         <w:numPr>
           <w:ilvl w:val="0"/>
           <w:numId w:val="1001"/>
         </w:numPr>
-        <w:pStyle w:val="Compact"/>
       </w:pPr>
       <w:r>
         <w:t xml:space="preserve">THM 301 — Technical Direction (F 2016)</w:t>
@@ -4364,18 +4046,18 @@
     </w:p>
     <w:p>
       <w:pPr>
+        <w:pStyle w:val="Compact"/>
         <w:numPr>
           <w:ilvl w:val="0"/>
           <w:numId w:val="1001"/>
         </w:numPr>
-        <w:pStyle w:val="Compact"/>
       </w:pPr>
       <w:r>
         <w:t xml:space="preserve">CRI 815 — Creative Impact Supercourse I, Creative Industries (F 2018)</w:t>
       </w:r>
     </w:p>
-    <w:bookmarkEnd w:id="35"/>
-    <w:bookmarkStart w:id="36" w:name="service"/>
+    <w:bookmarkEnd w:id="24"/>
+    <w:bookmarkStart w:id="25" w:name="service"/>
     <w:p>
       <w:pPr>
         <w:pStyle w:val="Heading2"/>
@@ -4388,8 +4070,8 @@
       <w:tblPr>
         <w:tblStyle w:val="Table"/>
         <w:tblW w:type="pct" w:w="5000"/>
+        <w:tblLayout w:type="fixed"/>
         <w:tblLook w:firstRow="0" w:lastRow="0" w:firstColumn="0" w:lastColumn="0" w:noHBand="0" w:noVBand="0" w:val="0000"/>
-        <w:jc w:val="start"/>
       </w:tblPr>
       <w:tblGrid>
         <w:gridCol w:w="1941"/>
@@ -4405,8 +4087,8 @@
             </w:pPr>
             <w:r>
               <w:rPr>
-                <w:bCs/>
-                <w:b/>
+                <w:b/>
+                <w:bCs/>
               </w:rPr>
               <w:t xml:space="preserve">2026-06 – present</w:t>
             </w:r>
@@ -4435,8 +4117,8 @@
             </w:pPr>
             <w:r>
               <w:rPr>
-                <w:bCs/>
-                <w:b/>
+                <w:b/>
+                <w:bCs/>
               </w:rPr>
               <w:t xml:space="preserve">2026-04</w:t>
             </w:r>
@@ -4465,8 +4147,8 @@
             </w:pPr>
             <w:r>
               <w:rPr>
-                <w:bCs/>
-                <w:b/>
+                <w:b/>
+                <w:bCs/>
               </w:rPr>
               <w:t xml:space="preserve">2025-07 – present</w:t>
             </w:r>
@@ -4495,8 +4177,8 @@
             </w:pPr>
             <w:r>
               <w:rPr>
-                <w:bCs/>
-                <w:b/>
+                <w:b/>
+                <w:bCs/>
               </w:rPr>
               <w:t xml:space="preserve">2025-02 – present</w:t>
             </w:r>
@@ -4525,8 +4207,8 @@
             </w:pPr>
             <w:r>
               <w:rPr>
-                <w:bCs/>
-                <w:b/>
+                <w:b/>
+                <w:bCs/>
               </w:rPr>
               <w:t xml:space="preserve">2024-12 – present</w:t>
             </w:r>
@@ -4555,8 +4237,8 @@
             </w:pPr>
             <w:r>
               <w:rPr>
-                <w:bCs/>
-                <w:b/>
+                <w:b/>
+                <w:bCs/>
               </w:rPr>
               <w:t xml:space="preserve">2025-04 – present</w:t>
             </w:r>
@@ -4585,8 +4267,8 @@
             </w:pPr>
             <w:r>
               <w:rPr>
-                <w:bCs/>
-                <w:b/>
+                <w:b/>
+                <w:bCs/>
               </w:rPr>
               <w:t xml:space="preserve">2024-06 – present</w:t>
             </w:r>
@@ -4615,8 +4297,8 @@
             </w:pPr>
             <w:r>
               <w:rPr>
-                <w:bCs/>
-                <w:b/>
+                <w:b/>
+                <w:bCs/>
               </w:rPr>
               <w:t xml:space="preserve">2023-10 – present</w:t>
             </w:r>
@@ -4645,8 +4327,8 @@
             </w:pPr>
             <w:r>
               <w:rPr>
-                <w:bCs/>
-                <w:b/>
+                <w:b/>
+                <w:bCs/>
               </w:rPr>
               <w:t xml:space="preserve">2023 – present</w:t>
             </w:r>
@@ -4675,8 +4357,8 @@
             </w:pPr>
             <w:r>
               <w:rPr>
-                <w:bCs/>
-                <w:b/>
+                <w:b/>
+                <w:bCs/>
               </w:rPr>
               <w:t xml:space="preserve">2023 – 2024</w:t>
             </w:r>
@@ -4705,8 +4387,8 @@
             </w:pPr>
             <w:r>
               <w:rPr>
-                <w:bCs/>
-                <w:b/>
+                <w:b/>
+                <w:bCs/>
               </w:rPr>
               <w:t xml:space="preserve">2023 – 2024</w:t>
             </w:r>
@@ -4735,8 +4417,8 @@
             </w:pPr>
             <w:r>
               <w:rPr>
-                <w:bCs/>
-                <w:b/>
+                <w:b/>
+                <w:bCs/>
               </w:rPr>
               <w:t xml:space="preserve">2023</w:t>
             </w:r>
@@ -4765,8 +4447,8 @@
             </w:pPr>
             <w:r>
               <w:rPr>
-                <w:bCs/>
-                <w:b/>
+                <w:b/>
+                <w:bCs/>
               </w:rPr>
               <w:t xml:space="preserve">2022 – 2024</w:t>
             </w:r>
@@ -4795,8 +4477,8 @@
             </w:pPr>
             <w:r>
               <w:rPr>
-                <w:bCs/>
-                <w:b/>
+                <w:b/>
+                <w:bCs/>
               </w:rPr>
               <w:t xml:space="preserve">2022-03 – 2023</w:t>
             </w:r>
@@ -4825,8 +4507,8 @@
             </w:pPr>
             <w:r>
               <w:rPr>
-                <w:bCs/>
-                <w:b/>
+                <w:b/>
+                <w:bCs/>
               </w:rPr>
               <w:t xml:space="preserve">2021 – 2022</w:t>
             </w:r>
@@ -4855,8 +4537,8 @@
             </w:pPr>
             <w:r>
               <w:rPr>
-                <w:bCs/>
-                <w:b/>
+                <w:b/>
+                <w:bCs/>
               </w:rPr>
               <w:t xml:space="preserve">2021</w:t>
             </w:r>
@@ -4885,8 +4567,8 @@
             </w:pPr>
             <w:r>
               <w:rPr>
-                <w:bCs/>
-                <w:b/>
+                <w:b/>
+                <w:bCs/>
               </w:rPr>
               <w:t xml:space="preserve">2020 – 2023</w:t>
             </w:r>
@@ -4915,8 +4597,8 @@
             </w:pPr>
             <w:r>
               <w:rPr>
-                <w:bCs/>
-                <w:b/>
+                <w:b/>
+                <w:bCs/>
               </w:rPr>
               <w:t xml:space="preserve">2020 – 2021</w:t>
             </w:r>
@@ -4945,8 +4627,8 @@
             </w:pPr>
             <w:r>
               <w:rPr>
-                <w:bCs/>
-                <w:b/>
+                <w:b/>
+                <w:bCs/>
               </w:rPr>
               <w:t xml:space="preserve">2020 – present</w:t>
             </w:r>
@@ -4975,8 +4657,8 @@
             </w:pPr>
             <w:r>
               <w:rPr>
-                <w:bCs/>
-                <w:b/>
+                <w:b/>
+                <w:bCs/>
               </w:rPr>
               <w:t xml:space="preserve">2020</w:t>
             </w:r>
@@ -5005,8 +4687,8 @@
             </w:pPr>
             <w:r>
               <w:rPr>
-                <w:bCs/>
-                <w:b/>
+                <w:b/>
+                <w:bCs/>
               </w:rPr>
               <w:t xml:space="preserve">2020-09 – 2021-09</w:t>
             </w:r>
@@ -5035,8 +4717,8 @@
             </w:pPr>
             <w:r>
               <w:rPr>
-                <w:bCs/>
-                <w:b/>
+                <w:b/>
+                <w:bCs/>
               </w:rPr>
               <w:t xml:space="preserve">2019 – 2022</w:t>
             </w:r>
@@ -5065,8 +4747,8 @@
             </w:pPr>
             <w:r>
               <w:rPr>
-                <w:bCs/>
-                <w:b/>
+                <w:b/>
+                <w:bCs/>
               </w:rPr>
               <w:t xml:space="preserve">2018 – 2022</w:t>
             </w:r>
@@ -5095,8 +4777,8 @@
             </w:pPr>
             <w:r>
               <w:rPr>
-                <w:bCs/>
-                <w:b/>
+                <w:b/>
+                <w:bCs/>
               </w:rPr>
               <w:t xml:space="preserve">2018 – 2023</w:t>
             </w:r>
@@ -5125,8 +4807,8 @@
             </w:pPr>
             <w:r>
               <w:rPr>
-                <w:bCs/>
-                <w:b/>
+                <w:b/>
+                <w:bCs/>
               </w:rPr>
               <w:t xml:space="preserve">2018 – 2020</w:t>
             </w:r>
@@ -5155,8 +4837,8 @@
             </w:pPr>
             <w:r>
               <w:rPr>
-                <w:bCs/>
-                <w:b/>
+                <w:b/>
+                <w:bCs/>
               </w:rPr>
               <w:t xml:space="preserve">2017 – present</w:t>
             </w:r>
@@ -5185,8 +4867,8 @@
             </w:pPr>
             <w:r>
               <w:rPr>
-                <w:bCs/>
-                <w:b/>
+                <w:b/>
+                <w:bCs/>
               </w:rPr>
               <w:t xml:space="preserve">2017 – present</w:t>
             </w:r>
@@ -5215,8 +4897,8 @@
             </w:pPr>
             <w:r>
               <w:rPr>
-                <w:bCs/>
-                <w:b/>
+                <w:b/>
+                <w:bCs/>
               </w:rPr>
               <w:t xml:space="preserve">2016 – 2021</w:t>
             </w:r>
@@ -5236,8 +4918,8 @@
         </w:tc>
       </w:tr>
     </w:tbl>
-    <w:bookmarkEnd w:id="36"/>
-    <w:bookmarkStart w:id="37" w:name="memberships-and-collectives"/>
+    <w:bookmarkEnd w:id="25"/>
+    <w:bookmarkStart w:id="26" w:name="memberships-and-collectives"/>
     <w:p>
       <w:pPr>
         <w:pStyle w:val="Heading2"/>
@@ -5250,8 +4932,8 @@
       <w:tblPr>
         <w:tblStyle w:val="Table"/>
         <w:tblW w:type="pct" w:w="5000"/>
+        <w:tblLayout w:type="fixed"/>
         <w:tblLook w:firstRow="0" w:lastRow="0" w:firstColumn="0" w:lastColumn="0" w:noHBand="0" w:noVBand="0" w:val="0000"/>
-        <w:jc w:val="start"/>
       </w:tblPr>
       <w:tblGrid>
         <w:gridCol w:w="1941"/>
@@ -5267,8 +4949,8 @@
             </w:pPr>
             <w:r>
               <w:rPr>
-                <w:bCs/>
-                <w:b/>
+                <w:b/>
+                <w:bCs/>
               </w:rPr>
               <w:t xml:space="preserve">2025 – present</w:t>
             </w:r>
@@ -5297,8 +4979,8 @@
             </w:pPr>
             <w:r>
               <w:rPr>
-                <w:bCs/>
-                <w:b/>
+                <w:b/>
+                <w:bCs/>
               </w:rPr>
               <w:t xml:space="preserve">2023 – present</w:t>
             </w:r>
@@ -5327,8 +5009,8 @@
             </w:pPr>
             <w:r>
               <w:rPr>
-                <w:bCs/>
-                <w:b/>
+                <w:b/>
+                <w:bCs/>
               </w:rPr>
               <w:t xml:space="preserve">2022 – 2023</w:t>
             </w:r>
@@ -5357,8 +5039,8 @@
             </w:pPr>
             <w:r>
               <w:rPr>
-                <w:bCs/>
-                <w:b/>
+                <w:b/>
+                <w:bCs/>
               </w:rPr>
               <w:t xml:space="preserve">2021 – 2022</w:t>
             </w:r>
@@ -5387,8 +5069,8 @@
             </w:pPr>
             <w:r>
               <w:rPr>
-                <w:bCs/>
-                <w:b/>
+                <w:b/>
+                <w:bCs/>
               </w:rPr>
               <w:t xml:space="preserve">2019 – present</w:t>
             </w:r>
@@ -5417,8 +5099,8 @@
             </w:pPr>
             <w:r>
               <w:rPr>
-                <w:bCs/>
-                <w:b/>
+                <w:b/>
+                <w:bCs/>
               </w:rPr>
               <w:t xml:space="preserve">2018 – present</w:t>
             </w:r>
@@ -5447,8 +5129,8 @@
             </w:pPr>
             <w:r>
               <w:rPr>
-                <w:bCs/>
-                <w:b/>
+                <w:b/>
+                <w:bCs/>
               </w:rPr>
               <w:t xml:space="preserve">2018 – present</w:t>
             </w:r>
@@ -5468,8 +5150,8 @@
         </w:tc>
       </w:tr>
     </w:tbl>
-    <w:bookmarkEnd w:id="37"/>
-    <w:bookmarkStart w:id="38" w:name="interviews-and-media"/>
+    <w:bookmarkEnd w:id="26"/>
+    <w:bookmarkStart w:id="27" w:name="interviews-and-media"/>
     <w:p>
       <w:pPr>
         <w:pStyle w:val="Heading2"/>
@@ -5482,8 +5164,8 @@
       <w:tblPr>
         <w:tblStyle w:val="Table"/>
         <w:tblW w:type="pct" w:w="5000"/>
+        <w:tblLayout w:type="fixed"/>
         <w:tblLook w:firstRow="0" w:lastRow="0" w:firstColumn="0" w:lastColumn="0" w:noHBand="0" w:noVBand="0" w:val="0000"/>
-        <w:jc w:val="start"/>
       </w:tblPr>
       <w:tblGrid>
         <w:gridCol w:w="1941"/>
@@ -5499,8 +5181,8 @@
             </w:pPr>
             <w:r>
               <w:rPr>
-                <w:bCs/>
-                <w:b/>
+                <w:b/>
+                <w:bCs/>
               </w:rPr>
               <w:t xml:space="preserve">2023</w:t>
             </w:r>
@@ -5514,13 +5196,7 @@
               <w:jc w:val="left"/>
             </w:pPr>
             <w:r>
-              <w:t xml:space="preserve">“</w:t>
-            </w:r>
-            <w:r>
-              <w:t xml:space="preserve">Get the inside scoop on game-changing innovations in augmented reality with the new VisionPro.</w:t>
-            </w:r>
-            <w:r>
-              <w:t xml:space="preserve">”</w:t>
+              <w:t xml:space="preserve">“Get the inside scoop on game-changing innovations in augmented reality with the new VisionPro.”</w:t>
             </w:r>
             <w:r>
               <w:t xml:space="preserve"> </w:t>
@@ -5541,8 +5217,8 @@
             </w:pPr>
             <w:r>
               <w:rPr>
-                <w:bCs/>
-                <w:b/>
+                <w:b/>
+                <w:bCs/>
               </w:rPr>
               <w:t xml:space="preserve">2023</w:t>
             </w:r>
@@ -5571,8 +5247,8 @@
             </w:pPr>
             <w:r>
               <w:rPr>
-                <w:bCs/>
-                <w:b/>
+                <w:b/>
+                <w:bCs/>
               </w:rPr>
               <w:t xml:space="preserve">2022</w:t>
             </w:r>
@@ -5586,13 +5262,7 @@
               <w:jc w:val="left"/>
             </w:pPr>
             <w:r>
-              <w:t xml:space="preserve">“</w:t>
-            </w:r>
-            <w:r>
-              <w:t xml:space="preserve">Students Are Excited And Hopeful For What The Metaverse May Bring.</w:t>
-            </w:r>
-            <w:r>
-              <w:t xml:space="preserve">”</w:t>
+              <w:t xml:space="preserve">“Students Are Excited And Hopeful For What The Metaverse May Bring.”</w:t>
             </w:r>
             <w:r>
               <w:t xml:space="preserve"> </w:t>
@@ -5613,8 +5283,8 @@
             </w:pPr>
             <w:r>
               <w:rPr>
-                <w:bCs/>
-                <w:b/>
+                <w:b/>
+                <w:bCs/>
               </w:rPr>
               <w:t xml:space="preserve">2022</w:t>
             </w:r>
@@ -5628,13 +5298,7 @@
               <w:jc w:val="left"/>
             </w:pPr>
             <w:r>
-              <w:t xml:space="preserve">“</w:t>
-            </w:r>
-            <w:r>
-              <w:t xml:space="preserve">Michael F. Bergmann On The Merging of Live Arts and Technology.</w:t>
-            </w:r>
-            <w:r>
-              <w:t xml:space="preserve">”</w:t>
+              <w:t xml:space="preserve">“Michael F. Bergmann On The Merging of Live Arts and Technology.”</w:t>
             </w:r>
             <w:r>
               <w:t xml:space="preserve"> </w:t>
@@ -5655,8 +5319,8 @@
             </w:pPr>
             <w:r>
               <w:rPr>
-                <w:bCs/>
-                <w:b/>
+                <w:b/>
+                <w:bCs/>
               </w:rPr>
               <w:t xml:space="preserve">2021</w:t>
             </w:r>
@@ -5670,13 +5334,7 @@
               <w:jc w:val="left"/>
             </w:pPr>
             <w:r>
-              <w:t xml:space="preserve">“</w:t>
-            </w:r>
-            <w:r>
-              <w:t xml:space="preserve">Emerging technology that’s here to stay.</w:t>
-            </w:r>
-            <w:r>
-              <w:t xml:space="preserve">”</w:t>
+              <w:t xml:space="preserve">“Emerging technology that’s here to stay.”</w:t>
             </w:r>
             <w:r>
               <w:t xml:space="preserve"> </w:t>
@@ -5697,8 +5355,8 @@
             </w:pPr>
             <w:r>
               <w:rPr>
-                <w:bCs/>
-                <w:b/>
+                <w:b/>
+                <w:bCs/>
               </w:rPr>
               <w:t xml:space="preserve">2020</w:t>
             </w:r>
@@ -5712,13 +5370,7 @@
               <w:jc w:val="left"/>
             </w:pPr>
             <w:r>
-              <w:t xml:space="preserve">“</w:t>
-            </w:r>
-            <w:r>
-              <w:t xml:space="preserve">Can you feel empathy for a dancing robot?</w:t>
-            </w:r>
-            <w:r>
-              <w:t xml:space="preserve">”</w:t>
+              <w:t xml:space="preserve">“Can you feel empathy for a dancing robot?”</w:t>
             </w:r>
             <w:r>
               <w:t xml:space="preserve"> </w:t>
@@ -5739,8 +5391,8 @@
             </w:pPr>
             <w:r>
               <w:rPr>
-                <w:bCs/>
-                <w:b/>
+                <w:b/>
+                <w:bCs/>
               </w:rPr>
               <w:t xml:space="preserve">2020</w:t>
             </w:r>
@@ -5754,13 +5406,7 @@
               <w:jc w:val="left"/>
             </w:pPr>
             <w:r>
-              <w:t xml:space="preserve">“</w:t>
-            </w:r>
-            <w:r>
-              <w:t xml:space="preserve">FCAD students embrace opportunity to redefine performance.</w:t>
-            </w:r>
-            <w:r>
-              <w:t xml:space="preserve">”</w:t>
+              <w:t xml:space="preserve">“FCAD students embrace opportunity to redefine performance.”</w:t>
             </w:r>
             <w:r>
               <w:t xml:space="preserve"> </w:t>
@@ -5781,8 +5427,8 @@
             </w:pPr>
             <w:r>
               <w:rPr>
-                <w:bCs/>
-                <w:b/>
+                <w:b/>
+                <w:bCs/>
               </w:rPr>
               <w:t xml:space="preserve">2019</w:t>
             </w:r>
@@ -5796,13 +5442,7 @@
               <w:jc w:val="left"/>
             </w:pPr>
             <w:r>
-              <w:t xml:space="preserve">“</w:t>
-            </w:r>
-            <w:r>
-              <w:t xml:space="preserve">Premiere of robot dance performance launches Creative Technology Lab.</w:t>
-            </w:r>
-            <w:r>
-              <w:t xml:space="preserve">”</w:t>
+              <w:t xml:space="preserve">“Premiere of robot dance performance launches Creative Technology Lab.”</w:t>
             </w:r>
             <w:r>
               <w:t xml:space="preserve"> </w:t>
@@ -5823,8 +5463,8 @@
             </w:pPr>
             <w:r>
               <w:rPr>
-                <w:bCs/>
-                <w:b/>
+                <w:b/>
+                <w:bCs/>
               </w:rPr>
               <w:t xml:space="preserve">2015</w:t>
             </w:r>
@@ -5844,8 +5484,8 @@
         </w:tc>
       </w:tr>
     </w:tbl>
-    <w:bookmarkEnd w:id="38"/>
-    <w:bookmarkEnd w:id="39"/>
+    <w:bookmarkEnd w:id="27"/>
+    <w:bookmarkEnd w:id="28"/>
     <w:sectPr>
       <w:footnotePr>
         <w:numRestart w:val="eachSect"/>
@@ -5881,14 +5521,14 @@
 <file path=word/numbering.xml><?xml version="1.0" encoding="utf-8"?>
 <w:numbering xmlns:w="http://schemas.openxmlformats.org/wordprocessingml/2006/main">
   <w:abstractNum w:abstractNumId="990">
-    <w:nsid w:val="A990"/>
+    <w:nsid w:val="0000A990"/>
     <w:multiLevelType w:val="multilevel"/>
     <w:lvl w:ilvl="0">
       <w:numFmt w:val="bullet"/>
       <w:lvlText w:val=" "/>
       <w:lvlJc w:val="left"/>
       <w:pPr>
-        <w:ind w:left="720" w:hanging="480"/>
+        <w:ind w:left="720" w:hanging="360"/>
       </w:pPr>
     </w:lvl>
     <w:lvl w:ilvl="1">
@@ -5896,7 +5536,7 @@
       <w:lvlText w:val=" "/>
       <w:lvlJc w:val="left"/>
       <w:pPr>
-        <w:ind w:left="1440" w:hanging="480"/>
+        <w:ind w:left="1440" w:hanging="360"/>
       </w:pPr>
     </w:lvl>
     <w:lvl w:ilvl="2">
@@ -5904,7 +5544,7 @@
       <w:lvlText w:val=" "/>
       <w:lvlJc w:val="left"/>
       <w:pPr>
-        <w:ind w:left="2160" w:hanging="480"/>
+        <w:ind w:left="2160" w:hanging="360"/>
       </w:pPr>
     </w:lvl>
     <w:lvl w:ilvl="3">
@@ -5912,7 +5552,7 @@
       <w:lvlText w:val=" "/>
       <w:lvlJc w:val="left"/>
       <w:pPr>
-        <w:ind w:left="2880" w:hanging="480"/>
+        <w:ind w:left="2880" w:hanging="360"/>
       </w:pPr>
     </w:lvl>
     <w:lvl w:ilvl="4">
@@ -5920,7 +5560,7 @@
       <w:lvlText w:val=" "/>
       <w:lvlJc w:val="left"/>
       <w:pPr>
-        <w:ind w:left="3600" w:hanging="480"/>
+        <w:ind w:left="3600" w:hanging="360"/>
       </w:pPr>
     </w:lvl>
     <w:lvl w:ilvl="5">
@@ -5928,7 +5568,7 @@
       <w:lvlText w:val=" "/>
       <w:lvlJc w:val="left"/>
       <w:pPr>
-        <w:ind w:left="4320" w:hanging="480"/>
+        <w:ind w:left="4320" w:hanging="360"/>
       </w:pPr>
     </w:lvl>
     <w:lvl w:ilvl="6">
@@ -5936,7 +5576,7 @@
       <w:lvlText w:val=" "/>
       <w:lvlJc w:val="left"/>
       <w:pPr>
-        <w:ind w:left="5040" w:hanging="480"/>
+        <w:ind w:left="5040" w:hanging="360"/>
       </w:pPr>
     </w:lvl>
     <w:lvl w:ilvl="7">
@@ -5944,7 +5584,7 @@
       <w:lvlText w:val=" "/>
       <w:lvlJc w:val="left"/>
       <w:pPr>
-        <w:ind w:left="5760" w:hanging="480"/>
+        <w:ind w:left="5760" w:hanging="360"/>
       </w:pPr>
     </w:lvl>
     <w:lvl w:ilvl="8">
@@ -5952,84 +5592,111 @@
       <w:lvlText w:val=" "/>
       <w:lvlJc w:val="left"/>
       <w:pPr>
-        <w:ind w:left="6480" w:hanging="480"/>
+        <w:ind w:left="6480" w:hanging="360"/>
       </w:pPr>
     </w:lvl>
   </w:abstractNum>
   <w:abstractNum w:abstractNumId="991">
-    <w:nsid w:val="A991"/>
+    <w:nsid w:val="0000A991"/>
     <w:multiLevelType w:val="multilevel"/>
     <w:lvl w:ilvl="0">
       <w:numFmt w:val="bullet"/>
-      <w:lvlText w:val="•"/>
+      <w:lvlText w:val=""/>
       <w:lvlJc w:val="left"/>
       <w:pPr>
-        <w:ind w:left="720" w:hanging="480"/>
+        <w:ind w:left="720" w:hanging="360"/>
       </w:pPr>
+      <w:rPr>
+        <w:rFonts w:ascii="Symbol" w:hAnsi="Symbol" w:cs="Symbol" w:hint="default"/>
+      </w:rPr>
     </w:lvl>
     <w:lvl w:ilvl="1">
       <w:numFmt w:val="bullet"/>
-      <w:lvlText w:val="–"/>
+      <w:lvlText w:val="o"/>
       <w:lvlJc w:val="left"/>
       <w:pPr>
-        <w:ind w:left="1440" w:hanging="480"/>
+        <w:ind w:left="1440" w:hanging="360"/>
       </w:pPr>
+      <w:rPr>
+        <w:rFonts w:ascii="Courier New" w:hAnsi="Courier New" w:cs="Courier New" w:hint="default"/>
+      </w:rPr>
     </w:lvl>
     <w:lvl w:ilvl="2">
       <w:numFmt w:val="bullet"/>
-      <w:lvlText w:val="•"/>
+      <w:lvlText w:val=""/>
       <w:lvlJc w:val="left"/>
       <w:pPr>
-        <w:ind w:left="2160" w:hanging="480"/>
+        <w:ind w:left="2160" w:hanging="360"/>
       </w:pPr>
+      <w:rPr>
+        <w:rFonts w:ascii="Wingdings" w:hAnsi="Wingdings" w:cs="Wingdings" w:hint="default"/>
+      </w:rPr>
     </w:lvl>
     <w:lvl w:ilvl="3">
       <w:numFmt w:val="bullet"/>
-      <w:lvlText w:val="–"/>
+      <w:lvlText w:val=""/>
       <w:lvlJc w:val="left"/>
       <w:pPr>
-        <w:ind w:left="2880" w:hanging="480"/>
+        <w:ind w:left="2880" w:hanging="360"/>
       </w:pPr>
+      <w:rPr>
+        <w:rFonts w:ascii="Symbol" w:hAnsi="Symbol" w:cs="Symbol" w:hint="default"/>
+      </w:rPr>
     </w:lvl>
     <w:lvl w:ilvl="4">
       <w:numFmt w:val="bullet"/>
-      <w:lvlText w:val="•"/>
+      <w:lvlText w:val="o"/>
       <w:lvlJc w:val="left"/>
       <w:pPr>
-        <w:ind w:left="3600" w:hanging="480"/>
+        <w:ind w:left="3600" w:hanging="360"/>
       </w:pPr>
+      <w:rPr>
+        <w:rFonts w:ascii="Courier New" w:hAnsi="Courier New" w:cs="Courier New" w:hint="default"/>
+      </w:rPr>
     </w:lvl>
     <w:lvl w:ilvl="5">
       <w:numFmt w:val="bullet"/>
-      <w:lvlText w:val="–"/>
+      <w:lvlText w:val=""/>
       <w:lvlJc w:val="left"/>
       <w:pPr>
-        <w:ind w:left="4320" w:hanging="480"/>
+        <w:ind w:left="4320" w:hanging="360"/>
       </w:pPr>
+      <w:rPr>
+        <w:rFonts w:ascii="Wingdings" w:hAnsi="Wingdings" w:cs="Wingdings" w:hint="default"/>
+      </w:rPr>
     </w:lvl>
     <w:lvl w:ilvl="6">
       <w:numFmt w:val="bullet"/>
-      <w:lvlText w:val="•"/>
+      <w:lvlText w:val=""/>
       <w:lvlJc w:val="left"/>
       <w:pPr>
-        <w:ind w:left="5040" w:hanging="480"/>
+        <w:ind w:left="5040" w:hanging="360"/>
       </w:pPr>
+      <w:rPr>
+        <w:rFonts w:ascii="Symbol" w:hAnsi="Symbol" w:cs="Symbol" w:hint="default"/>
+      </w:rPr>
     </w:lvl>
     <w:lvl w:ilvl="7">
       <w:numFmt w:val="bullet"/>
-      <w:lvlText w:val="–"/>
+      <w:lvlText w:val="o"/>
       <w:lvlJc w:val="left"/>
       <w:pPr>
-        <w:ind w:left="5760" w:hanging="480"/>
+        <w:ind w:left="5760" w:hanging="360"/>
       </w:pPr>
+      <w:rPr>
+        <w:rFonts w:ascii="Courier New" w:hAnsi="Courier New" w:cs="Courier New" w:hint="default"/>
+      </w:rPr>
     </w:lvl>
     <w:lvl w:ilvl="8">
       <w:numFmt w:val="bullet"/>
-      <w:lvlText w:val="•"/>
+      <w:lvlText w:val=""/>
       <w:lvlJc w:val="left"/>
       <w:pPr>
-        <w:ind w:left="6480" w:hanging="480"/>
+        <w:ind w:left="6480" w:hanging="360"/>
       </w:pPr>
+      <w:rPr>
+        <w:rFonts w:ascii="Wingdings" w:hAnsi="Wingdings" w:cs="Wingdings" w:hint="default"/>
+      </w:rPr>
     </w:lvl>
   </w:abstractNum>
   <w:num w:numId="1000">
@@ -6701,8 +6368,8 @@
     <w:name w:val="KeywordTok"/>
     <w:basedOn w:val="VerbatimChar"/>
     <w:rPr>
+      <w:b/>
       <w:color w:val="007020"/>
-      <w:b/>
     </w:rPr>
   </w:style>
   <w:style w:type="character" w:customStyle="1" w:styleId="DataTypeTok">
@@ -6779,42 +6446,42 @@
     <w:name w:val="ImportTok"/>
     <w:basedOn w:val="VerbatimChar"/>
     <w:rPr>
+      <w:b/>
       <w:color w:val="008000"/>
-      <w:b/>
     </w:rPr>
   </w:style>
   <w:style w:type="character" w:customStyle="1" w:styleId="CommentTok">
     <w:name w:val="CommentTok"/>
     <w:basedOn w:val="VerbatimChar"/>
     <w:rPr>
+      <w:i/>
       <w:color w:val="60a0b0"/>
-      <w:i/>
     </w:rPr>
   </w:style>
   <w:style w:type="character" w:customStyle="1" w:styleId="DocumentationTok">
     <w:name w:val="DocumentationTok"/>
     <w:basedOn w:val="VerbatimChar"/>
     <w:rPr>
+      <w:i/>
       <w:color w:val="ba2121"/>
-      <w:i/>
     </w:rPr>
   </w:style>
   <w:style w:type="character" w:customStyle="1" w:styleId="AnnotationTok">
     <w:name w:val="AnnotationTok"/>
     <w:basedOn w:val="VerbatimChar"/>
     <w:rPr>
-      <w:color w:val="60a0b0"/>
       <w:b/>
       <w:i/>
+      <w:color w:val="60a0b0"/>
     </w:rPr>
   </w:style>
   <w:style w:type="character" w:customStyle="1" w:styleId="CommentVarTok">
     <w:name w:val="CommentVarTok"/>
     <w:basedOn w:val="VerbatimChar"/>
     <w:rPr>
-      <w:color w:val="60a0b0"/>
       <w:b/>
       <w:i/>
+      <w:color w:val="60a0b0"/>
     </w:rPr>
   </w:style>
   <w:style w:type="character" w:customStyle="1" w:styleId="OtherTok">
@@ -6842,8 +6509,8 @@
     <w:name w:val="ControlFlowTok"/>
     <w:basedOn w:val="VerbatimChar"/>
     <w:rPr>
+      <w:b/>
       <w:color w:val="007020"/>
-      <w:b/>
     </w:rPr>
   </w:style>
   <w:style w:type="character" w:customStyle="1" w:styleId="OperatorTok">
@@ -6888,34 +6555,34 @@
     <w:name w:val="InformationTok"/>
     <w:basedOn w:val="VerbatimChar"/>
     <w:rPr>
-      <w:color w:val="60a0b0"/>
       <w:b/>
       <w:i/>
+      <w:color w:val="60a0b0"/>
     </w:rPr>
   </w:style>
   <w:style w:type="character" w:customStyle="1" w:styleId="WarningTok">
     <w:name w:val="WarningTok"/>
     <w:basedOn w:val="VerbatimChar"/>
     <w:rPr>
-      <w:color w:val="60a0b0"/>
       <w:b/>
       <w:i/>
+      <w:color w:val="60a0b0"/>
     </w:rPr>
   </w:style>
   <w:style w:type="character" w:customStyle="1" w:styleId="AlertTok">
     <w:name w:val="AlertTok"/>
     <w:basedOn w:val="VerbatimChar"/>
     <w:rPr>
+      <w:b/>
       <w:color w:val="ff0000"/>
-      <w:b/>
     </w:rPr>
   </w:style>
   <w:style w:type="character" w:customStyle="1" w:styleId="ErrorTok">
     <w:name w:val="ErrorTok"/>
     <w:basedOn w:val="VerbatimChar"/>
     <w:rPr>
+      <w:b/>
       <w:color w:val="ff0000"/>
-      <w:b/>
     </w:rPr>
   </w:style>
   <w:style w:type="character" w:customStyle="1" w:styleId="NormalTok">

--- a/output/Bergmann-CV-Complete.docx
+++ b/output/Bergmann-CV-Complete.docx
@@ -2,7 +2,7 @@
 <file path=word/document.xml><?xml version="1.0" encoding="utf-8"?>
 <w:document xmlns:w="http://schemas.openxmlformats.org/wordprocessingml/2006/main" xmlns:m="http://schemas.openxmlformats.org/officeDocument/2006/math" xmlns:r="http://schemas.openxmlformats.org/officeDocument/2006/relationships" xmlns:o="urn:schemas-microsoft-com:office:office" xmlns:v="urn:schemas-microsoft-com:vml" xmlns:w10="urn:schemas-microsoft-com:office:word" xmlns:a="http://schemas.openxmlformats.org/drawingml/2006/main" xmlns:pic="http://schemas.openxmlformats.org/drawingml/2006/picture" xmlns:wp="http://schemas.openxmlformats.org/drawingml/2006/wordprocessingDrawing">
   <w:body>
-    <w:bookmarkStart w:id="28" w:name="curriculum-vitae-michael-f-bergmann"/>
+    <w:bookmarkStart w:id="39" w:name="curriculum-vitae-michael-f-bergmann"/>
     <w:p>
       <w:pPr>
         <w:pStyle w:val="Heading1"/>
@@ -25,7 +25,7 @@
         <w:t xml:space="preserve">ORCID: 0000-0002-5698-8121 · mfb@torontomu.ca · https://bergmann.ai</w:t>
       </w:r>
     </w:p>
-    <w:bookmarkStart w:id="9" w:name="employment"/>
+    <w:bookmarkStart w:id="20" w:name="employment"/>
     <w:p>
       <w:pPr>
         <w:pStyle w:val="Heading2"/>
@@ -38,8 +38,8 @@
       <w:tblPr>
         <w:tblStyle w:val="Table"/>
         <w:tblW w:type="pct" w:w="5000"/>
-        <w:tblLayout w:type="fixed"/>
         <w:tblLook w:firstRow="0" w:lastRow="0" w:firstColumn="0" w:lastColumn="0" w:noHBand="0" w:noVBand="0" w:val="0000"/>
+        <w:jc w:val="start"/>
       </w:tblPr>
       <w:tblGrid>
         <w:gridCol w:w="1941"/>
@@ -55,8 +55,8 @@
             </w:pPr>
             <w:r>
               <w:rPr>
-                <w:b/>
-                <w:bCs/>
+                <w:bCs/>
+                <w:b/>
               </w:rPr>
               <w:t xml:space="preserve">2024-01 – present</w:t>
             </w:r>
@@ -85,8 +85,8 @@
             </w:pPr>
             <w:r>
               <w:rPr>
-                <w:b/>
-                <w:bCs/>
+                <w:bCs/>
+                <w:b/>
               </w:rPr>
               <w:t xml:space="preserve">2022-07 – 2023-07</w:t>
             </w:r>
@@ -115,8 +115,8 @@
             </w:pPr>
             <w:r>
               <w:rPr>
-                <w:b/>
-                <w:bCs/>
+                <w:bCs/>
+                <w:b/>
               </w:rPr>
               <w:t xml:space="preserve">2019-08 – 2024-01</w:t>
             </w:r>
@@ -145,8 +145,8 @@
             </w:pPr>
             <w:r>
               <w:rPr>
-                <w:b/>
-                <w:bCs/>
+                <w:bCs/>
+                <w:b/>
               </w:rPr>
               <w:t xml:space="preserve">2017 – present</w:t>
             </w:r>
@@ -175,8 +175,8 @@
             </w:pPr>
             <w:r>
               <w:rPr>
-                <w:b/>
-                <w:bCs/>
+                <w:bCs/>
+                <w:b/>
               </w:rPr>
               <w:t xml:space="preserve">2016-08 – 2019-08</w:t>
             </w:r>
@@ -205,8 +205,8 @@
             </w:pPr>
             <w:r>
               <w:rPr>
-                <w:b/>
-                <w:bCs/>
+                <w:bCs/>
+                <w:b/>
               </w:rPr>
               <w:t xml:space="preserve">2014 – 2016</w:t>
             </w:r>
@@ -235,8 +235,8 @@
             </w:pPr>
             <w:r>
               <w:rPr>
-                <w:b/>
-                <w:bCs/>
+                <w:bCs/>
+                <w:b/>
               </w:rPr>
               <w:t xml:space="preserve">2007 – 2010</w:t>
             </w:r>
@@ -256,8 +256,8 @@
         </w:tc>
       </w:tr>
     </w:tbl>
-    <w:bookmarkEnd w:id="9"/>
-    <w:bookmarkStart w:id="10" w:name="education"/>
+    <w:bookmarkEnd w:id="20"/>
+    <w:bookmarkStart w:id="21" w:name="education"/>
     <w:p>
       <w:pPr>
         <w:pStyle w:val="Heading2"/>
@@ -270,8 +270,8 @@
       <w:tblPr>
         <w:tblStyle w:val="Table"/>
         <w:tblW w:type="pct" w:w="5000"/>
-        <w:tblLayout w:type="fixed"/>
         <w:tblLook w:firstRow="0" w:lastRow="0" w:firstColumn="0" w:lastColumn="0" w:noHBand="0" w:noVBand="0" w:val="0000"/>
+        <w:jc w:val="start"/>
       </w:tblPr>
       <w:tblGrid>
         <w:gridCol w:w="1941"/>
@@ -287,8 +287,8 @@
             </w:pPr>
             <w:r>
               <w:rPr>
-                <w:b/>
-                <w:bCs/>
+                <w:bCs/>
+                <w:b/>
               </w:rPr>
               <w:t xml:space="preserve">2022-09 – present</w:t>
             </w:r>
@@ -317,8 +317,8 @@
             </w:pPr>
             <w:r>
               <w:rPr>
-                <w:b/>
-                <w:bCs/>
+                <w:bCs/>
+                <w:b/>
               </w:rPr>
               <w:t xml:space="preserve">2011 – 2014</w:t>
             </w:r>
@@ -347,8 +347,8 @@
             </w:pPr>
             <w:r>
               <w:rPr>
-                <w:b/>
-                <w:bCs/>
+                <w:bCs/>
+                <w:b/>
               </w:rPr>
               <w:t xml:space="preserve">2006 – 2011</w:t>
             </w:r>
@@ -368,8 +368,8 @@
         </w:tc>
       </w:tr>
     </w:tbl>
-    <w:bookmarkEnd w:id="10"/>
-    <w:bookmarkStart w:id="11" w:name="teaching-training-and-certifications"/>
+    <w:bookmarkEnd w:id="21"/>
+    <w:bookmarkStart w:id="22" w:name="teaching-training-and-certifications"/>
     <w:p>
       <w:pPr>
         <w:pStyle w:val="Heading2"/>
@@ -382,8 +382,8 @@
       <w:tblPr>
         <w:tblStyle w:val="Table"/>
         <w:tblW w:type="pct" w:w="5000"/>
-        <w:tblLayout w:type="fixed"/>
         <w:tblLook w:firstRow="0" w:lastRow="0" w:firstColumn="0" w:lastColumn="0" w:noHBand="0" w:noVBand="0" w:val="0000"/>
+        <w:jc w:val="start"/>
       </w:tblPr>
       <w:tblGrid>
         <w:gridCol w:w="1941"/>
@@ -399,8 +399,8 @@
             </w:pPr>
             <w:r>
               <w:rPr>
-                <w:b/>
-                <w:bCs/>
+                <w:bCs/>
+                <w:b/>
               </w:rPr>
               <w:t xml:space="preserve">2020</w:t>
             </w:r>
@@ -429,8 +429,8 @@
             </w:pPr>
             <w:r>
               <w:rPr>
-                <w:b/>
-                <w:bCs/>
+                <w:bCs/>
+                <w:b/>
               </w:rPr>
               <w:t xml:space="preserve">2019</w:t>
             </w:r>
@@ -459,8 +459,8 @@
             </w:pPr>
             <w:r>
               <w:rPr>
-                <w:b/>
-                <w:bCs/>
+                <w:bCs/>
+                <w:b/>
               </w:rPr>
               <w:t xml:space="preserve">2019</w:t>
             </w:r>
@@ -489,8 +489,8 @@
             </w:pPr>
             <w:r>
               <w:rPr>
-                <w:b/>
-                <w:bCs/>
+                <w:bCs/>
+                <w:b/>
               </w:rPr>
               <w:t xml:space="preserve">2018</w:t>
             </w:r>
@@ -519,8 +519,8 @@
             </w:pPr>
             <w:r>
               <w:rPr>
-                <w:b/>
-                <w:bCs/>
+                <w:bCs/>
+                <w:b/>
               </w:rPr>
               <w:t xml:space="preserve">2015</w:t>
             </w:r>
@@ -540,8 +540,8 @@
         </w:tc>
       </w:tr>
     </w:tbl>
-    <w:bookmarkEnd w:id="11"/>
-    <w:bookmarkStart w:id="12" w:name="awards-and-distinctions"/>
+    <w:bookmarkEnd w:id="22"/>
+    <w:bookmarkStart w:id="23" w:name="awards-and-distinctions"/>
     <w:p>
       <w:pPr>
         <w:pStyle w:val="Heading2"/>
@@ -554,8 +554,8 @@
       <w:tblPr>
         <w:tblStyle w:val="Table"/>
         <w:tblW w:type="pct" w:w="5000"/>
-        <w:tblLayout w:type="fixed"/>
         <w:tblLook w:firstRow="0" w:lastRow="0" w:firstColumn="0" w:lastColumn="0" w:noHBand="0" w:noVBand="0" w:val="0000"/>
+        <w:jc w:val="start"/>
       </w:tblPr>
       <w:tblGrid>
         <w:gridCol w:w="1941"/>
@@ -571,8 +571,8 @@
             </w:pPr>
             <w:r>
               <w:rPr>
-                <w:b/>
-                <w:bCs/>
+                <w:bCs/>
+                <w:b/>
               </w:rPr>
               <w:t xml:space="preserve">2022</w:t>
             </w:r>
@@ -601,8 +601,8 @@
             </w:pPr>
             <w:r>
               <w:rPr>
-                <w:b/>
-                <w:bCs/>
+                <w:bCs/>
+                <w:b/>
               </w:rPr>
               <w:t xml:space="preserve">2014</w:t>
             </w:r>
@@ -631,8 +631,8 @@
             </w:pPr>
             <w:r>
               <w:rPr>
-                <w:b/>
-                <w:bCs/>
+                <w:bCs/>
+                <w:b/>
               </w:rPr>
               <w:t xml:space="preserve">2012 – 2014</w:t>
             </w:r>
@@ -661,8 +661,8 @@
             </w:pPr>
             <w:r>
               <w:rPr>
-                <w:b/>
-                <w:bCs/>
+                <w:bCs/>
+                <w:b/>
               </w:rPr>
               <w:t xml:space="preserve">2009</w:t>
             </w:r>
@@ -691,8 +691,8 @@
             </w:pPr>
             <w:r>
               <w:rPr>
-                <w:b/>
-                <w:bCs/>
+                <w:bCs/>
+                <w:b/>
               </w:rPr>
               <w:t xml:space="preserve">2006</w:t>
             </w:r>
@@ -712,8 +712,8 @@
         </w:tc>
       </w:tr>
     </w:tbl>
-    <w:bookmarkEnd w:id="12"/>
-    <w:bookmarkStart w:id="13" w:name="residencies-and-invited-positions"/>
+    <w:bookmarkEnd w:id="23"/>
+    <w:bookmarkStart w:id="24" w:name="residencies-and-invited-positions"/>
     <w:p>
       <w:pPr>
         <w:pStyle w:val="Heading2"/>
@@ -726,8 +726,8 @@
       <w:tblPr>
         <w:tblStyle w:val="Table"/>
         <w:tblW w:type="pct" w:w="5000"/>
-        <w:tblLayout w:type="fixed"/>
         <w:tblLook w:firstRow="0" w:lastRow="0" w:firstColumn="0" w:lastColumn="0" w:noHBand="0" w:noVBand="0" w:val="0000"/>
+        <w:jc w:val="start"/>
       </w:tblPr>
       <w:tblGrid>
         <w:gridCol w:w="1941"/>
@@ -743,8 +743,8 @@
             </w:pPr>
             <w:r>
               <w:rPr>
-                <w:b/>
-                <w:bCs/>
+                <w:bCs/>
+                <w:b/>
               </w:rPr>
               <w:t xml:space="preserve">2025-12 – 2026-02</w:t>
             </w:r>
@@ -773,8 +773,8 @@
             </w:pPr>
             <w:r>
               <w:rPr>
-                <w:b/>
-                <w:bCs/>
+                <w:bCs/>
+                <w:b/>
               </w:rPr>
               <w:t xml:space="preserve">2024-06</w:t>
             </w:r>
@@ -803,8 +803,8 @@
             </w:pPr>
             <w:r>
               <w:rPr>
-                <w:b/>
-                <w:bCs/>
+                <w:bCs/>
+                <w:b/>
               </w:rPr>
               <w:t xml:space="preserve">2022-04</w:t>
             </w:r>
@@ -833,8 +833,8 @@
             </w:pPr>
             <w:r>
               <w:rPr>
-                <w:b/>
-                <w:bCs/>
+                <w:bCs/>
+                <w:b/>
               </w:rPr>
               <w:t xml:space="preserve">2021-10 – 2022-10</w:t>
             </w:r>
@@ -854,8 +854,8 @@
         </w:tc>
       </w:tr>
     </w:tbl>
-    <w:bookmarkEnd w:id="13"/>
-    <w:bookmarkStart w:id="14" w:name="publications"/>
+    <w:bookmarkEnd w:id="24"/>
+    <w:bookmarkStart w:id="25" w:name="publications"/>
     <w:p>
       <w:pPr>
         <w:pStyle w:val="Heading2"/>
@@ -868,8 +868,8 @@
       <w:tblPr>
         <w:tblStyle w:val="Table"/>
         <w:tblW w:type="pct" w:w="5000"/>
-        <w:tblLayout w:type="fixed"/>
         <w:tblLook w:firstRow="0" w:lastRow="0" w:firstColumn="0" w:lastColumn="0" w:noHBand="0" w:noVBand="0" w:val="0000"/>
+        <w:jc w:val="start"/>
       </w:tblPr>
       <w:tblGrid>
         <w:gridCol w:w="1941"/>
@@ -885,8 +885,8 @@
             </w:pPr>
             <w:r>
               <w:rPr>
-                <w:b/>
-                <w:bCs/>
+                <w:bCs/>
+                <w:b/>
               </w:rPr>
               <w:t xml:space="preserve">2022-07</w:t>
             </w:r>
@@ -906,7 +906,13 @@
               <w:t xml:space="preserve"> </w:t>
             </w:r>
             <w:r>
-              <w:t xml:space="preserve">“Augmented Symphony: An augmented reality application for immersive music listening.”</w:t>
+              <w:t xml:space="preserve">“</w:t>
+            </w:r>
+            <w:r>
+              <w:t xml:space="preserve">Augmented Symphony: An augmented reality application for immersive music listening.</w:t>
+            </w:r>
+            <w:r>
+              <w:t xml:space="preserve">”</w:t>
             </w:r>
             <w:r>
               <w:t xml:space="preserve"> </w:t>
@@ -927,8 +933,8 @@
             </w:pPr>
             <w:r>
               <w:rPr>
-                <w:b/>
-                <w:bCs/>
+                <w:bCs/>
+                <w:b/>
               </w:rPr>
               <w:t xml:space="preserve">2022-05</w:t>
             </w:r>
@@ -957,8 +963,8 @@
             </w:pPr>
             <w:r>
               <w:rPr>
-                <w:b/>
-                <w:bCs/>
+                <w:bCs/>
+                <w:b/>
               </w:rPr>
               <w:t xml:space="preserve">2021</w:t>
             </w:r>
@@ -978,7 +984,13 @@
               <w:t xml:space="preserve"> </w:t>
             </w:r>
             <w:r>
-              <w:t xml:space="preserve">“Uncanny Text.”</w:t>
+              <w:t xml:space="preserve">“</w:t>
+            </w:r>
+            <w:r>
+              <w:t xml:space="preserve">Uncanny Text.</w:t>
+            </w:r>
+            <w:r>
+              <w:t xml:space="preserve">”</w:t>
             </w:r>
             <w:r>
               <w:t xml:space="preserve"> </w:t>
@@ -999,8 +1011,8 @@
             </w:pPr>
             <w:r>
               <w:rPr>
-                <w:b/>
-                <w:bCs/>
+                <w:bCs/>
+                <w:b/>
               </w:rPr>
               <w:t xml:space="preserve">2017-11</w:t>
             </w:r>
@@ -1020,7 +1032,13 @@
               <w:t xml:space="preserve"> </w:t>
             </w:r>
             <w:r>
-              <w:t xml:space="preserve">“Performance Art: New Magic.”</w:t>
+              <w:t xml:space="preserve">“</w:t>
+            </w:r>
+            <w:r>
+              <w:t xml:space="preserve">Performance Art: New Magic.</w:t>
+            </w:r>
+            <w:r>
+              <w:t xml:space="preserve">”</w:t>
             </w:r>
             <w:r>
               <w:t xml:space="preserve"> </w:t>
@@ -1032,8 +1050,8 @@
         </w:tc>
       </w:tr>
     </w:tbl>
-    <w:bookmarkEnd w:id="14"/>
-    <w:bookmarkStart w:id="15" w:name="forthcoming"/>
+    <w:bookmarkEnd w:id="25"/>
+    <w:bookmarkStart w:id="26" w:name="forthcoming"/>
     <w:p>
       <w:pPr>
         <w:pStyle w:val="Heading2"/>
@@ -1046,8 +1064,8 @@
       <w:tblPr>
         <w:tblStyle w:val="Table"/>
         <w:tblW w:type="pct" w:w="5000"/>
-        <w:tblLayout w:type="fixed"/>
         <w:tblLook w:firstRow="0" w:lastRow="0" w:firstColumn="0" w:lastColumn="0" w:noHBand="0" w:noVBand="0" w:val="0000"/>
+        <w:jc w:val="start"/>
       </w:tblPr>
       <w:tblGrid>
         <w:gridCol w:w="1941"/>
@@ -1063,8 +1081,8 @@
             </w:pPr>
             <w:r>
               <w:rPr>
-                <w:b/>
-                <w:bCs/>
+                <w:bCs/>
+                <w:b/>
               </w:rPr>
               <w:t xml:space="preserve">2026</w:t>
             </w:r>
@@ -1084,7 +1102,13 @@
               <w:t xml:space="preserve"> </w:t>
             </w:r>
             <w:r>
-              <w:t xml:space="preserve">“Cultivating Empathy through Robotic Performance.”</w:t>
+              <w:t xml:space="preserve">“</w:t>
+            </w:r>
+            <w:r>
+              <w:t xml:space="preserve">Cultivating Empathy through Robotic Performance.</w:t>
+            </w:r>
+            <w:r>
+              <w:t xml:space="preserve">”</w:t>
             </w:r>
             <w:r>
               <w:t xml:space="preserve"> </w:t>
@@ -1105,8 +1129,8 @@
             </w:pPr>
             <w:r>
               <w:rPr>
-                <w:b/>
-                <w:bCs/>
+                <w:bCs/>
+                <w:b/>
               </w:rPr>
               <w:t xml:space="preserve">2026</w:t>
             </w:r>
@@ -1126,7 +1150,13 @@
               <w:t xml:space="preserve"> </w:t>
             </w:r>
             <w:r>
-              <w:t xml:space="preserve">“Improvising with Commercial AI: Questions of Care and Ethics.”</w:t>
+              <w:t xml:space="preserve">“</w:t>
+            </w:r>
+            <w:r>
+              <w:t xml:space="preserve">Improvising with Commercial AI: Questions of Care and Ethics.</w:t>
+            </w:r>
+            <w:r>
+              <w:t xml:space="preserve">”</w:t>
             </w:r>
             <w:r>
               <w:t xml:space="preserve"> </w:t>
@@ -1138,8 +1168,8 @@
         </w:tc>
       </w:tr>
     </w:tbl>
-    <w:bookmarkEnd w:id="15"/>
-    <w:bookmarkStart w:id="16" w:name="conference-presentations"/>
+    <w:bookmarkEnd w:id="26"/>
+    <w:bookmarkStart w:id="27" w:name="conference-presentations"/>
     <w:p>
       <w:pPr>
         <w:pStyle w:val="Heading2"/>
@@ -1152,8 +1182,8 @@
       <w:tblPr>
         <w:tblStyle w:val="Table"/>
         <w:tblW w:type="pct" w:w="5000"/>
-        <w:tblLayout w:type="fixed"/>
         <w:tblLook w:firstRow="0" w:lastRow="0" w:firstColumn="0" w:lastColumn="0" w:noHBand="0" w:noVBand="0" w:val="0000"/>
+        <w:jc w:val="start"/>
       </w:tblPr>
       <w:tblGrid>
         <w:gridCol w:w="1941"/>
@@ -1169,8 +1199,8 @@
             </w:pPr>
             <w:r>
               <w:rPr>
-                <w:b/>
-                <w:bCs/>
+                <w:bCs/>
+                <w:b/>
               </w:rPr>
               <w:t xml:space="preserve">2025-09</w:t>
             </w:r>
@@ -1190,7 +1220,13 @@
               <w:t xml:space="preserve"> </w:t>
             </w:r>
             <w:r>
-              <w:t xml:space="preserve">“Hallucinating Children: Improvisation After the Algorithmic Shipwreck.”</w:t>
+              <w:t xml:space="preserve">“</w:t>
+            </w:r>
+            <w:r>
+              <w:t xml:space="preserve">Hallucinating Children: Improvisation After the Algorithmic Shipwreck.</w:t>
+            </w:r>
+            <w:r>
+              <w:t xml:space="preserve">”</w:t>
             </w:r>
             <w:r>
               <w:t xml:space="preserve"> </w:t>
@@ -1211,8 +1247,8 @@
             </w:pPr>
             <w:r>
               <w:rPr>
-                <w:b/>
-                <w:bCs/>
+                <w:bCs/>
+                <w:b/>
               </w:rPr>
               <w:t xml:space="preserve">2024-10</w:t>
             </w:r>
@@ -1232,7 +1268,13 @@
               <w:t xml:space="preserve"> </w:t>
             </w:r>
             <w:r>
-              <w:t xml:space="preserve">“Beyond Tools: Reimaging Technology as Co-Participants in Performance Design.”</w:t>
+              <w:t xml:space="preserve">“</w:t>
+            </w:r>
+            <w:r>
+              <w:t xml:space="preserve">Beyond Tools: Reimaging Technology as Co-Participants in Performance Design.</w:t>
+            </w:r>
+            <w:r>
+              <w:t xml:space="preserve">”</w:t>
             </w:r>
             <w:r>
               <w:t xml:space="preserve"> </w:t>
@@ -1253,8 +1295,8 @@
             </w:pPr>
             <w:r>
               <w:rPr>
-                <w:b/>
-                <w:bCs/>
+                <w:bCs/>
+                <w:b/>
               </w:rPr>
               <w:t xml:space="preserve">2024-03</w:t>
             </w:r>
@@ -1274,7 +1316,13 @@
               <w:t xml:space="preserve"> </w:t>
             </w:r>
             <w:r>
-              <w:t xml:space="preserve">“Robotics, AI, and the Future of Theatre.”</w:t>
+              <w:t xml:space="preserve">“</w:t>
+            </w:r>
+            <w:r>
+              <w:t xml:space="preserve">Robotics, AI, and the Future of Theatre.</w:t>
+            </w:r>
+            <w:r>
+              <w:t xml:space="preserve">”</w:t>
             </w:r>
             <w:r>
               <w:t xml:space="preserve"> </w:t>
@@ -1295,8 +1343,8 @@
             </w:pPr>
             <w:r>
               <w:rPr>
-                <w:b/>
-                <w:bCs/>
+                <w:bCs/>
+                <w:b/>
               </w:rPr>
               <w:t xml:space="preserve">2023-06</w:t>
             </w:r>
@@ -1316,7 +1364,13 @@
               <w:t xml:space="preserve"> </w:t>
             </w:r>
             <w:r>
-              <w:t xml:space="preserve">“Envisioning theatre with non-human collaborators: A Paramanifesto.”</w:t>
+              <w:t xml:space="preserve">“</w:t>
+            </w:r>
+            <w:r>
+              <w:t xml:space="preserve">Envisioning theatre with non-human collaborators: A Paramanifesto.</w:t>
+            </w:r>
+            <w:r>
+              <w:t xml:space="preserve">”</w:t>
             </w:r>
             <w:r>
               <w:t xml:space="preserve"> </w:t>
@@ -1337,8 +1391,8 @@
             </w:pPr>
             <w:r>
               <w:rPr>
-                <w:b/>
-                <w:bCs/>
+                <w:bCs/>
+                <w:b/>
               </w:rPr>
               <w:t xml:space="preserve">2023-06</w:t>
             </w:r>
@@ -1358,7 +1412,13 @@
               <w:t xml:space="preserve"> </w:t>
             </w:r>
             <w:r>
-              <w:t xml:space="preserve">“AI Sentience.”</w:t>
+              <w:t xml:space="preserve">“</w:t>
+            </w:r>
+            <w:r>
+              <w:t xml:space="preserve">AI Sentience.</w:t>
+            </w:r>
+            <w:r>
+              <w:t xml:space="preserve">”</w:t>
             </w:r>
             <w:r>
               <w:t xml:space="preserve"> </w:t>
@@ -1379,8 +1439,8 @@
             </w:pPr>
             <w:r>
               <w:rPr>
-                <w:b/>
-                <w:bCs/>
+                <w:bCs/>
+                <w:b/>
               </w:rPr>
               <w:t xml:space="preserve">2022-07</w:t>
             </w:r>
@@ -1400,7 +1460,13 @@
               <w:t xml:space="preserve"> </w:t>
             </w:r>
             <w:r>
-              <w:t xml:space="preserve">“Augmented Symphony: An augmented reality application for immersive music listening.”</w:t>
+              <w:t xml:space="preserve">“</w:t>
+            </w:r>
+            <w:r>
+              <w:t xml:space="preserve">Augmented Symphony: An augmented reality application for immersive music listening.</w:t>
+            </w:r>
+            <w:r>
+              <w:t xml:space="preserve">”</w:t>
             </w:r>
             <w:r>
               <w:t xml:space="preserve"> </w:t>
@@ -1421,8 +1487,8 @@
             </w:pPr>
             <w:r>
               <w:rPr>
-                <w:b/>
-                <w:bCs/>
+                <w:bCs/>
+                <w:b/>
               </w:rPr>
               <w:t xml:space="preserve">2022-05</w:t>
             </w:r>
@@ -1442,7 +1508,13 @@
               <w:t xml:space="preserve"> </w:t>
             </w:r>
             <w:r>
-              <w:t xml:space="preserve">“Stepping Back In: Taking the best of virtual delivery to a new in-person experience.”</w:t>
+              <w:t xml:space="preserve">“</w:t>
+            </w:r>
+            <w:r>
+              <w:t xml:space="preserve">Stepping Back In: Taking the best of virtual delivery to a new in-person experience.</w:t>
+            </w:r>
+            <w:r>
+              <w:t xml:space="preserve">”</w:t>
             </w:r>
             <w:r>
               <w:t xml:space="preserve"> </w:t>
@@ -1463,8 +1535,8 @@
             </w:pPr>
             <w:r>
               <w:rPr>
-                <w:b/>
-                <w:bCs/>
+                <w:bCs/>
+                <w:b/>
               </w:rPr>
               <w:t xml:space="preserve">2022-05</w:t>
             </w:r>
@@ -1484,7 +1556,13 @@
               <w:t xml:space="preserve"> </w:t>
             </w:r>
             <w:r>
-              <w:t xml:space="preserve">“Student-driven curriculum development for creative practice.”</w:t>
+              <w:t xml:space="preserve">“</w:t>
+            </w:r>
+            <w:r>
+              <w:t xml:space="preserve">Student-driven curriculum development for creative practice.</w:t>
+            </w:r>
+            <w:r>
+              <w:t xml:space="preserve">”</w:t>
             </w:r>
             <w:r>
               <w:t xml:space="preserve"> </w:t>
@@ -1505,8 +1583,8 @@
             </w:pPr>
             <w:r>
               <w:rPr>
-                <w:b/>
-                <w:bCs/>
+                <w:bCs/>
+                <w:b/>
               </w:rPr>
               <w:t xml:space="preserve">2021-10</w:t>
             </w:r>
@@ -1526,7 +1604,13 @@
               <w:t xml:space="preserve"> </w:t>
             </w:r>
             <w:r>
-              <w:t xml:space="preserve">“Cultivating Empathy through Robotic Performance.”</w:t>
+              <w:t xml:space="preserve">“</w:t>
+            </w:r>
+            <w:r>
+              <w:t xml:space="preserve">Cultivating Empathy through Robotic Performance.</w:t>
+            </w:r>
+            <w:r>
+              <w:t xml:space="preserve">”</w:t>
             </w:r>
             <w:r>
               <w:t xml:space="preserve"> </w:t>
@@ -1547,8 +1631,8 @@
             </w:pPr>
             <w:r>
               <w:rPr>
-                <w:b/>
-                <w:bCs/>
+                <w:bCs/>
+                <w:b/>
               </w:rPr>
               <w:t xml:space="preserve">2021-06</w:t>
             </w:r>
@@ -1568,7 +1652,13 @@
               <w:t xml:space="preserve"> </w:t>
             </w:r>
             <w:r>
-              <w:t xml:space="preserve">“Unapologetically learning together: Adapting Production and Design curriculum to a virtual stage.”</w:t>
+              <w:t xml:space="preserve">“</w:t>
+            </w:r>
+            <w:r>
+              <w:t xml:space="preserve">Unapologetically learning together: Adapting Production and Design curriculum to a virtual stage.</w:t>
+            </w:r>
+            <w:r>
+              <w:t xml:space="preserve">”</w:t>
             </w:r>
             <w:r>
               <w:t xml:space="preserve"> </w:t>
@@ -1589,8 +1679,8 @@
             </w:pPr>
             <w:r>
               <w:rPr>
-                <w:b/>
-                <w:bCs/>
+                <w:bCs/>
+                <w:b/>
               </w:rPr>
               <w:t xml:space="preserve">2021-05</w:t>
             </w:r>
@@ -1610,7 +1700,13 @@
               <w:t xml:space="preserve"> </w:t>
             </w:r>
             <w:r>
-              <w:t xml:space="preserve">“Pandemic Performance: Adapting Production and Design curriculum to a virtual stage.”</w:t>
+              <w:t xml:space="preserve">“</w:t>
+            </w:r>
+            <w:r>
+              <w:t xml:space="preserve">Pandemic Performance: Adapting Production and Design curriculum to a virtual stage.</w:t>
+            </w:r>
+            <w:r>
+              <w:t xml:space="preserve">”</w:t>
             </w:r>
             <w:r>
               <w:t xml:space="preserve"> </w:t>
@@ -1631,8 +1727,8 @@
             </w:pPr>
             <w:r>
               <w:rPr>
-                <w:b/>
-                <w:bCs/>
+                <w:bCs/>
+                <w:b/>
               </w:rPr>
               <w:t xml:space="preserve">2019-05</w:t>
             </w:r>
@@ -1652,7 +1748,13 @@
               <w:t xml:space="preserve"> </w:t>
             </w:r>
             <w:r>
-              <w:t xml:space="preserve">“Putting Up the Show: The very large group project.”</w:t>
+              <w:t xml:space="preserve">“</w:t>
+            </w:r>
+            <w:r>
+              <w:t xml:space="preserve">Putting Up the Show: The very large group project.</w:t>
+            </w:r>
+            <w:r>
+              <w:t xml:space="preserve">”</w:t>
             </w:r>
             <w:r>
               <w:t xml:space="preserve"> </w:t>
@@ -1673,8 +1775,8 @@
             </w:pPr>
             <w:r>
               <w:rPr>
-                <w:b/>
-                <w:bCs/>
+                <w:bCs/>
+                <w:b/>
               </w:rPr>
               <w:t xml:space="preserve">2019-04</w:t>
             </w:r>
@@ -1694,7 +1796,13 @@
               <w:t xml:space="preserve"> </w:t>
             </w:r>
             <w:r>
-              <w:t xml:space="preserve">“Theatre in TheatAR: Explorations of augmented reality in theatrical performance.”</w:t>
+              <w:t xml:space="preserve">“</w:t>
+            </w:r>
+            <w:r>
+              <w:t xml:space="preserve">Theatre in TheatAR: Explorations of augmented reality in theatrical performance.</w:t>
+            </w:r>
+            <w:r>
+              <w:t xml:space="preserve">”</w:t>
             </w:r>
             <w:r>
               <w:t xml:space="preserve"> </w:t>
@@ -1715,8 +1823,8 @@
             </w:pPr>
             <w:r>
               <w:rPr>
-                <w:b/>
-                <w:bCs/>
+                <w:bCs/>
+                <w:b/>
               </w:rPr>
               <w:t xml:space="preserve">2018-03</w:t>
             </w:r>
@@ -1736,7 +1844,13 @@
               <w:t xml:space="preserve"> </w:t>
             </w:r>
             <w:r>
-              <w:t xml:space="preserve">“Technology as a tool: Creating a mindset of embracing technology within a theatrical framework.”</w:t>
+              <w:t xml:space="preserve">“</w:t>
+            </w:r>
+            <w:r>
+              <w:t xml:space="preserve">Technology as a tool: Creating a mindset of embracing technology within a theatrical framework.</w:t>
+            </w:r>
+            <w:r>
+              <w:t xml:space="preserve">”</w:t>
             </w:r>
             <w:r>
               <w:t xml:space="preserve"> </w:t>
@@ -1748,8 +1862,8 @@
         </w:tc>
       </w:tr>
     </w:tbl>
-    <w:bookmarkEnd w:id="16"/>
-    <w:bookmarkStart w:id="17" w:name="poster-presentations"/>
+    <w:bookmarkEnd w:id="27"/>
+    <w:bookmarkStart w:id="28" w:name="poster-presentations"/>
     <w:p>
       <w:pPr>
         <w:pStyle w:val="Heading2"/>
@@ -1762,8 +1876,8 @@
       <w:tblPr>
         <w:tblStyle w:val="Table"/>
         <w:tblW w:type="pct" w:w="5000"/>
-        <w:tblLayout w:type="fixed"/>
         <w:tblLook w:firstRow="0" w:lastRow="0" w:firstColumn="0" w:lastColumn="0" w:noHBand="0" w:noVBand="0" w:val="0000"/>
+        <w:jc w:val="start"/>
       </w:tblPr>
       <w:tblGrid>
         <w:gridCol w:w="1941"/>
@@ -1779,8 +1893,8 @@
             </w:pPr>
             <w:r>
               <w:rPr>
-                <w:b/>
-                <w:bCs/>
+                <w:bCs/>
+                <w:b/>
               </w:rPr>
               <w:t xml:space="preserve">2024-01</w:t>
             </w:r>
@@ -1800,7 +1914,13 @@
               <w:t xml:space="preserve"> </w:t>
             </w:r>
             <w:r>
-              <w:t xml:space="preserve">“Almost Alchemy.”</w:t>
+              <w:t xml:space="preserve">“</w:t>
+            </w:r>
+            <w:r>
+              <w:t xml:space="preserve">Almost Alchemy.</w:t>
+            </w:r>
+            <w:r>
+              <w:t xml:space="preserve">”</w:t>
             </w:r>
             <w:r>
               <w:t xml:space="preserve"> </w:t>
@@ -1821,8 +1941,8 @@
             </w:pPr>
             <w:r>
               <w:rPr>
-                <w:b/>
-                <w:bCs/>
+                <w:bCs/>
+                <w:b/>
               </w:rPr>
               <w:t xml:space="preserve">2020-11</w:t>
             </w:r>
@@ -1842,7 +1962,13 @@
               <w:t xml:space="preserve"> </w:t>
             </w:r>
             <w:r>
-              <w:t xml:space="preserve">“l’automate: Robotic Controlled Apparatuses for Circus Performance.”</w:t>
+              <w:t xml:space="preserve">“</w:t>
+            </w:r>
+            <w:r>
+              <w:t xml:space="preserve">l’automate: Robotic Controlled Apparatuses for Circus Performance.</w:t>
+            </w:r>
+            <w:r>
+              <w:t xml:space="preserve">”</w:t>
             </w:r>
             <w:r>
               <w:t xml:space="preserve"> </w:t>
@@ -1863,8 +1989,8 @@
             </w:pPr>
             <w:r>
               <w:rPr>
-                <w:b/>
-                <w:bCs/>
+                <w:bCs/>
+                <w:b/>
               </w:rPr>
               <w:t xml:space="preserve">2019-11</w:t>
             </w:r>
@@ -1884,7 +2010,13 @@
               <w:t xml:space="preserve"> </w:t>
             </w:r>
             <w:r>
-              <w:t xml:space="preserve">“Human-robot Interactions in Dance.”</w:t>
+              <w:t xml:space="preserve">“</w:t>
+            </w:r>
+            <w:r>
+              <w:t xml:space="preserve">Human-robot Interactions in Dance.</w:t>
+            </w:r>
+            <w:r>
+              <w:t xml:space="preserve">”</w:t>
             </w:r>
             <w:r>
               <w:t xml:space="preserve"> </w:t>
@@ -1905,8 +2037,8 @@
             </w:pPr>
             <w:r>
               <w:rPr>
-                <w:b/>
-                <w:bCs/>
+                <w:bCs/>
+                <w:b/>
               </w:rPr>
               <w:t xml:space="preserve">2018-11</w:t>
             </w:r>
@@ -1926,7 +2058,13 @@
               <w:t xml:space="preserve"> </w:t>
             </w:r>
             <w:r>
-              <w:t xml:space="preserve">“TheatAR: A previsualization system for theatrical design.”</w:t>
+              <w:t xml:space="preserve">“</w:t>
+            </w:r>
+            <w:r>
+              <w:t xml:space="preserve">TheatAR: A previsualization system for theatrical design.</w:t>
+            </w:r>
+            <w:r>
+              <w:t xml:space="preserve">”</w:t>
             </w:r>
             <w:r>
               <w:t xml:space="preserve"> </w:t>
@@ -1947,8 +2085,8 @@
             </w:pPr>
             <w:r>
               <w:rPr>
-                <w:b/>
-                <w:bCs/>
+                <w:bCs/>
+                <w:b/>
               </w:rPr>
               <w:t xml:space="preserve">2018-05</w:t>
             </w:r>
@@ -1968,7 +2106,13 @@
               <w:t xml:space="preserve"> </w:t>
             </w:r>
             <w:r>
-              <w:t xml:space="preserve">“The Creative Laboratory Project.”</w:t>
+              <w:t xml:space="preserve">“</w:t>
+            </w:r>
+            <w:r>
+              <w:t xml:space="preserve">The Creative Laboratory Project.</w:t>
+            </w:r>
+            <w:r>
+              <w:t xml:space="preserve">”</w:t>
             </w:r>
             <w:r>
               <w:t xml:space="preserve"> </w:t>
@@ -1989,8 +2133,8 @@
             </w:pPr>
             <w:r>
               <w:rPr>
-                <w:b/>
-                <w:bCs/>
+                <w:bCs/>
+                <w:b/>
               </w:rPr>
               <w:t xml:space="preserve">2017-10</w:t>
             </w:r>
@@ -2010,7 +2154,13 @@
               <w:t xml:space="preserve"> </w:t>
             </w:r>
             <w:r>
-              <w:t xml:space="preserve">“Shadow-selves: Projection as a medium of exploring reflections of self in Belinda McGuire’s Slaughterhouse/Requiem.”</w:t>
+              <w:t xml:space="preserve">“</w:t>
+            </w:r>
+            <w:r>
+              <w:t xml:space="preserve">Shadow-selves: Projection as a medium of exploring reflections of self in Belinda McGuire’s Slaughterhouse/Requiem.</w:t>
+            </w:r>
+            <w:r>
+              <w:t xml:space="preserve">”</w:t>
             </w:r>
             <w:r>
               <w:t xml:space="preserve"> </w:t>
@@ -2031,8 +2181,8 @@
             </w:pPr>
             <w:r>
               <w:rPr>
-                <w:b/>
-                <w:bCs/>
+                <w:bCs/>
+                <w:b/>
               </w:rPr>
               <w:t xml:space="preserve">2017-10</w:t>
             </w:r>
@@ -2052,7 +2202,13 @@
               <w:t xml:space="preserve"> </w:t>
             </w:r>
             <w:r>
-              <w:t xml:space="preserve">“Projecting on film: the surreal effect of rear projected backgrounds in the film Nuptials.”</w:t>
+              <w:t xml:space="preserve">“</w:t>
+            </w:r>
+            <w:r>
+              <w:t xml:space="preserve">Projecting on film: the surreal effect of rear projected backgrounds in the film Nuptials.</w:t>
+            </w:r>
+            <w:r>
+              <w:t xml:space="preserve">”</w:t>
             </w:r>
             <w:r>
               <w:t xml:space="preserve"> </w:t>
@@ -2064,8 +2220,8 @@
         </w:tc>
       </w:tr>
     </w:tbl>
-    <w:bookmarkEnd w:id="17"/>
-    <w:bookmarkStart w:id="18" w:name="invited-talks-and-public-lectures"/>
+    <w:bookmarkEnd w:id="28"/>
+    <w:bookmarkStart w:id="29" w:name="invited-talks-and-public-lectures"/>
     <w:p>
       <w:pPr>
         <w:pStyle w:val="Heading2"/>
@@ -2078,8 +2234,8 @@
       <w:tblPr>
         <w:tblStyle w:val="Table"/>
         <w:tblW w:type="pct" w:w="5000"/>
-        <w:tblLayout w:type="fixed"/>
         <w:tblLook w:firstRow="0" w:lastRow="0" w:firstColumn="0" w:lastColumn="0" w:noHBand="0" w:noVBand="0" w:val="0000"/>
+        <w:jc w:val="start"/>
       </w:tblPr>
       <w:tblGrid>
         <w:gridCol w:w="1941"/>
@@ -2095,8 +2251,8 @@
             </w:pPr>
             <w:r>
               <w:rPr>
-                <w:b/>
-                <w:bCs/>
+                <w:bCs/>
+                <w:b/>
               </w:rPr>
               <w:t xml:space="preserve">2025-02</w:t>
             </w:r>
@@ -2125,8 +2281,8 @@
             </w:pPr>
             <w:r>
               <w:rPr>
-                <w:b/>
-                <w:bCs/>
+                <w:bCs/>
+                <w:b/>
               </w:rPr>
               <w:t xml:space="preserve">2024-12</w:t>
             </w:r>
@@ -2146,7 +2302,13 @@
               <w:t xml:space="preserve"> </w:t>
             </w:r>
             <w:r>
-              <w:t xml:space="preserve">“Beyond the Screen: Exploring AI Personhood and Their Representation in Media.”</w:t>
+              <w:t xml:space="preserve">“</w:t>
+            </w:r>
+            <w:r>
+              <w:t xml:space="preserve">Beyond the Screen: Exploring AI Personhood and Their Representation in Media.</w:t>
+            </w:r>
+            <w:r>
+              <w:t xml:space="preserve">”</w:t>
             </w:r>
             <w:r>
               <w:t xml:space="preserve"> </w:t>
@@ -2167,8 +2329,8 @@
             </w:pPr>
             <w:r>
               <w:rPr>
-                <w:b/>
-                <w:bCs/>
+                <w:bCs/>
+                <w:b/>
               </w:rPr>
               <w:t xml:space="preserve">2024-11</w:t>
             </w:r>
@@ -2188,7 +2350,13 @@
               <w:t xml:space="preserve"> </w:t>
             </w:r>
             <w:r>
-              <w:t xml:space="preserve">“Wellness for who? An examination of wellness through a research-creation student project.”</w:t>
+              <w:t xml:space="preserve">“</w:t>
+            </w:r>
+            <w:r>
+              <w:t xml:space="preserve">Wellness for who? An examination of wellness through a research-creation student project.</w:t>
+            </w:r>
+            <w:r>
+              <w:t xml:space="preserve">”</w:t>
             </w:r>
             <w:r>
               <w:t xml:space="preserve"> </w:t>
@@ -2209,8 +2377,8 @@
             </w:pPr>
             <w:r>
               <w:rPr>
-                <w:b/>
-                <w:bCs/>
+                <w:bCs/>
+                <w:b/>
               </w:rPr>
               <w:t xml:space="preserve">2024-11</w:t>
             </w:r>
@@ -2239,8 +2407,8 @@
             </w:pPr>
             <w:r>
               <w:rPr>
-                <w:b/>
-                <w:bCs/>
+                <w:bCs/>
+                <w:b/>
               </w:rPr>
               <w:t xml:space="preserve">2024-10</w:t>
             </w:r>
@@ -2260,7 +2428,13 @@
               <w:t xml:space="preserve"> </w:t>
             </w:r>
             <w:r>
-              <w:t xml:space="preserve">“Personhood // AI.”</w:t>
+              <w:t xml:space="preserve">“</w:t>
+            </w:r>
+            <w:r>
+              <w:t xml:space="preserve">Personhood // AI.</w:t>
+            </w:r>
+            <w:r>
+              <w:t xml:space="preserve">”</w:t>
             </w:r>
             <w:r>
               <w:t xml:space="preserve"> </w:t>
@@ -2281,8 +2455,8 @@
             </w:pPr>
             <w:r>
               <w:rPr>
-                <w:b/>
-                <w:bCs/>
+                <w:bCs/>
+                <w:b/>
               </w:rPr>
               <w:t xml:space="preserve">2024-07</w:t>
             </w:r>
@@ -2311,8 +2485,8 @@
             </w:pPr>
             <w:r>
               <w:rPr>
-                <w:b/>
-                <w:bCs/>
+                <w:bCs/>
+                <w:b/>
               </w:rPr>
               <w:t xml:space="preserve">2024-04</w:t>
             </w:r>
@@ -2326,7 +2500,13 @@
               <w:jc w:val="left"/>
             </w:pPr>
             <w:r>
-              <w:t xml:space="preserve">“Improvnetics: Post-anthropocentric performance and improvisational modes for human-AI play.”</w:t>
+              <w:t xml:space="preserve">“</w:t>
+            </w:r>
+            <w:r>
+              <w:t xml:space="preserve">Improvnetics: Post-anthropocentric performance and improvisational modes for human-AI play.</w:t>
+            </w:r>
+            <w:r>
+              <w:t xml:space="preserve">”</w:t>
             </w:r>
             <w:r>
               <w:t xml:space="preserve"> </w:t>
@@ -2347,8 +2527,8 @@
             </w:pPr>
             <w:r>
               <w:rPr>
-                <w:b/>
-                <w:bCs/>
+                <w:bCs/>
+                <w:b/>
               </w:rPr>
               <w:t xml:space="preserve">2024-04</w:t>
             </w:r>
@@ -2377,8 +2557,8 @@
             </w:pPr>
             <w:r>
               <w:rPr>
-                <w:b/>
-                <w:bCs/>
+                <w:bCs/>
+                <w:b/>
               </w:rPr>
               <w:t xml:space="preserve">2022-01</w:t>
             </w:r>
@@ -2398,7 +2578,13 @@
               <w:t xml:space="preserve"> </w:t>
             </w:r>
             <w:r>
-              <w:t xml:space="preserve">“What is the future of creativity and AI?”</w:t>
+              <w:t xml:space="preserve">“</w:t>
+            </w:r>
+            <w:r>
+              <w:t xml:space="preserve">What is the future of creativity and AI?</w:t>
+            </w:r>
+            <w:r>
+              <w:t xml:space="preserve">”</w:t>
             </w:r>
             <w:r>
               <w:t xml:space="preserve"> </w:t>
@@ -2419,8 +2605,8 @@
             </w:pPr>
             <w:r>
               <w:rPr>
-                <w:b/>
-                <w:bCs/>
+                <w:bCs/>
+                <w:b/>
               </w:rPr>
               <w:t xml:space="preserve">2019-11</w:t>
             </w:r>
@@ -2434,7 +2620,13 @@
               <w:jc w:val="left"/>
             </w:pPr>
             <w:r>
-              <w:t xml:space="preserve">“Research Creation with Michael Bergmann: The Uncanny Robots Project”</w:t>
+              <w:t xml:space="preserve">“</w:t>
+            </w:r>
+            <w:r>
+              <w:t xml:space="preserve">Research Creation with Michael Bergmann: The Uncanny Robots Project</w:t>
+            </w:r>
+            <w:r>
+              <w:t xml:space="preserve">”</w:t>
             </w:r>
             <w:r>
               <w:t xml:space="preserve"> </w:t>
@@ -2446,7 +2638,13 @@
               <w:t xml:space="preserve"> </w:t>
             </w:r>
             <w:r>
-              <w:t xml:space="preserve">“Connecting through live performance”</w:t>
+              <w:t xml:space="preserve">“</w:t>
+            </w:r>
+            <w:r>
+              <w:t xml:space="preserve">Connecting through live performance</w:t>
+            </w:r>
+            <w:r>
+              <w:t xml:space="preserve">”</w:t>
             </w:r>
             <w:r>
               <w:t xml:space="preserve"> </w:t>
@@ -2458,8 +2656,8 @@
         </w:tc>
       </w:tr>
     </w:tbl>
-    <w:bookmarkEnd w:id="18"/>
-    <w:bookmarkStart w:id="19" w:name="creative-research-output"/>
+    <w:bookmarkEnd w:id="29"/>
+    <w:bookmarkStart w:id="30" w:name="creative-research-output"/>
     <w:p>
       <w:pPr>
         <w:pStyle w:val="Heading2"/>
@@ -2472,8 +2670,8 @@
       <w:tblPr>
         <w:tblStyle w:val="Table"/>
         <w:tblW w:type="pct" w:w="5000"/>
-        <w:tblLayout w:type="fixed"/>
         <w:tblLook w:firstRow="0" w:lastRow="0" w:firstColumn="0" w:lastColumn="0" w:noHBand="0" w:noVBand="0" w:val="0000"/>
+        <w:jc w:val="start"/>
       </w:tblPr>
       <w:tblGrid>
         <w:gridCol w:w="1941"/>
@@ -2489,8 +2687,8 @@
             </w:pPr>
             <w:r>
               <w:rPr>
-                <w:b/>
-                <w:bCs/>
+                <w:bCs/>
+                <w:b/>
               </w:rPr>
               <w:t xml:space="preserve">2026-04 – 2026-05</w:t>
             </w:r>
@@ -2504,7 +2702,13 @@
               <w:jc w:val="left"/>
             </w:pPr>
             <w:r>
-              <w:t xml:space="preserve">“Before I Was This.”</w:t>
+              <w:t xml:space="preserve">“</w:t>
+            </w:r>
+            <w:r>
+              <w:t xml:space="preserve">Before I Was This.</w:t>
+            </w:r>
+            <w:r>
+              <w:t xml:space="preserve">”</w:t>
             </w:r>
             <w:r>
               <w:t xml:space="preserve"> </w:t>
@@ -2525,8 +2729,8 @@
             </w:pPr>
             <w:r>
               <w:rPr>
-                <w:b/>
-                <w:bCs/>
+                <w:bCs/>
+                <w:b/>
               </w:rPr>
               <w:t xml:space="preserve">2026-02</w:t>
             </w:r>
@@ -2555,8 +2759,8 @@
             </w:pPr>
             <w:r>
               <w:rPr>
-                <w:b/>
-                <w:bCs/>
+                <w:bCs/>
+                <w:b/>
               </w:rPr>
               <w:t xml:space="preserve">2025-11</w:t>
             </w:r>
@@ -2585,8 +2789,8 @@
             </w:pPr>
             <w:r>
               <w:rPr>
-                <w:b/>
-                <w:bCs/>
+                <w:bCs/>
+                <w:b/>
               </w:rPr>
               <w:t xml:space="preserve">2025-11</w:t>
             </w:r>
@@ -2615,8 +2819,8 @@
             </w:pPr>
             <w:r>
               <w:rPr>
-                <w:b/>
-                <w:bCs/>
+                <w:bCs/>
+                <w:b/>
               </w:rPr>
               <w:t xml:space="preserve">2025-04</w:t>
             </w:r>
@@ -2630,7 +2834,13 @@
               <w:jc w:val="left"/>
             </w:pPr>
             <w:r>
-              <w:t xml:space="preserve">“To my creators…”</w:t>
+              <w:t xml:space="preserve">“</w:t>
+            </w:r>
+            <w:r>
+              <w:t xml:space="preserve">To my creators…</w:t>
+            </w:r>
+            <w:r>
+              <w:t xml:space="preserve">”</w:t>
             </w:r>
             <w:r>
               <w:t xml:space="preserve"> </w:t>
@@ -2651,8 +2861,8 @@
             </w:pPr>
             <w:r>
               <w:rPr>
-                <w:b/>
-                <w:bCs/>
+                <w:bCs/>
+                <w:b/>
               </w:rPr>
               <w:t xml:space="preserve">2024-11</w:t>
             </w:r>
@@ -2681,8 +2891,8 @@
             </w:pPr>
             <w:r>
               <w:rPr>
-                <w:b/>
-                <w:bCs/>
+                <w:bCs/>
+                <w:b/>
               </w:rPr>
               <w:t xml:space="preserve">2024-06</w:t>
             </w:r>
@@ -2702,23 +2912,29 @@
               <w:t xml:space="preserve"> </w:t>
             </w:r>
             <w:r>
-              <w:t xml:space="preserve">“To my creators…”</w:t>
-            </w:r>
-          </w:p>
-        </w:tc>
-      </w:tr>
-      <w:tr>
-        <w:tc>
-          <w:tcPr/>
-          <w:p>
-            <w:pPr>
-              <w:pStyle w:val="Compact"/>
-              <w:jc w:val="left"/>
-            </w:pPr>
-            <w:r>
-              <w:rPr>
-                <w:b/>
-                <w:bCs/>
+              <w:t xml:space="preserve">“</w:t>
+            </w:r>
+            <w:r>
+              <w:t xml:space="preserve">To my creators…</w:t>
+            </w:r>
+            <w:r>
+              <w:t xml:space="preserve">”</w:t>
+            </w:r>
+          </w:p>
+        </w:tc>
+      </w:tr>
+      <w:tr>
+        <w:tc>
+          <w:tcPr/>
+          <w:p>
+            <w:pPr>
+              <w:pStyle w:val="Compact"/>
+              <w:jc w:val="left"/>
+            </w:pPr>
+            <w:r>
+              <w:rPr>
+                <w:bCs/>
+                <w:b/>
               </w:rPr>
               <w:t xml:space="preserve">2024-04</w:t>
             </w:r>
@@ -2747,8 +2963,8 @@
             </w:pPr>
             <w:r>
               <w:rPr>
-                <w:b/>
-                <w:bCs/>
+                <w:bCs/>
+                <w:b/>
               </w:rPr>
               <w:t xml:space="preserve">2024-01</w:t>
             </w:r>
@@ -2777,8 +2993,8 @@
             </w:pPr>
             <w:r>
               <w:rPr>
-                <w:b/>
-                <w:bCs/>
+                <w:bCs/>
+                <w:b/>
               </w:rPr>
               <w:t xml:space="preserve">2023-10</w:t>
             </w:r>
@@ -2792,7 +3008,13 @@
               <w:jc w:val="left"/>
             </w:pPr>
             <w:r>
-              <w:t xml:space="preserve">“rocketmanperson.”</w:t>
+              <w:t xml:space="preserve">“</w:t>
+            </w:r>
+            <w:r>
+              <w:t xml:space="preserve">rocketmanperson.</w:t>
+            </w:r>
+            <w:r>
+              <w:t xml:space="preserve">”</w:t>
             </w:r>
             <w:r>
               <w:t xml:space="preserve"> </w:t>
@@ -2813,8 +3035,8 @@
             </w:pPr>
             <w:r>
               <w:rPr>
-                <w:b/>
-                <w:bCs/>
+                <w:bCs/>
+                <w:b/>
               </w:rPr>
               <w:t xml:space="preserve">2023-04</w:t>
             </w:r>
@@ -2828,7 +3050,13 @@
               <w:jc w:val="left"/>
             </w:pPr>
             <w:r>
-              <w:t xml:space="preserve">“Who’s There?”</w:t>
+              <w:t xml:space="preserve">“</w:t>
+            </w:r>
+            <w:r>
+              <w:t xml:space="preserve">Who’s There?</w:t>
+            </w:r>
+            <w:r>
+              <w:t xml:space="preserve">”</w:t>
             </w:r>
             <w:r>
               <w:t xml:space="preserve"> </w:t>
@@ -2849,8 +3077,8 @@
             </w:pPr>
             <w:r>
               <w:rPr>
-                <w:b/>
-                <w:bCs/>
+                <w:bCs/>
+                <w:b/>
               </w:rPr>
               <w:t xml:space="preserve">2023</w:t>
             </w:r>
@@ -2879,8 +3107,8 @@
             </w:pPr>
             <w:r>
               <w:rPr>
-                <w:b/>
-                <w:bCs/>
+                <w:bCs/>
+                <w:b/>
               </w:rPr>
               <w:t xml:space="preserve">2019-10</w:t>
             </w:r>
@@ -2894,7 +3122,13 @@
               <w:jc w:val="left"/>
             </w:pPr>
             <w:r>
-              <w:t xml:space="preserve">“The Uncanny Robots Project: Phase 1.”</w:t>
+              <w:t xml:space="preserve">“</w:t>
+            </w:r>
+            <w:r>
+              <w:t xml:space="preserve">The Uncanny Robots Project: Phase 1.</w:t>
+            </w:r>
+            <w:r>
+              <w:t xml:space="preserve">”</w:t>
             </w:r>
             <w:r>
               <w:t xml:space="preserve"> </w:t>
@@ -2906,8 +3140,8 @@
         </w:tc>
       </w:tr>
     </w:tbl>
-    <w:bookmarkEnd w:id="19"/>
-    <w:bookmarkStart w:id="20" w:name="external-research-funding"/>
+    <w:bookmarkEnd w:id="30"/>
+    <w:bookmarkStart w:id="31" w:name="external-research-funding"/>
     <w:p>
       <w:pPr>
         <w:pStyle w:val="Heading2"/>
@@ -2920,8 +3154,8 @@
       <w:tblPr>
         <w:tblStyle w:val="Table"/>
         <w:tblW w:type="pct" w:w="5000"/>
-        <w:tblLayout w:type="fixed"/>
         <w:tblLook w:firstRow="0" w:lastRow="0" w:firstColumn="0" w:lastColumn="0" w:noHBand="0" w:noVBand="0" w:val="0000"/>
+        <w:jc w:val="start"/>
       </w:tblPr>
       <w:tblGrid>
         <w:gridCol w:w="1941"/>
@@ -2937,8 +3171,8 @@
             </w:pPr>
             <w:r>
               <w:rPr>
-                <w:b/>
-                <w:bCs/>
+                <w:bCs/>
+                <w:b/>
               </w:rPr>
               <w:t xml:space="preserve">2024-05</w:t>
             </w:r>
@@ -2967,8 +3201,8 @@
             </w:pPr>
             <w:r>
               <w:rPr>
-                <w:b/>
-                <w:bCs/>
+                <w:bCs/>
+                <w:b/>
               </w:rPr>
               <w:t xml:space="preserve">2021</w:t>
             </w:r>
@@ -2988,7 +3222,13 @@
               <w:t xml:space="preserve"> </w:t>
             </w:r>
             <w:r>
-              <w:t xml:space="preserve">“Visual Music: Enhancing the National Arts Centre Orchestra’s remote connection with their audience during COVID-19 social restrictions through innovative digital tools.”</w:t>
+              <w:t xml:space="preserve">“</w:t>
+            </w:r>
+            <w:r>
+              <w:t xml:space="preserve">Visual Music: Enhancing the National Arts Centre Orchestra’s remote connection with their audience during COVID-19 social restrictions through innovative digital tools.</w:t>
+            </w:r>
+            <w:r>
+              <w:t xml:space="preserve">”</w:t>
             </w:r>
             <w:r>
               <w:t xml:space="preserve"> </w:t>
@@ -3009,8 +3249,8 @@
             </w:pPr>
             <w:r>
               <w:rPr>
-                <w:b/>
-                <w:bCs/>
+                <w:bCs/>
+                <w:b/>
               </w:rPr>
               <w:t xml:space="preserve">2012 – 2014</w:t>
             </w:r>
@@ -3030,8 +3270,8 @@
         </w:tc>
       </w:tr>
     </w:tbl>
-    <w:bookmarkEnd w:id="20"/>
-    <w:bookmarkStart w:id="21" w:name="internal-research-funding"/>
+    <w:bookmarkEnd w:id="31"/>
+    <w:bookmarkStart w:id="32" w:name="internal-research-funding"/>
     <w:p>
       <w:pPr>
         <w:pStyle w:val="Heading2"/>
@@ -3044,8 +3284,8 @@
       <w:tblPr>
         <w:tblStyle w:val="Table"/>
         <w:tblW w:type="pct" w:w="5000"/>
-        <w:tblLayout w:type="fixed"/>
         <w:tblLook w:firstRow="0" w:lastRow="0" w:firstColumn="0" w:lastColumn="0" w:noHBand="0" w:noVBand="0" w:val="0000"/>
+        <w:jc w:val="start"/>
       </w:tblPr>
       <w:tblGrid>
         <w:gridCol w:w="1941"/>
@@ -3061,8 +3301,8 @@
             </w:pPr>
             <w:r>
               <w:rPr>
-                <w:b/>
-                <w:bCs/>
+                <w:bCs/>
+                <w:b/>
               </w:rPr>
               <w:t xml:space="preserve">2024</w:t>
             </w:r>
@@ -3091,8 +3331,8 @@
             </w:pPr>
             <w:r>
               <w:rPr>
-                <w:b/>
-                <w:bCs/>
+                <w:bCs/>
+                <w:b/>
               </w:rPr>
               <w:t xml:space="preserve">2022</w:t>
             </w:r>
@@ -3112,7 +3352,13 @@
               <w:t xml:space="preserve"> </w:t>
             </w:r>
             <w:r>
-              <w:t xml:space="preserve">“Mechanical Waves: Machine Learning gesture reactive human-robot installation.”</w:t>
+              <w:t xml:space="preserve">“</w:t>
+            </w:r>
+            <w:r>
+              <w:t xml:space="preserve">Mechanical Waves: Machine Learning gesture reactive human-robot installation.</w:t>
+            </w:r>
+            <w:r>
+              <w:t xml:space="preserve">”</w:t>
             </w:r>
             <w:r>
               <w:t xml:space="preserve"> </w:t>
@@ -3133,8 +3379,8 @@
             </w:pPr>
             <w:r>
               <w:rPr>
-                <w:b/>
-                <w:bCs/>
+                <w:bCs/>
+                <w:b/>
               </w:rPr>
               <w:t xml:space="preserve">2022</w:t>
             </w:r>
@@ -3163,8 +3409,8 @@
             </w:pPr>
             <w:r>
               <w:rPr>
-                <w:b/>
-                <w:bCs/>
+                <w:bCs/>
+                <w:b/>
               </w:rPr>
               <w:t xml:space="preserve">2019</w:t>
             </w:r>
@@ -3184,7 +3430,13 @@
               <w:t xml:space="preserve"> </w:t>
             </w:r>
             <w:r>
-              <w:t xml:space="preserve">“l’automate: Expanding the possibility of performance through robotics.”</w:t>
+              <w:t xml:space="preserve">“</w:t>
+            </w:r>
+            <w:r>
+              <w:t xml:space="preserve">l’automate: Expanding the possibility of performance through robotics.</w:t>
+            </w:r>
+            <w:r>
+              <w:t xml:space="preserve">”</w:t>
             </w:r>
             <w:r>
               <w:t xml:space="preserve"> </w:t>
@@ -3205,8 +3457,8 @@
             </w:pPr>
             <w:r>
               <w:rPr>
-                <w:b/>
-                <w:bCs/>
+                <w:bCs/>
+                <w:b/>
               </w:rPr>
               <w:t xml:space="preserve">2019</w:t>
             </w:r>
@@ -3235,8 +3487,8 @@
             </w:pPr>
             <w:r>
               <w:rPr>
-                <w:b/>
-                <w:bCs/>
+                <w:bCs/>
+                <w:b/>
               </w:rPr>
               <w:t xml:space="preserve">2019</w:t>
             </w:r>
@@ -3265,8 +3517,8 @@
             </w:pPr>
             <w:r>
               <w:rPr>
-                <w:b/>
-                <w:bCs/>
+                <w:bCs/>
+                <w:b/>
               </w:rPr>
               <w:t xml:space="preserve">2018</w:t>
             </w:r>
@@ -3286,7 +3538,13 @@
               <w:t xml:space="preserve"> </w:t>
             </w:r>
             <w:r>
-              <w:t xml:space="preserve">“Augmented-Reality based Pre-Visualization system for theatrical spaces.”</w:t>
+              <w:t xml:space="preserve">“</w:t>
+            </w:r>
+            <w:r>
+              <w:t xml:space="preserve">Augmented-Reality based Pre-Visualization system for theatrical spaces.</w:t>
+            </w:r>
+            <w:r>
+              <w:t xml:space="preserve">”</w:t>
             </w:r>
             <w:r>
               <w:t xml:space="preserve"> </w:t>
@@ -3307,8 +3565,8 @@
             </w:pPr>
             <w:r>
               <w:rPr>
-                <w:b/>
-                <w:bCs/>
+                <w:bCs/>
+                <w:b/>
               </w:rPr>
               <w:t xml:space="preserve">2018</w:t>
             </w:r>
@@ -3328,7 +3586,13 @@
               <w:t xml:space="preserve"> </w:t>
             </w:r>
             <w:r>
-              <w:t xml:space="preserve">“The Creative Laboratory Project.”</w:t>
+              <w:t xml:space="preserve">“</w:t>
+            </w:r>
+            <w:r>
+              <w:t xml:space="preserve">The Creative Laboratory Project.</w:t>
+            </w:r>
+            <w:r>
+              <w:t xml:space="preserve">”</w:t>
             </w:r>
             <w:r>
               <w:t xml:space="preserve"> </w:t>
@@ -3340,8 +3604,8 @@
         </w:tc>
       </w:tr>
     </w:tbl>
-    <w:bookmarkEnd w:id="21"/>
-    <w:bookmarkStart w:id="22" w:name="scholarships"/>
+    <w:bookmarkEnd w:id="32"/>
+    <w:bookmarkStart w:id="33" w:name="scholarships"/>
     <w:p>
       <w:pPr>
         <w:pStyle w:val="Heading2"/>
@@ -3354,8 +3618,8 @@
       <w:tblPr>
         <w:tblStyle w:val="Table"/>
         <w:tblW w:type="pct" w:w="5000"/>
-        <w:tblLayout w:type="fixed"/>
         <w:tblLook w:firstRow="0" w:lastRow="0" w:firstColumn="0" w:lastColumn="0" w:noHBand="0" w:noVBand="0" w:val="0000"/>
+        <w:jc w:val="start"/>
       </w:tblPr>
       <w:tblGrid>
         <w:gridCol w:w="1941"/>
@@ -3371,8 +3635,8 @@
             </w:pPr>
             <w:r>
               <w:rPr>
-                <w:b/>
-                <w:bCs/>
+                <w:bCs/>
+                <w:b/>
               </w:rPr>
               <w:t xml:space="preserve">2022 – 2026</w:t>
             </w:r>
@@ -3401,8 +3665,8 @@
             </w:pPr>
             <w:r>
               <w:rPr>
-                <w:b/>
-                <w:bCs/>
+                <w:bCs/>
+                <w:b/>
               </w:rPr>
               <w:t xml:space="preserve">2022 – 2026</w:t>
             </w:r>
@@ -3422,8 +3686,8 @@
         </w:tc>
       </w:tr>
     </w:tbl>
-    <w:bookmarkEnd w:id="22"/>
-    <w:bookmarkStart w:id="23" w:name="graduate-supervision"/>
+    <w:bookmarkEnd w:id="33"/>
+    <w:bookmarkStart w:id="34" w:name="graduate-supervision"/>
     <w:p>
       <w:pPr>
         <w:pStyle w:val="Heading2"/>
@@ -3444,8 +3708,8 @@
       <w:tblPr>
         <w:tblStyle w:val="Table"/>
         <w:tblW w:type="pct" w:w="5000"/>
-        <w:tblLayout w:type="fixed"/>
         <w:tblLook w:firstRow="0" w:lastRow="0" w:firstColumn="0" w:lastColumn="0" w:noHBand="0" w:noVBand="0" w:val="0000"/>
+        <w:jc w:val="start"/>
       </w:tblPr>
       <w:tblGrid>
         <w:gridCol w:w="1941"/>
@@ -3461,8 +3725,8 @@
             </w:pPr>
             <w:r>
               <w:rPr>
-                <w:b/>
-                <w:bCs/>
+                <w:bCs/>
+                <w:b/>
               </w:rPr>
               <w:t xml:space="preserve">2022</w:t>
             </w:r>
@@ -3482,7 +3746,13 @@
               <w:t xml:space="preserve"> </w:t>
             </w:r>
             <w:r>
-              <w:t xml:space="preserve">“Bridging Chasms: An Interactive Projection Mapping Installation for Cross-Cultural Exchange of Information.”</w:t>
+              <w:t xml:space="preserve">“</w:t>
+            </w:r>
+            <w:r>
+              <w:t xml:space="preserve">Bridging Chasms: An Interactive Projection Mapping Installation for Cross-Cultural Exchange of Information.</w:t>
+            </w:r>
+            <w:r>
+              <w:t xml:space="preserve">”</w:t>
             </w:r>
             <w:r>
               <w:t xml:space="preserve"> </w:t>
@@ -3503,8 +3773,8 @@
             </w:pPr>
             <w:r>
               <w:rPr>
-                <w:b/>
-                <w:bCs/>
+                <w:bCs/>
+                <w:b/>
               </w:rPr>
               <w:t xml:space="preserve">2021</w:t>
             </w:r>
@@ -3524,7 +3794,13 @@
               <w:t xml:space="preserve"> </w:t>
             </w:r>
             <w:r>
-              <w:t xml:space="preserve">“AR-based Theatrical Design Pre-Visualization using Unreal.”</w:t>
+              <w:t xml:space="preserve">“</w:t>
+            </w:r>
+            <w:r>
+              <w:t xml:space="preserve">AR-based Theatrical Design Pre-Visualization using Unreal.</w:t>
+            </w:r>
+            <w:r>
+              <w:t xml:space="preserve">”</w:t>
             </w:r>
             <w:r>
               <w:t xml:space="preserve"> </w:t>
@@ -3545,8 +3821,8 @@
             </w:pPr>
             <w:r>
               <w:rPr>
-                <w:b/>
-                <w:bCs/>
+                <w:bCs/>
+                <w:b/>
               </w:rPr>
               <w:t xml:space="preserve">2021</w:t>
             </w:r>
@@ -3566,7 +3842,13 @@
               <w:t xml:space="preserve"> </w:t>
             </w:r>
             <w:r>
-              <w:t xml:space="preserve">“Casting and Technology: Revamping the Audition Process.”</w:t>
+              <w:t xml:space="preserve">“</w:t>
+            </w:r>
+            <w:r>
+              <w:t xml:space="preserve">Casting and Technology: Revamping the Audition Process.</w:t>
+            </w:r>
+            <w:r>
+              <w:t xml:space="preserve">”</w:t>
             </w:r>
             <w:r>
               <w:t xml:space="preserve"> </w:t>
@@ -3587,8 +3869,8 @@
             </w:pPr>
             <w:r>
               <w:rPr>
-                <w:b/>
-                <w:bCs/>
+                <w:bCs/>
+                <w:b/>
               </w:rPr>
               <w:t xml:space="preserve">2021</w:t>
             </w:r>
@@ -3608,7 +3890,13 @@
               <w:t xml:space="preserve"> </w:t>
             </w:r>
             <w:r>
-              <w:t xml:space="preserve">“Collider: Using Virtual Reality for Immersive Theatre and the Performing Arts.”</w:t>
+              <w:t xml:space="preserve">“</w:t>
+            </w:r>
+            <w:r>
+              <w:t xml:space="preserve">Collider: Using Virtual Reality for Immersive Theatre and the Performing Arts.</w:t>
+            </w:r>
+            <w:r>
+              <w:t xml:space="preserve">”</w:t>
             </w:r>
             <w:r>
               <w:t xml:space="preserve"> </w:t>
@@ -3629,8 +3917,8 @@
             </w:pPr>
             <w:r>
               <w:rPr>
-                <w:b/>
-                <w:bCs/>
+                <w:bCs/>
+                <w:b/>
               </w:rPr>
               <w:t xml:space="preserve">2020</w:t>
             </w:r>
@@ -3650,7 +3938,13 @@
               <w:t xml:space="preserve"> </w:t>
             </w:r>
             <w:r>
-              <w:t xml:space="preserve">“Happiness In Your Hand: The power of compact Bright Light Therapy.”</w:t>
+              <w:t xml:space="preserve">“</w:t>
+            </w:r>
+            <w:r>
+              <w:t xml:space="preserve">Happiness In Your Hand: The power of compact Bright Light Therapy.</w:t>
+            </w:r>
+            <w:r>
+              <w:t xml:space="preserve">”</w:t>
             </w:r>
             <w:r>
               <w:t xml:space="preserve"> </w:t>
@@ -3671,8 +3965,8 @@
             </w:pPr>
             <w:r>
               <w:rPr>
-                <w:b/>
-                <w:bCs/>
+                <w:bCs/>
+                <w:b/>
               </w:rPr>
               <w:t xml:space="preserve">2020</w:t>
             </w:r>
@@ -3692,7 +3986,13 @@
               <w:t xml:space="preserve"> </w:t>
             </w:r>
             <w:r>
-              <w:t xml:space="preserve">“The Scoop: How to Protect Your Digital Privacy in the Age of Surveillance Capitalism.”</w:t>
+              <w:t xml:space="preserve">“</w:t>
+            </w:r>
+            <w:r>
+              <w:t xml:space="preserve">The Scoop: How to Protect Your Digital Privacy in the Age of Surveillance Capitalism.</w:t>
+            </w:r>
+            <w:r>
+              <w:t xml:space="preserve">”</w:t>
             </w:r>
             <w:r>
               <w:t xml:space="preserve"> </w:t>
@@ -3713,8 +4013,8 @@
             </w:pPr>
             <w:r>
               <w:rPr>
-                <w:b/>
-                <w:bCs/>
+                <w:bCs/>
+                <w:b/>
               </w:rPr>
               <w:t xml:space="preserve">2020</w:t>
             </w:r>
@@ -3734,7 +4034,13 @@
               <w:t xml:space="preserve"> </w:t>
             </w:r>
             <w:r>
-              <w:t xml:space="preserve">“Live Video in Theatrical Productions.”</w:t>
+              <w:t xml:space="preserve">“</w:t>
+            </w:r>
+            <w:r>
+              <w:t xml:space="preserve">Live Video in Theatrical Productions.</w:t>
+            </w:r>
+            <w:r>
+              <w:t xml:space="preserve">”</w:t>
             </w:r>
             <w:r>
               <w:t xml:space="preserve"> </w:t>
@@ -3755,8 +4061,8 @@
             </w:pPr>
             <w:r>
               <w:rPr>
-                <w:b/>
-                <w:bCs/>
+                <w:bCs/>
+                <w:b/>
               </w:rPr>
               <w:t xml:space="preserve">2018</w:t>
             </w:r>
@@ -3776,7 +4082,13 @@
               <w:t xml:space="preserve"> </w:t>
             </w:r>
             <w:r>
-              <w:t xml:space="preserve">“Extending the human umwelt: Reframing our understanding of an environment via mixed reality and digital soundscapes/visualizations.”</w:t>
+              <w:t xml:space="preserve">“</w:t>
+            </w:r>
+            <w:r>
+              <w:t xml:space="preserve">Extending the human umwelt: Reframing our understanding of an environment via mixed reality and digital soundscapes/visualizations.</w:t>
+            </w:r>
+            <w:r>
+              <w:t xml:space="preserve">”</w:t>
             </w:r>
             <w:r>
               <w:t xml:space="preserve"> </w:t>
@@ -3797,8 +4109,8 @@
             </w:pPr>
             <w:r>
               <w:rPr>
-                <w:b/>
-                <w:bCs/>
+                <w:bCs/>
+                <w:b/>
               </w:rPr>
               <w:t xml:space="preserve">2017</w:t>
             </w:r>
@@ -3818,7 +4130,13 @@
               <w:t xml:space="preserve"> </w:t>
             </w:r>
             <w:r>
-              <w:t xml:space="preserve">“The A.I. Storyteller: Perpetuating Orality Using Developments in Machine Learning.”</w:t>
+              <w:t xml:space="preserve">“</w:t>
+            </w:r>
+            <w:r>
+              <w:t xml:space="preserve">The A.I. Storyteller: Perpetuating Orality Using Developments in Machine Learning.</w:t>
+            </w:r>
+            <w:r>
+              <w:t xml:space="preserve">”</w:t>
             </w:r>
             <w:r>
               <w:t xml:space="preserve"> </w:t>
@@ -3830,8 +4148,8 @@
         </w:tc>
       </w:tr>
     </w:tbl>
-    <w:bookmarkEnd w:id="23"/>
-    <w:bookmarkStart w:id="24" w:name="courses-taught"/>
+    <w:bookmarkEnd w:id="34"/>
+    <w:bookmarkStart w:id="35" w:name="courses-taught"/>
     <w:p>
       <w:pPr>
         <w:pStyle w:val="Heading2"/>
@@ -3842,11 +4160,11 @@
     </w:p>
     <w:p>
       <w:pPr>
-        <w:pStyle w:val="Compact"/>
         <w:numPr>
           <w:ilvl w:val="0"/>
           <w:numId w:val="1001"/>
         </w:numPr>
+        <w:pStyle w:val="Compact"/>
       </w:pPr>
       <w:r>
         <w:t xml:space="preserve">PFZ 100 — Performance Foundation (F 2025) (created course)</w:t>
@@ -3854,11 +4172,11 @@
     </w:p>
     <w:p>
       <w:pPr>
-        <w:pStyle w:val="Compact"/>
         <w:numPr>
           <w:ilvl w:val="0"/>
           <w:numId w:val="1001"/>
         </w:numPr>
+        <w:pStyle w:val="Compact"/>
       </w:pPr>
       <w:r>
         <w:t xml:space="preserve">THP 400 — Creative Performance Studies VII: The Frankenstein Project (F 2025) (created course, with Debashis Sinha)</w:t>
@@ -3866,11 +4184,11 @@
     </w:p>
     <w:p>
       <w:pPr>
-        <w:pStyle w:val="Compact"/>
         <w:numPr>
           <w:ilvl w:val="0"/>
           <w:numId w:val="1001"/>
         </w:numPr>
+        <w:pStyle w:val="Compact"/>
       </w:pPr>
       <w:r>
         <w:t xml:space="preserve">FCD 816 — Global Campus Studio (F 2025)</w:t>
@@ -3878,11 +4196,11 @@
     </w:p>
     <w:p>
       <w:pPr>
-        <w:pStyle w:val="Compact"/>
         <w:numPr>
           <w:ilvl w:val="0"/>
           <w:numId w:val="1001"/>
         </w:numPr>
+        <w:pStyle w:val="Compact"/>
       </w:pPr>
       <w:r>
         <w:t xml:space="preserve">FCD 230 — New York City Experience: Creative Enterprise (S 2025, S 2026) (created travel intensive; taught as overload)</w:t>
@@ -3890,11 +4208,11 @@
     </w:p>
     <w:p>
       <w:pPr>
-        <w:pStyle w:val="Compact"/>
         <w:numPr>
           <w:ilvl w:val="0"/>
           <w:numId w:val="1001"/>
         </w:numPr>
+        <w:pStyle w:val="Compact"/>
       </w:pPr>
       <w:r>
         <w:t xml:space="preserve">THP 403 — Travel Intensive to Oulu, Finland (F 2024)</w:t>
@@ -3902,11 +4220,11 @@
     </w:p>
     <w:p>
       <w:pPr>
-        <w:pStyle w:val="Compact"/>
         <w:numPr>
           <w:ilvl w:val="0"/>
           <w:numId w:val="1001"/>
         </w:numPr>
+        <w:pStyle w:val="Compact"/>
       </w:pPr>
       <w:r>
         <w:t xml:space="preserve">THP 350 — Projection Design (F 2019–24) (created course)</w:t>
@@ -3914,11 +4232,11 @@
     </w:p>
     <w:p>
       <w:pPr>
-        <w:pStyle w:val="Compact"/>
         <w:numPr>
           <w:ilvl w:val="0"/>
           <w:numId w:val="1001"/>
         </w:numPr>
+        <w:pStyle w:val="Compact"/>
       </w:pPr>
       <w:r>
         <w:t xml:space="preserve">THP 301–403 — Production Technique (W 2017 – F 2022)</w:t>
@@ -3926,11 +4244,11 @@
     </w:p>
     <w:p>
       <w:pPr>
-        <w:pStyle w:val="Compact"/>
         <w:numPr>
           <w:ilvl w:val="0"/>
           <w:numId w:val="1001"/>
         </w:numPr>
+        <w:pStyle w:val="Compact"/>
       </w:pPr>
       <w:r>
         <w:t xml:space="preserve">THP 800 — Independent Study (W 2017–20, F 2020, W 2022, W 2024)</w:t>
@@ -3938,11 +4256,11 @@
     </w:p>
     <w:p>
       <w:pPr>
-        <w:pStyle w:val="Compact"/>
         <w:numPr>
           <w:ilvl w:val="0"/>
           <w:numId w:val="1001"/>
         </w:numPr>
+        <w:pStyle w:val="Compact"/>
       </w:pPr>
       <w:r>
         <w:t xml:space="preserve">THT 582 — Show Systems Engineering (W 2020, F 2021, F 2023) (redesigned course)</w:t>
@@ -3950,11 +4268,11 @@
     </w:p>
     <w:p>
       <w:pPr>
-        <w:pStyle w:val="Compact"/>
         <w:numPr>
           <w:ilvl w:val="0"/>
           <w:numId w:val="1001"/>
         </w:numPr>
+        <w:pStyle w:val="Compact"/>
       </w:pPr>
       <w:r>
         <w:t xml:space="preserve">THT 582 — Scenic Automation (F 2017)</w:t>
@@ -3962,11 +4280,11 @@
     </w:p>
     <w:p>
       <w:pPr>
-        <w:pStyle w:val="Compact"/>
         <w:numPr>
           <w:ilvl w:val="0"/>
           <w:numId w:val="1001"/>
         </w:numPr>
+        <w:pStyle w:val="Compact"/>
       </w:pPr>
       <w:r>
         <w:t xml:space="preserve">THP 500 — Conceiving the Production (F 2018)</w:t>
@@ -3974,11 +4292,11 @@
     </w:p>
     <w:p>
       <w:pPr>
-        <w:pStyle w:val="Compact"/>
         <w:numPr>
           <w:ilvl w:val="0"/>
           <w:numId w:val="1001"/>
         </w:numPr>
+        <w:pStyle w:val="Compact"/>
       </w:pPr>
       <w:r>
         <w:t xml:space="preserve">THF 501 — Research Methods (W 2018–19)</w:t>
@@ -3986,11 +4304,11 @@
     </w:p>
     <w:p>
       <w:pPr>
-        <w:pStyle w:val="Compact"/>
         <w:numPr>
           <w:ilvl w:val="0"/>
           <w:numId w:val="1001"/>
         </w:numPr>
+        <w:pStyle w:val="Compact"/>
       </w:pPr>
       <w:r>
         <w:t xml:space="preserve">THP 102 — Production Technique II (W 2017, 2021–24) (lighting section 2017; projection design section 2022–24)</w:t>
@@ -3998,11 +4316,11 @@
     </w:p>
     <w:p>
       <w:pPr>
-        <w:pStyle w:val="Compact"/>
         <w:numPr>
           <w:ilvl w:val="0"/>
           <w:numId w:val="1001"/>
         </w:numPr>
+        <w:pStyle w:val="Compact"/>
       </w:pPr>
       <w:r>
         <w:t xml:space="preserve">THP 202 — Production Technique IV (W 2018–24) (projection design section)</w:t>
@@ -4010,11 +4328,11 @@
     </w:p>
     <w:p>
       <w:pPr>
-        <w:pStyle w:val="Compact"/>
         <w:numPr>
           <w:ilvl w:val="0"/>
           <w:numId w:val="1001"/>
         </w:numPr>
+        <w:pStyle w:val="Compact"/>
       </w:pPr>
       <w:r>
         <w:t xml:space="preserve">THP 660 — Projection Design: Special Topics (W 2022) (created course)</w:t>
@@ -4022,11 +4340,11 @@
     </w:p>
     <w:p>
       <w:pPr>
-        <w:pStyle w:val="Compact"/>
         <w:numPr>
           <w:ilvl w:val="0"/>
           <w:numId w:val="1001"/>
         </w:numPr>
+        <w:pStyle w:val="Compact"/>
       </w:pPr>
       <w:r>
         <w:t xml:space="preserve">THF 101 — Elements of Production (F 2016, 2019, 2020)</w:t>
@@ -4034,11 +4352,11 @@
     </w:p>
     <w:p>
       <w:pPr>
-        <w:pStyle w:val="Compact"/>
         <w:numPr>
           <w:ilvl w:val="0"/>
           <w:numId w:val="1001"/>
         </w:numPr>
+        <w:pStyle w:val="Compact"/>
       </w:pPr>
       <w:r>
         <w:t xml:space="preserve">THM 301 — Technical Direction (F 2016)</w:t>
@@ -4046,18 +4364,18 @@
     </w:p>
     <w:p>
       <w:pPr>
-        <w:pStyle w:val="Compact"/>
         <w:numPr>
           <w:ilvl w:val="0"/>
           <w:numId w:val="1001"/>
         </w:numPr>
+        <w:pStyle w:val="Compact"/>
       </w:pPr>
       <w:r>
         <w:t xml:space="preserve">CRI 815 — Creative Impact Supercourse I, Creative Industries (F 2018)</w:t>
       </w:r>
     </w:p>
-    <w:bookmarkEnd w:id="24"/>
-    <w:bookmarkStart w:id="25" w:name="service"/>
+    <w:bookmarkEnd w:id="35"/>
+    <w:bookmarkStart w:id="36" w:name="service"/>
     <w:p>
       <w:pPr>
         <w:pStyle w:val="Heading2"/>
@@ -4070,8 +4388,8 @@
       <w:tblPr>
         <w:tblStyle w:val="Table"/>
         <w:tblW w:type="pct" w:w="5000"/>
-        <w:tblLayout w:type="fixed"/>
         <w:tblLook w:firstRow="0" w:lastRow="0" w:firstColumn="0" w:lastColumn="0" w:noHBand="0" w:noVBand="0" w:val="0000"/>
+        <w:jc w:val="start"/>
       </w:tblPr>
       <w:tblGrid>
         <w:gridCol w:w="1941"/>
@@ -4087,8 +4405,8 @@
             </w:pPr>
             <w:r>
               <w:rPr>
-                <w:b/>
-                <w:bCs/>
+                <w:bCs/>
+                <w:b/>
               </w:rPr>
               <w:t xml:space="preserve">2026-06 – present</w:t>
             </w:r>
@@ -4117,8 +4435,8 @@
             </w:pPr>
             <w:r>
               <w:rPr>
-                <w:b/>
-                <w:bCs/>
+                <w:bCs/>
+                <w:b/>
               </w:rPr>
               <w:t xml:space="preserve">2026-04</w:t>
             </w:r>
@@ -4147,8 +4465,8 @@
             </w:pPr>
             <w:r>
               <w:rPr>
-                <w:b/>
-                <w:bCs/>
+                <w:bCs/>
+                <w:b/>
               </w:rPr>
               <w:t xml:space="preserve">2025-07 – present</w:t>
             </w:r>
@@ -4177,8 +4495,8 @@
             </w:pPr>
             <w:r>
               <w:rPr>
-                <w:b/>
-                <w:bCs/>
+                <w:bCs/>
+                <w:b/>
               </w:rPr>
               <w:t xml:space="preserve">2025-02 – present</w:t>
             </w:r>
@@ -4207,8 +4525,8 @@
             </w:pPr>
             <w:r>
               <w:rPr>
-                <w:b/>
-                <w:bCs/>
+                <w:bCs/>
+                <w:b/>
               </w:rPr>
               <w:t xml:space="preserve">2024-12 – present</w:t>
             </w:r>
@@ -4237,8 +4555,8 @@
             </w:pPr>
             <w:r>
               <w:rPr>
-                <w:b/>
-                <w:bCs/>
+                <w:bCs/>
+                <w:b/>
               </w:rPr>
               <w:t xml:space="preserve">2025-04 – present</w:t>
             </w:r>
@@ -4267,8 +4585,8 @@
             </w:pPr>
             <w:r>
               <w:rPr>
-                <w:b/>
-                <w:bCs/>
+                <w:bCs/>
+                <w:b/>
               </w:rPr>
               <w:t xml:space="preserve">2024-06 – present</w:t>
             </w:r>
@@ -4297,8 +4615,8 @@
             </w:pPr>
             <w:r>
               <w:rPr>
-                <w:b/>
-                <w:bCs/>
+                <w:bCs/>
+                <w:b/>
               </w:rPr>
               <w:t xml:space="preserve">2023-10 – present</w:t>
             </w:r>
@@ -4327,8 +4645,8 @@
             </w:pPr>
             <w:r>
               <w:rPr>
-                <w:b/>
-                <w:bCs/>
+                <w:bCs/>
+                <w:b/>
               </w:rPr>
               <w:t xml:space="preserve">2023 – present</w:t>
             </w:r>
@@ -4357,8 +4675,8 @@
             </w:pPr>
             <w:r>
               <w:rPr>
-                <w:b/>
-                <w:bCs/>
+                <w:bCs/>
+                <w:b/>
               </w:rPr>
               <w:t xml:space="preserve">2023 – 2024</w:t>
             </w:r>
@@ -4387,8 +4705,8 @@
             </w:pPr>
             <w:r>
               <w:rPr>
-                <w:b/>
-                <w:bCs/>
+                <w:bCs/>
+                <w:b/>
               </w:rPr>
               <w:t xml:space="preserve">2023 – 2024</w:t>
             </w:r>
@@ -4417,8 +4735,8 @@
             </w:pPr>
             <w:r>
               <w:rPr>
-                <w:b/>
-                <w:bCs/>
+                <w:bCs/>
+                <w:b/>
               </w:rPr>
               <w:t xml:space="preserve">2023</w:t>
             </w:r>
@@ -4447,8 +4765,8 @@
             </w:pPr>
             <w:r>
               <w:rPr>
-                <w:b/>
-                <w:bCs/>
+                <w:bCs/>
+                <w:b/>
               </w:rPr>
               <w:t xml:space="preserve">2022 – 2024</w:t>
             </w:r>
@@ -4477,8 +4795,8 @@
             </w:pPr>
             <w:r>
               <w:rPr>
-                <w:b/>
-                <w:bCs/>
+                <w:bCs/>
+                <w:b/>
               </w:rPr>
               <w:t xml:space="preserve">2022-03 – 2023</w:t>
             </w:r>
@@ -4507,8 +4825,8 @@
             </w:pPr>
             <w:r>
               <w:rPr>
-                <w:b/>
-                <w:bCs/>
+                <w:bCs/>
+                <w:b/>
               </w:rPr>
               <w:t xml:space="preserve">2021 – 2022</w:t>
             </w:r>
@@ -4537,8 +4855,8 @@
             </w:pPr>
             <w:r>
               <w:rPr>
-                <w:b/>
-                <w:bCs/>
+                <w:bCs/>
+                <w:b/>
               </w:rPr>
               <w:t xml:space="preserve">2021</w:t>
             </w:r>
@@ -4567,8 +4885,8 @@
             </w:pPr>
             <w:r>
               <w:rPr>
-                <w:b/>
-                <w:bCs/>
+                <w:bCs/>
+                <w:b/>
               </w:rPr>
               <w:t xml:space="preserve">2020 – 2023</w:t>
             </w:r>
@@ -4597,8 +4915,8 @@
             </w:pPr>
             <w:r>
               <w:rPr>
-                <w:b/>
-                <w:bCs/>
+                <w:bCs/>
+                <w:b/>
               </w:rPr>
               <w:t xml:space="preserve">2020 – 2021</w:t>
             </w:r>
@@ -4627,8 +4945,8 @@
             </w:pPr>
             <w:r>
               <w:rPr>
-                <w:b/>
-                <w:bCs/>
+                <w:bCs/>
+                <w:b/>
               </w:rPr>
               <w:t xml:space="preserve">2020 – present</w:t>
             </w:r>
@@ -4657,8 +4975,8 @@
             </w:pPr>
             <w:r>
               <w:rPr>
-                <w:b/>
-                <w:bCs/>
+                <w:bCs/>
+                <w:b/>
               </w:rPr>
               <w:t xml:space="preserve">2020</w:t>
             </w:r>
@@ -4687,8 +5005,8 @@
             </w:pPr>
             <w:r>
               <w:rPr>
-                <w:b/>
-                <w:bCs/>
+                <w:bCs/>
+                <w:b/>
               </w:rPr>
               <w:t xml:space="preserve">2020-09 – 2021-09</w:t>
             </w:r>
@@ -4717,8 +5035,8 @@
             </w:pPr>
             <w:r>
               <w:rPr>
-                <w:b/>
-                <w:bCs/>
+                <w:bCs/>
+                <w:b/>
               </w:rPr>
               <w:t xml:space="preserve">2019 – 2022</w:t>
             </w:r>
@@ -4747,8 +5065,8 @@
             </w:pPr>
             <w:r>
               <w:rPr>
-                <w:b/>
-                <w:bCs/>
+                <w:bCs/>
+                <w:b/>
               </w:rPr>
               <w:t xml:space="preserve">2018 – 2022</w:t>
             </w:r>
@@ -4777,8 +5095,8 @@
             </w:pPr>
             <w:r>
               <w:rPr>
-                <w:b/>
-                <w:bCs/>
+                <w:bCs/>
+                <w:b/>
               </w:rPr>
               <w:t xml:space="preserve">2018 – 2023</w:t>
             </w:r>
@@ -4807,8 +5125,8 @@
             </w:pPr>
             <w:r>
               <w:rPr>
-                <w:b/>
-                <w:bCs/>
+                <w:bCs/>
+                <w:b/>
               </w:rPr>
               <w:t xml:space="preserve">2018 – 2020</w:t>
             </w:r>
@@ -4837,8 +5155,8 @@
             </w:pPr>
             <w:r>
               <w:rPr>
-                <w:b/>
-                <w:bCs/>
+                <w:bCs/>
+                <w:b/>
               </w:rPr>
               <w:t xml:space="preserve">2017 – present</w:t>
             </w:r>
@@ -4867,8 +5185,8 @@
             </w:pPr>
             <w:r>
               <w:rPr>
-                <w:b/>
-                <w:bCs/>
+                <w:bCs/>
+                <w:b/>
               </w:rPr>
               <w:t xml:space="preserve">2017 – present</w:t>
             </w:r>
@@ -4897,8 +5215,8 @@
             </w:pPr>
             <w:r>
               <w:rPr>
-                <w:b/>
-                <w:bCs/>
+                <w:bCs/>
+                <w:b/>
               </w:rPr>
               <w:t xml:space="preserve">2016 – 2021</w:t>
             </w:r>
@@ -4918,8 +5236,8 @@
         </w:tc>
       </w:tr>
     </w:tbl>
-    <w:bookmarkEnd w:id="25"/>
-    <w:bookmarkStart w:id="26" w:name="memberships-and-collectives"/>
+    <w:bookmarkEnd w:id="36"/>
+    <w:bookmarkStart w:id="37" w:name="memberships-and-collectives"/>
     <w:p>
       <w:pPr>
         <w:pStyle w:val="Heading2"/>
@@ -4932,8 +5250,8 @@
       <w:tblPr>
         <w:tblStyle w:val="Table"/>
         <w:tblW w:type="pct" w:w="5000"/>
-        <w:tblLayout w:type="fixed"/>
         <w:tblLook w:firstRow="0" w:lastRow="0" w:firstColumn="0" w:lastColumn="0" w:noHBand="0" w:noVBand="0" w:val="0000"/>
+        <w:jc w:val="start"/>
       </w:tblPr>
       <w:tblGrid>
         <w:gridCol w:w="1941"/>
@@ -4949,8 +5267,8 @@
             </w:pPr>
             <w:r>
               <w:rPr>
-                <w:b/>
-                <w:bCs/>
+                <w:bCs/>
+                <w:b/>
               </w:rPr>
               <w:t xml:space="preserve">2025 – present</w:t>
             </w:r>
@@ -4979,8 +5297,8 @@
             </w:pPr>
             <w:r>
               <w:rPr>
-                <w:b/>
-                <w:bCs/>
+                <w:bCs/>
+                <w:b/>
               </w:rPr>
               <w:t xml:space="preserve">2023 – present</w:t>
             </w:r>
@@ -5009,8 +5327,8 @@
             </w:pPr>
             <w:r>
               <w:rPr>
-                <w:b/>
-                <w:bCs/>
+                <w:bCs/>
+                <w:b/>
               </w:rPr>
               <w:t xml:space="preserve">2022 – 2023</w:t>
             </w:r>
@@ -5039,8 +5357,8 @@
             </w:pPr>
             <w:r>
               <w:rPr>
-                <w:b/>
-                <w:bCs/>
+                <w:bCs/>
+                <w:b/>
               </w:rPr>
               <w:t xml:space="preserve">2021 – 2022</w:t>
             </w:r>
@@ -5069,8 +5387,8 @@
             </w:pPr>
             <w:r>
               <w:rPr>
-                <w:b/>
-                <w:bCs/>
+                <w:bCs/>
+                <w:b/>
               </w:rPr>
               <w:t xml:space="preserve">2019 – present</w:t>
             </w:r>
@@ -5099,8 +5417,8 @@
             </w:pPr>
             <w:r>
               <w:rPr>
-                <w:b/>
-                <w:bCs/>
+                <w:bCs/>
+                <w:b/>
               </w:rPr>
               <w:t xml:space="preserve">2018 – present</w:t>
             </w:r>
@@ -5129,8 +5447,8 @@
             </w:pPr>
             <w:r>
               <w:rPr>
-                <w:b/>
-                <w:bCs/>
+                <w:bCs/>
+                <w:b/>
               </w:rPr>
               <w:t xml:space="preserve">2018 – present</w:t>
             </w:r>
@@ -5150,8 +5468,8 @@
         </w:tc>
       </w:tr>
     </w:tbl>
-    <w:bookmarkEnd w:id="26"/>
-    <w:bookmarkStart w:id="27" w:name="interviews-and-media"/>
+    <w:bookmarkEnd w:id="37"/>
+    <w:bookmarkStart w:id="38" w:name="interviews-and-media"/>
     <w:p>
       <w:pPr>
         <w:pStyle w:val="Heading2"/>
@@ -5164,8 +5482,8 @@
       <w:tblPr>
         <w:tblStyle w:val="Table"/>
         <w:tblW w:type="pct" w:w="5000"/>
-        <w:tblLayout w:type="fixed"/>
         <w:tblLook w:firstRow="0" w:lastRow="0" w:firstColumn="0" w:lastColumn="0" w:noHBand="0" w:noVBand="0" w:val="0000"/>
+        <w:jc w:val="start"/>
       </w:tblPr>
       <w:tblGrid>
         <w:gridCol w:w="1941"/>
@@ -5181,8 +5499,8 @@
             </w:pPr>
             <w:r>
               <w:rPr>
-                <w:b/>
-                <w:bCs/>
+                <w:bCs/>
+                <w:b/>
               </w:rPr>
               <w:t xml:space="preserve">2023</w:t>
             </w:r>
@@ -5196,7 +5514,13 @@
               <w:jc w:val="left"/>
             </w:pPr>
             <w:r>
-              <w:t xml:space="preserve">“Get the inside scoop on game-changing innovations in augmented reality with the new VisionPro.”</w:t>
+              <w:t xml:space="preserve">“</w:t>
+            </w:r>
+            <w:r>
+              <w:t xml:space="preserve">Get the inside scoop on game-changing innovations in augmented reality with the new VisionPro.</w:t>
+            </w:r>
+            <w:r>
+              <w:t xml:space="preserve">”</w:t>
             </w:r>
             <w:r>
               <w:t xml:space="preserve"> </w:t>
@@ -5217,8 +5541,8 @@
             </w:pPr>
             <w:r>
               <w:rPr>
-                <w:b/>
-                <w:bCs/>
+                <w:bCs/>
+                <w:b/>
               </w:rPr>
               <w:t xml:space="preserve">2023</w:t>
             </w:r>
@@ -5247,8 +5571,8 @@
             </w:pPr>
             <w:r>
               <w:rPr>
-                <w:b/>
-                <w:bCs/>
+                <w:bCs/>
+                <w:b/>
               </w:rPr>
               <w:t xml:space="preserve">2022</w:t>
             </w:r>
@@ -5262,7 +5586,13 @@
               <w:jc w:val="left"/>
             </w:pPr>
             <w:r>
-              <w:t xml:space="preserve">“Students Are Excited And Hopeful For What The Metaverse May Bring.”</w:t>
+              <w:t xml:space="preserve">“</w:t>
+            </w:r>
+            <w:r>
+              <w:t xml:space="preserve">Students Are Excited And Hopeful For What The Metaverse May Bring.</w:t>
+            </w:r>
+            <w:r>
+              <w:t xml:space="preserve">”</w:t>
             </w:r>
             <w:r>
               <w:t xml:space="preserve"> </w:t>
@@ -5283,8 +5613,8 @@
             </w:pPr>
             <w:r>
               <w:rPr>
-                <w:b/>
-                <w:bCs/>
+                <w:bCs/>
+                <w:b/>
               </w:rPr>
               <w:t xml:space="preserve">2022</w:t>
             </w:r>
@@ -5298,7 +5628,13 @@
               <w:jc w:val="left"/>
             </w:pPr>
             <w:r>
-              <w:t xml:space="preserve">“Michael F. Bergmann On The Merging of Live Arts and Technology.”</w:t>
+              <w:t xml:space="preserve">“</w:t>
+            </w:r>
+            <w:r>
+              <w:t xml:space="preserve">Michael F. Bergmann On The Merging of Live Arts and Technology.</w:t>
+            </w:r>
+            <w:r>
+              <w:t xml:space="preserve">”</w:t>
             </w:r>
             <w:r>
               <w:t xml:space="preserve"> </w:t>
@@ -5319,8 +5655,8 @@
             </w:pPr>
             <w:r>
               <w:rPr>
-                <w:b/>
-                <w:bCs/>
+                <w:bCs/>
+                <w:b/>
               </w:rPr>
               <w:t xml:space="preserve">2021</w:t>
             </w:r>
@@ -5334,7 +5670,13 @@
               <w:jc w:val="left"/>
             </w:pPr>
             <w:r>
-              <w:t xml:space="preserve">“Emerging technology that’s here to stay.”</w:t>
+              <w:t xml:space="preserve">“</w:t>
+            </w:r>
+            <w:r>
+              <w:t xml:space="preserve">Emerging technology that’s here to stay.</w:t>
+            </w:r>
+            <w:r>
+              <w:t xml:space="preserve">”</w:t>
             </w:r>
             <w:r>
               <w:t xml:space="preserve"> </w:t>
@@ -5355,8 +5697,8 @@
             </w:pPr>
             <w:r>
               <w:rPr>
-                <w:b/>
-                <w:bCs/>
+                <w:bCs/>
+                <w:b/>
               </w:rPr>
               <w:t xml:space="preserve">2020</w:t>
             </w:r>
@@ -5370,7 +5712,13 @@
               <w:jc w:val="left"/>
             </w:pPr>
             <w:r>
-              <w:t xml:space="preserve">“Can you feel empathy for a dancing robot?”</w:t>
+              <w:t xml:space="preserve">“</w:t>
+            </w:r>
+            <w:r>
+              <w:t xml:space="preserve">Can you feel empathy for a dancing robot?</w:t>
+            </w:r>
+            <w:r>
+              <w:t xml:space="preserve">”</w:t>
             </w:r>
             <w:r>
               <w:t xml:space="preserve"> </w:t>
@@ -5391,8 +5739,8 @@
             </w:pPr>
             <w:r>
               <w:rPr>
-                <w:b/>
-                <w:bCs/>
+                <w:bCs/>
+                <w:b/>
               </w:rPr>
               <w:t xml:space="preserve">2020</w:t>
             </w:r>
@@ -5406,7 +5754,13 @@
               <w:jc w:val="left"/>
             </w:pPr>
             <w:r>
-              <w:t xml:space="preserve">“FCAD students embrace opportunity to redefine performance.”</w:t>
+              <w:t xml:space="preserve">“</w:t>
+            </w:r>
+            <w:r>
+              <w:t xml:space="preserve">FCAD students embrace opportunity to redefine performance.</w:t>
+            </w:r>
+            <w:r>
+              <w:t xml:space="preserve">”</w:t>
             </w:r>
             <w:r>
               <w:t xml:space="preserve"> </w:t>
@@ -5427,8 +5781,8 @@
             </w:pPr>
             <w:r>
               <w:rPr>
-                <w:b/>
-                <w:bCs/>
+                <w:bCs/>
+                <w:b/>
               </w:rPr>
               <w:t xml:space="preserve">2019</w:t>
             </w:r>
@@ -5442,7 +5796,13 @@
               <w:jc w:val="left"/>
             </w:pPr>
             <w:r>
-              <w:t xml:space="preserve">“Premiere of robot dance performance launches Creative Technology Lab.”</w:t>
+              <w:t xml:space="preserve">“</w:t>
+            </w:r>
+            <w:r>
+              <w:t xml:space="preserve">Premiere of robot dance performance launches Creative Technology Lab.</w:t>
+            </w:r>
+            <w:r>
+              <w:t xml:space="preserve">”</w:t>
             </w:r>
             <w:r>
               <w:t xml:space="preserve"> </w:t>
@@ -5463,8 +5823,8 @@
             </w:pPr>
             <w:r>
               <w:rPr>
-                <w:b/>
-                <w:bCs/>
+                <w:bCs/>
+                <w:b/>
               </w:rPr>
               <w:t xml:space="preserve">2015</w:t>
             </w:r>
@@ -5484,8 +5844,8 @@
         </w:tc>
       </w:tr>
     </w:tbl>
-    <w:bookmarkEnd w:id="27"/>
-    <w:bookmarkEnd w:id="28"/>
+    <w:bookmarkEnd w:id="38"/>
+    <w:bookmarkEnd w:id="39"/>
     <w:sectPr>
       <w:footnotePr>
         <w:numRestart w:val="eachSect"/>
@@ -5521,14 +5881,14 @@
 <file path=word/numbering.xml><?xml version="1.0" encoding="utf-8"?>
 <w:numbering xmlns:w="http://schemas.openxmlformats.org/wordprocessingml/2006/main">
   <w:abstractNum w:abstractNumId="990">
-    <w:nsid w:val="0000A990"/>
+    <w:nsid w:val="A990"/>
     <w:multiLevelType w:val="multilevel"/>
     <w:lvl w:ilvl="0">
       <w:numFmt w:val="bullet"/>
       <w:lvlText w:val=" "/>
       <w:lvlJc w:val="left"/>
       <w:pPr>
-        <w:ind w:left="720" w:hanging="360"/>
+        <w:ind w:left="720" w:hanging="480"/>
       </w:pPr>
     </w:lvl>
     <w:lvl w:ilvl="1">
@@ -5536,7 +5896,7 @@
       <w:lvlText w:val=" "/>
       <w:lvlJc w:val="left"/>
       <w:pPr>
-        <w:ind w:left="1440" w:hanging="360"/>
+        <w:ind w:left="1440" w:hanging="480"/>
       </w:pPr>
     </w:lvl>
     <w:lvl w:ilvl="2">
@@ -5544,7 +5904,7 @@
       <w:lvlText w:val=" "/>
       <w:lvlJc w:val="left"/>
       <w:pPr>
-        <w:ind w:left="2160" w:hanging="360"/>
+        <w:ind w:left="2160" w:hanging="480"/>
       </w:pPr>
     </w:lvl>
     <w:lvl w:ilvl="3">
@@ -5552,7 +5912,7 @@
       <w:lvlText w:val=" "/>
       <w:lvlJc w:val="left"/>
       <w:pPr>
-        <w:ind w:left="2880" w:hanging="360"/>
+        <w:ind w:left="2880" w:hanging="480"/>
       </w:pPr>
     </w:lvl>
     <w:lvl w:ilvl="4">
@@ -5560,7 +5920,7 @@
       <w:lvlText w:val=" "/>
       <w:lvlJc w:val="left"/>
       <w:pPr>
-        <w:ind w:left="3600" w:hanging="360"/>
+        <w:ind w:left="3600" w:hanging="480"/>
       </w:pPr>
     </w:lvl>
     <w:lvl w:ilvl="5">
@@ -5568,7 +5928,7 @@
       <w:lvlText w:val=" "/>
       <w:lvlJc w:val="left"/>
       <w:pPr>
-        <w:ind w:left="4320" w:hanging="360"/>
+        <w:ind w:left="4320" w:hanging="480"/>
       </w:pPr>
     </w:lvl>
     <w:lvl w:ilvl="6">
@@ -5576,7 +5936,7 @@
       <w:lvlText w:val=" "/>
       <w:lvlJc w:val="left"/>
       <w:pPr>
-        <w:ind w:left="5040" w:hanging="360"/>
+        <w:ind w:left="5040" w:hanging="480"/>
       </w:pPr>
     </w:lvl>
     <w:lvl w:ilvl="7">
@@ -5584,7 +5944,7 @@
       <w:lvlText w:val=" "/>
       <w:lvlJc w:val="left"/>
       <w:pPr>
-        <w:ind w:left="5760" w:hanging="360"/>
+        <w:ind w:left="5760" w:hanging="480"/>
       </w:pPr>
     </w:lvl>
     <w:lvl w:ilvl="8">
@@ -5592,111 +5952,84 @@
       <w:lvlText w:val=" "/>
       <w:lvlJc w:val="left"/>
       <w:pPr>
-        <w:ind w:left="6480" w:hanging="360"/>
+        <w:ind w:left="6480" w:hanging="480"/>
       </w:pPr>
     </w:lvl>
   </w:abstractNum>
   <w:abstractNum w:abstractNumId="991">
-    <w:nsid w:val="0000A991"/>
+    <w:nsid w:val="A991"/>
     <w:multiLevelType w:val="multilevel"/>
     <w:lvl w:ilvl="0">
       <w:numFmt w:val="bullet"/>
-      <w:lvlText w:val=""/>
+      <w:lvlText w:val="•"/>
       <w:lvlJc w:val="left"/>
       <w:pPr>
-        <w:ind w:left="720" w:hanging="360"/>
+        <w:ind w:left="720" w:hanging="480"/>
       </w:pPr>
-      <w:rPr>
-        <w:rFonts w:ascii="Symbol" w:hAnsi="Symbol" w:cs="Symbol" w:hint="default"/>
-      </w:rPr>
     </w:lvl>
     <w:lvl w:ilvl="1">
       <w:numFmt w:val="bullet"/>
-      <w:lvlText w:val="o"/>
+      <w:lvlText w:val="–"/>
       <w:lvlJc w:val="left"/>
       <w:pPr>
-        <w:ind w:left="1440" w:hanging="360"/>
+        <w:ind w:left="1440" w:hanging="480"/>
       </w:pPr>
-      <w:rPr>
-        <w:rFonts w:ascii="Courier New" w:hAnsi="Courier New" w:cs="Courier New" w:hint="default"/>
-      </w:rPr>
     </w:lvl>
     <w:lvl w:ilvl="2">
       <w:numFmt w:val="bullet"/>
-      <w:lvlText w:val=""/>
+      <w:lvlText w:val="•"/>
       <w:lvlJc w:val="left"/>
       <w:pPr>
-        <w:ind w:left="2160" w:hanging="360"/>
+        <w:ind w:left="2160" w:hanging="480"/>
       </w:pPr>
-      <w:rPr>
-        <w:rFonts w:ascii="Wingdings" w:hAnsi="Wingdings" w:cs="Wingdings" w:hint="default"/>
-      </w:rPr>
     </w:lvl>
     <w:lvl w:ilvl="3">
       <w:numFmt w:val="bullet"/>
-      <w:lvlText w:val=""/>
+      <w:lvlText w:val="–"/>
       <w:lvlJc w:val="left"/>
       <w:pPr>
-        <w:ind w:left="2880" w:hanging="360"/>
+        <w:ind w:left="2880" w:hanging="480"/>
       </w:pPr>
-      <w:rPr>
-        <w:rFonts w:ascii="Symbol" w:hAnsi="Symbol" w:cs="Symbol" w:hint="default"/>
-      </w:rPr>
     </w:lvl>
     <w:lvl w:ilvl="4">
       <w:numFmt w:val="bullet"/>
-      <w:lvlText w:val="o"/>
+      <w:lvlText w:val="•"/>
       <w:lvlJc w:val="left"/>
       <w:pPr>
-        <w:ind w:left="3600" w:hanging="360"/>
+        <w:ind w:left="3600" w:hanging="480"/>
       </w:pPr>
-      <w:rPr>
-        <w:rFonts w:ascii="Courier New" w:hAnsi="Courier New" w:cs="Courier New" w:hint="default"/>
-      </w:rPr>
     </w:lvl>
     <w:lvl w:ilvl="5">
       <w:numFmt w:val="bullet"/>
-      <w:lvlText w:val=""/>
+      <w:lvlText w:val="–"/>
       <w:lvlJc w:val="left"/>
       <w:pPr>
-        <w:ind w:left="4320" w:hanging="360"/>
+        <w:ind w:left="4320" w:hanging="480"/>
       </w:pPr>
-      <w:rPr>
-        <w:rFonts w:ascii="Wingdings" w:hAnsi="Wingdings" w:cs="Wingdings" w:hint="default"/>
-      </w:rPr>
     </w:lvl>
     <w:lvl w:ilvl="6">
       <w:numFmt w:val="bullet"/>
-      <w:lvlText w:val=""/>
+      <w:lvlText w:val="•"/>
       <w:lvlJc w:val="left"/>
       <w:pPr>
-        <w:ind w:left="5040" w:hanging="360"/>
+        <w:ind w:left="5040" w:hanging="480"/>
       </w:pPr>
-      <w:rPr>
-        <w:rFonts w:ascii="Symbol" w:hAnsi="Symbol" w:cs="Symbol" w:hint="default"/>
-      </w:rPr>
     </w:lvl>
     <w:lvl w:ilvl="7">
       <w:numFmt w:val="bullet"/>
-      <w:lvlText w:val="o"/>
+      <w:lvlText w:val="–"/>
       <w:lvlJc w:val="left"/>
       <w:pPr>
-        <w:ind w:left="5760" w:hanging="360"/>
+        <w:ind w:left="5760" w:hanging="480"/>
       </w:pPr>
-      <w:rPr>
-        <w:rFonts w:ascii="Courier New" w:hAnsi="Courier New" w:cs="Courier New" w:hint="default"/>
-      </w:rPr>
     </w:lvl>
     <w:lvl w:ilvl="8">
       <w:numFmt w:val="bullet"/>
-      <w:lvlText w:val=""/>
+      <w:lvlText w:val="•"/>
       <w:lvlJc w:val="left"/>
       <w:pPr>
-        <w:ind w:left="6480" w:hanging="360"/>
+        <w:ind w:left="6480" w:hanging="480"/>
       </w:pPr>
-      <w:rPr>
-        <w:rFonts w:ascii="Wingdings" w:hAnsi="Wingdings" w:cs="Wingdings" w:hint="default"/>
-      </w:rPr>
     </w:lvl>
   </w:abstractNum>
   <w:num w:numId="1000">
@@ -6368,8 +6701,8 @@
     <w:name w:val="KeywordTok"/>
     <w:basedOn w:val="VerbatimChar"/>
     <w:rPr>
+      <w:color w:val="007020"/>
       <w:b/>
-      <w:color w:val="007020"/>
     </w:rPr>
   </w:style>
   <w:style w:type="character" w:customStyle="1" w:styleId="DataTypeTok">
@@ -6446,42 +6779,42 @@
     <w:name w:val="ImportTok"/>
     <w:basedOn w:val="VerbatimChar"/>
     <w:rPr>
+      <w:color w:val="008000"/>
       <w:b/>
-      <w:color w:val="008000"/>
     </w:rPr>
   </w:style>
   <w:style w:type="character" w:customStyle="1" w:styleId="CommentTok">
     <w:name w:val="CommentTok"/>
     <w:basedOn w:val="VerbatimChar"/>
     <w:rPr>
+      <w:color w:val="60a0b0"/>
       <w:i/>
-      <w:color w:val="60a0b0"/>
     </w:rPr>
   </w:style>
   <w:style w:type="character" w:customStyle="1" w:styleId="DocumentationTok">
     <w:name w:val="DocumentationTok"/>
     <w:basedOn w:val="VerbatimChar"/>
     <w:rPr>
+      <w:color w:val="ba2121"/>
       <w:i/>
-      <w:color w:val="ba2121"/>
     </w:rPr>
   </w:style>
   <w:style w:type="character" w:customStyle="1" w:styleId="AnnotationTok">
     <w:name w:val="AnnotationTok"/>
     <w:basedOn w:val="VerbatimChar"/>
     <w:rPr>
+      <w:color w:val="60a0b0"/>
       <w:b/>
       <w:i/>
-      <w:color w:val="60a0b0"/>
     </w:rPr>
   </w:style>
   <w:style w:type="character" w:customStyle="1" w:styleId="CommentVarTok">
     <w:name w:val="CommentVarTok"/>
     <w:basedOn w:val="VerbatimChar"/>
     <w:rPr>
+      <w:color w:val="60a0b0"/>
       <w:b/>
       <w:i/>
-      <w:color w:val="60a0b0"/>
     </w:rPr>
   </w:style>
   <w:style w:type="character" w:customStyle="1" w:styleId="OtherTok">
@@ -6509,8 +6842,8 @@
     <w:name w:val="ControlFlowTok"/>
     <w:basedOn w:val="VerbatimChar"/>
     <w:rPr>
+      <w:color w:val="007020"/>
       <w:b/>
-      <w:color w:val="007020"/>
     </w:rPr>
   </w:style>
   <w:style w:type="character" w:customStyle="1" w:styleId="OperatorTok">
@@ -6555,34 +6888,34 @@
     <w:name w:val="InformationTok"/>
     <w:basedOn w:val="VerbatimChar"/>
     <w:rPr>
+      <w:color w:val="60a0b0"/>
       <w:b/>
       <w:i/>
-      <w:color w:val="60a0b0"/>
     </w:rPr>
   </w:style>
   <w:style w:type="character" w:customStyle="1" w:styleId="WarningTok">
     <w:name w:val="WarningTok"/>
     <w:basedOn w:val="VerbatimChar"/>
     <w:rPr>
+      <w:color w:val="60a0b0"/>
       <w:b/>
       <w:i/>
-      <w:color w:val="60a0b0"/>
     </w:rPr>
   </w:style>
   <w:style w:type="character" w:customStyle="1" w:styleId="AlertTok">
     <w:name w:val="AlertTok"/>
     <w:basedOn w:val="VerbatimChar"/>
     <w:rPr>
+      <w:color w:val="ff0000"/>
       <w:b/>
-      <w:color w:val="ff0000"/>
     </w:rPr>
   </w:style>
   <w:style w:type="character" w:customStyle="1" w:styleId="ErrorTok">
     <w:name w:val="ErrorTok"/>
     <w:basedOn w:val="VerbatimChar"/>
     <w:rPr>
+      <w:color w:val="ff0000"/>
       <w:b/>
-      <w:color w:val="ff0000"/>
     </w:rPr>
   </w:style>
   <w:style w:type="character" w:customStyle="1" w:styleId="NormalTok">

--- a/output/Bergmann-CV-Complete.docx
+++ b/output/Bergmann-CV-Complete.docx
@@ -4395,6 +4395,36 @@
         <w:gridCol w:w="1941"/>
         <w:gridCol w:w="5978"/>
       </w:tblGrid>
+      <w:tr>
+        <w:tc>
+          <w:tcPr/>
+          <w:p>
+            <w:pPr>
+              <w:pStyle w:val="Compact"/>
+              <w:jc w:val="left"/>
+            </w:pPr>
+            <w:r>
+              <w:rPr>
+                <w:bCs/>
+                <w:b/>
+              </w:rPr>
+              <w:t xml:space="preserve">2026</w:t>
+            </w:r>
+          </w:p>
+        </w:tc>
+        <w:tc>
+          <w:tcPr/>
+          <w:p>
+            <w:pPr>
+              <w:pStyle w:val="Compact"/>
+              <w:jc w:val="left"/>
+            </w:pPr>
+            <w:r>
+              <w:t xml:space="preserve">Reviewer, NeurIPS Creative AI Track 2026: Agency, Thirty-Ninth Conference on Neural Information Processing Systems</w:t>
+            </w:r>
+          </w:p>
+        </w:tc>
+      </w:tr>
       <w:tr>
         <w:tc>
           <w:tcPr/>
